--- a/CSDS/A/CSDS-A-A9/14.RESULTS.docx
+++ b/CSDS/A/CSDS-A-A9/14.RESULTS.docx
@@ -406,7 +406,7 @@
     </w:p>
     <w:p>
       <w:r>
-        <w:t xml:space="preserve">All results in this section were produced by </w:t>
+        <w:t xml:space="preserve">The results in this section were produced by </w:t>
       </w:r>
       <w:r>
         <w:rPr>
@@ -416,7 +416,30 @@
         <w:t>scripts/run_experiments.py</w:t>
       </w:r>
       <w:r>
-        <w:t xml:space="preserve"> on the development machine and are stored in </w:t>
+        <w:t xml:space="preserve">, </w:t>
+      </w:r>
+      <w:r>
+        <w:rPr>
+          <w:rFonts w:ascii="Courier New" w:eastAsia="Courier New" w:hAnsi="Courier New" w:cs="Courier New"/>
+          <w:sz w:val="21"/>
+        </w:rPr>
+        <w:t>scripts/run_synthetic_corpus.py</w:t>
+      </w:r>
+      <w:r>
+        <w:t xml:space="preserve"> and </w:t>
+      </w:r>
+      <w:r>
+        <w:rPr>
+          <w:rFonts w:ascii="Courier New" w:eastAsia="Courier New" w:hAnsi="Courier New" w:cs="Courier New"/>
+          <w:sz w:val="21"/>
+        </w:rPr>
+        <w:t>scripts/run_neural_experiment.py</w:t>
+      </w:r>
+      <w:r>
+        <w:t xml:space="preserve"> on the developme</w:t>
+      </w:r>
+      <w:r>
+        <w:t xml:space="preserve">nt machine and are stored in </w:t>
       </w:r>
       <w:r>
         <w:rPr>
@@ -432,13 +455,7 @@
         <w:rPr>
           <w:i/>
         </w:rPr>
-        <w:t>p</w:t>
-      </w:r>
-      <w:r>
-        <w:rPr>
-          <w:i/>
-        </w:rPr>
-        <w:t>erplexity</w:t>
+        <w:t>perplexity</w:t>
       </w:r>
       <w:r>
         <w:t xml:space="preserve"> and </w:t>
@@ -459,22 +476,22 @@
         <w:t>membership AUC</w:t>
       </w:r>
       <w:r>
-        <w:t xml:space="preserve"> is the loss-based attack of Chapter 6 (a client's five records against five fixed non-member sentences, so its resolution is 0.04), and </w:t>
+        <w:t xml:space="preserve"> is the loss-based attack of Chapter 6 (a client's five records against five fix</w:t>
+      </w:r>
+      <w:r>
+        <w:t xml:space="preserve">ed non-member sentences, so its resolution is 0.04), and </w:t>
       </w:r>
       <w:r>
         <w:rPr>
           <w:i/>
         </w:rPr>
-        <w:t>utility reten</w:t>
-      </w:r>
-      <w:r>
-        <w:rPr>
-          <w:i/>
-        </w:rPr>
-        <w:t>tion</w:t>
-      </w:r>
-      <w:r>
-        <w:t xml:space="preserve"> is the utility score after removal divided by the score before, capped at 100 %.</w:t>
+        <w:t>utility retention</w:t>
+      </w:r>
+      <w:r>
+        <w:t xml:space="preserve"> is the utility score after removal divided by the score before, capped at 100 %. The last two subsections extend the study with synthetic data: a larger corpus on the real engine, a</w:t>
+      </w:r>
+      <w:r>
+        <w:t>nd a small neural model.</w:t>
       </w:r>
     </w:p>
     <w:p>
@@ -487,10 +504,10 @@
     </w:p>
     <w:p>
       <w:r>
-        <w:t>With seed 2026, clip norm 25, noise multiplier 3 and δ = 1e-5 the trained model has ε = 1.6149, perplexity 130.22 and nex</w:t>
-      </w:r>
-      <w:r>
-        <w:t xml:space="preserve">t-character accuracy 5.09 % (utility 0.0926; training took 5.4 ms). A model that spread probability evenly over the 32 symbols it can emit would have perplexity 32, so the trained model is </w:t>
+        <w:t>With seed 2026, clip norm 25, noise multiplier 3 and δ = 1e-5 the trained model has ε = 1.6149, perplexity 130.22 and next-character accuracy 5.09 % (utility 0.0926; training took 5.</w:t>
+      </w:r>
+      <w:r>
+        <w:t xml:space="preserve">4 ms). A model that spread probability evenly over the 32 symbols it can emit would have perplexity 32, so the trained model is </w:t>
       </w:r>
       <w:r>
         <w:rPr>
@@ -499,10 +516,7 @@
         <w:t>worse than uniform</w:t>
       </w:r>
       <w:r>
-        <w:t>. The table gives the result of removing each cli</w:t>
-      </w:r>
-      <w:r>
-        <w:t>ent in turn from a freshly trained model.</w:t>
+        <w:t>. The table gives the result of removing each client in turn from a freshly trained model.</w:t>
       </w:r>
     </w:p>
     <w:p>
@@ -510,7 +524,11 @@
         <w:pStyle w:val="TableCaption"/>
       </w:pPr>
       <w:r>
-        <w:t>Table 1: Removing each client from the default model (seed 2026)</w:t>
+        <w:lastRenderedPageBreak/>
+        <w:t xml:space="preserve">Table 1: Removing </w:t>
+      </w:r>
+      <w:r>
+        <w:t>each client from the default model (seed 2026)</w:t>
       </w:r>
     </w:p>
     <w:tbl>
@@ -812,7 +830,6 @@
               <w:rPr>
                 <w:sz w:val="17"/>
               </w:rPr>
-              <w:lastRenderedPageBreak/>
               <w:t>Client 02 (Healthcare)</w:t>
             </w:r>
           </w:p>
@@ -1358,16 +1375,13 @@
     </w:p>
     <w:p>
       <w:r>
-        <w:t>All five requests are CERTIF</w:t>
-      </w:r>
-      <w:r>
-        <w:t>IED and the reference distance is of the order of 1e-14 (largest 2.79e-14). Utility retention is between 93.65 % and 98.76 % (mean 96.71 %). The two lowest values, Finance and Travel, are the two cases in which next-character accuracy fell from 5.09 % to 4</w:t>
-      </w:r>
-      <w:r>
-        <w:t>.36 %, that is by two correct predictions out of 275 characters; the retention figure is therefore dominated by a tiny accuracy count. The membership AUC values (0.04 to 0.48 before removal) scatter on both sides of 0.5: with ten sentences and a noisy mode</w:t>
-      </w:r>
-      <w:r>
-        <w:t>l they carry no signal about membership.</w:t>
+        <w:t xml:space="preserve">All five requests are CERTIFIED and the reference distance is of the order of 1e-14 </w:t>
+      </w:r>
+      <w:r>
+        <w:t>(largest 2.79e-14). Utility retention is between 93.65 % and 98.76 % (mean 96.71 %). The two lowest values, Finance and Travel, are the two cases in which next-character accuracy fell from 5.09 % to 4.36 %, that is by two correct predictions out of 275 cha</w:t>
+      </w:r>
+      <w:r>
+        <w:t>racters; the retention figure is therefore dominated by a tiny accuracy count. The membership AUC values (0.04 to 0.48 before removal) scatter on both sides of 0.5: with ten sentences and a noisy model they carry no signal about membership.</w:t>
       </w:r>
     </w:p>
     <w:p>
@@ -1375,15 +1389,15 @@
         <w:pStyle w:val="Heading3"/>
       </w:pPr>
       <w:r>
-        <w:t>1.2  Fifty seeds: how stable is the default result?</w:t>
+        <w:t>1.2  Fifty seed</w:t>
+      </w:r>
+      <w:r>
+        <w:t>s: how stable is the default result?</w:t>
       </w:r>
     </w:p>
     <w:p>
       <w:r>
-        <w:t xml:space="preserve">To separate the behaviour of the method from the luck of one noise draw, the procedure was repeated for 50 noise seeds and for all five clients, giving 250 </w:t>
-      </w:r>
-      <w:r>
-        <w:t>unlearning requests.</w:t>
+        <w:t>To separate the behaviour of the method from the luck of one noise draw, the procedure was repeated for 50 noise seeds and for all five clients, giving 250 unlearning requests.</w:t>
       </w:r>
     </w:p>
     <w:p>
@@ -1391,7 +1405,10 @@
         <w:pStyle w:val="TableCaption"/>
       </w:pPr>
       <w:r>
-        <w:t>Table 2: Fifty-seed study with the default configuration</w:t>
+        <w:t>Table 2: Fifty-seed study with the default</w:t>
+      </w:r>
+      <w:r>
+        <w:t xml:space="preserve"> configuration</w:t>
       </w:r>
     </w:p>
     <w:tbl>
@@ -1710,13 +1727,7 @@
               <w:rPr>
                 <w:sz w:val="19"/>
               </w:rPr>
-              <w:t xml:space="preserve">Perplexity after </w:t>
-            </w:r>
-            <w:r>
-              <w:rPr>
-                <w:sz w:val="19"/>
-              </w:rPr>
-              <w:t>removal (250 requests)</w:t>
+              <w:t>Perplexity after removal (250 requests)</w:t>
             </w:r>
           </w:p>
         </w:tc>
@@ -1807,7 +1818,13 @@
               <w:rPr>
                 <w:sz w:val="19"/>
               </w:rPr>
-              <w:t>Membership AUC before removal</w:t>
+              <w:t xml:space="preserve">Membership AUC </w:t>
+            </w:r>
+            <w:r>
+              <w:rPr>
+                <w:sz w:val="19"/>
+              </w:rPr>
+              <w:t>before removal</w:t>
             </w:r>
           </w:p>
         </w:tc>
@@ -2212,15 +2229,18 @@
         <w:pStyle w:val="FigureCaption"/>
       </w:pPr>
       <w:r>
-        <w:t>Fig. 2: Membership AUC and public-set perplexity before and after removal over 250 requests (mean +/- standard deviation)</w:t>
+        <w:t>Fig. 2: Membership AUC and public-set perplexity before and</w:t>
+      </w:r>
+      <w:r>
+        <w:t xml:space="preserve"> after removal over 250 requests (mean +/- standard deviation)</w:t>
       </w:r>
     </w:p>
     <w:p>
       <w:r>
-        <w:t>250 of 250 requests are CERTIFIED, none falls below the 70 % retention floor (the minimum is 79.9 %) and the largest reference dista</w:t>
-      </w:r>
-      <w:r>
-        <w:t xml:space="preserve">nce is 3.25e-14. These numbers are stable, but what they stabilise is the </w:t>
+        <w:t>250 of 250 requests are CERTIFIED, none falls below the 70 % retention floor (the minimum is 79.9 %) and the largest reference distance is 3.25e-14. These numbers are stable, but what they stab</w:t>
+      </w:r>
+      <w:r>
+        <w:t xml:space="preserve">ilise is the </w:t>
       </w:r>
       <w:r>
         <w:rPr>
@@ -2229,13 +2249,13 @@
         <w:t>bookkeeping</w:t>
       </w:r>
       <w:r>
-        <w:t>. The informative result is the membership AUC: 0.524 before removal, which is chance, and 0.495 after, a mean change of only -0.029. At the default noise the attacker lea</w:t>
-      </w:r>
-      <w:r>
-        <w:t xml:space="preserve">rns nothing about a client either before or after the removal, so the experiment has no leakage to show disappearing. The perplexity of about 142 (range 82 to 216) confirms that the aggregate is noise-dominated: the expected noise vector has an L2 norm of </w:t>
-      </w:r>
-      <w:r>
-        <w:t>2475, while a clipped client update has norm 25 (about 1 % of the noise).</w:t>
+        <w:t>. The informative result is the membership AUC: 0.524 before removal, which is chance, and 0.495 after, a mean change of only -0.029. At the default noise the attacker learns nothing about a client either before or after the removal</w:t>
+      </w:r>
+      <w:r>
+        <w:t>, so the experiment has no leakage to show disappearing. The perplexity of about 142 (range 82 to 216) confirms that the aggregate is noise-dominated: the expected noise vector has an L2 norm of 2475, while a clipped client update has norm 25 (about 1 % of</w:t>
+      </w:r>
+      <w:r>
+        <w:t xml:space="preserve"> the noise).</w:t>
       </w:r>
     </w:p>
     <w:p>
@@ -2248,10 +2268,10 @@
     </w:p>
     <w:p>
       <w:r>
-        <w:t>The noise multiplier σ was varied from 0.001 to 10 (20 seeds, five clients each, 100 requests per value). The reported ε follows the e</w:t>
-      </w:r>
-      <w:r>
-        <w:t>ngine's formula ε = sqrt(2 ln(1.25/δ)) / σ with δ = 1e-5, so ε = 4.8448 / σ.</w:t>
+        <w:t xml:space="preserve">The noise multiplier σ was varied from 0.001 to 10 (20 seeds, five clients each, 100 requests per value). The reported ε follows the engine's formula ε = sqrt(2 ln(1.25/δ)) / σ with δ = 1e-5, so </w:t>
+      </w:r>
+      <w:r>
+        <w:t>ε = 4.8448 / σ.</w:t>
       </w:r>
     </w:p>
     <w:p>
@@ -2612,13 +2632,7 @@
               <w:rPr>
                 <w:sz w:val="18"/>
               </w:rPr>
-              <w:t>24.5</w:t>
-            </w:r>
-            <w:r>
-              <w:rPr>
-                <w:sz w:val="18"/>
-              </w:rPr>
-              <w:t xml:space="preserve"> %</w:t>
+              <w:t>24.5 %</w:t>
             </w:r>
           </w:p>
         </w:tc>
@@ -3618,7 +3632,13 @@
               <w:rPr>
                 <w:sz w:val="18"/>
               </w:rPr>
-              <w:t>3.4 %</w:t>
+              <w:t>3.4</w:t>
+            </w:r>
+            <w:r>
+              <w:rPr>
+                <w:sz w:val="18"/>
+              </w:rPr>
+              <w:t xml:space="preserve"> %</w:t>
             </w:r>
           </w:p>
         </w:tc>
@@ -3983,18 +4003,18 @@
         <w:pStyle w:val="FigureCaption"/>
       </w:pPr>
       <w:r>
-        <w:t xml:space="preserve">Fig. 3: Perplexity and next-character accuracy against the noise multiplier (dotted lines: </w:t>
-      </w:r>
-      <w:r>
-        <w:t>default σ = 3 and the ε &lt; 1 boundary at σ = 4.85)</w:t>
+        <w:t>Fig. 3: Perplexity and next-character accuracy against the noise multiplier (dotted lines: default σ = 3 and the ε &lt; 1 boundary at σ = 4.85)</w:t>
       </w:r>
     </w:p>
     <w:p>
       <w:r>
-        <w:t>Three regimes are visible. For σ &lt;= 0.1 (ε &gt;= 48) the model is a useful bigram model: perplexity 12.5 to 16.3, accuracy about 24 %, and the membership attack works (AUC 0.86 to 0.99 before removal). For 0.3</w:t>
-      </w:r>
-      <w:r>
-        <w:t xml:space="preserve"> &lt;= σ &lt;= 1 quality degrades quickly (perplexity 27 to 66, accuracy 15 % to 5 %). From σ = 2 upward the model is no better than noise; at the default σ = 3 perplexity is 145 against 32 for a uniform model, and at σ = 10 it is 305.</w:t>
+        <w:t xml:space="preserve">Three regimes </w:t>
+      </w:r>
+      <w:r>
+        <w:t>are visible. For σ &lt;= 0.1 (ε &gt;= 48) the model is a useful bigram model: perplexity 12.5 to 16.3, accuracy about 24 %, and the membership attack works (AUC 0.86 to 0.99 before removal). For 0.3 &lt;= σ &lt;= 1 quality degrades quickly (perplexity 27 to 66, accura</w:t>
+      </w:r>
+      <w:r>
+        <w:t>cy 15 % to 5 %). From σ = 2 upward the model is no better than noise; at the default σ = 3 perplexity is 145 against 32 for a uniform model, and at σ = 10 it is 305.</w:t>
       </w:r>
     </w:p>
     <w:p>
@@ -4049,21 +4069,21 @@
         <w:pStyle w:val="FigureCaption"/>
       </w:pPr>
       <w:r>
-        <w:t>Fig. 4: Membership AUC b</w:t>
-      </w:r>
-      <w:r>
-        <w:t>efore and after removal against the noise multiplier (error bars: standard error)</w:t>
+        <w:t>Fig. 4: Membership AUC before and after removal against the noise multiplier (error bars</w:t>
+      </w:r>
+      <w:r>
+        <w:t>: standard error)</w:t>
       </w:r>
     </w:p>
     <w:p>
       <w:r>
-        <w:t xml:space="preserve">The attack gives the second half of the story. Where there is something to find (small σ) the removal clearly works: the mean AUC drops from 0.992 to 0.542 at σ = 0.001 and </w:t>
-      </w:r>
-      <w:r>
-        <w:t>from 0.856 to 0.550 at σ = 0.1. Where the noise is large the attack is already at 0.52 to 0.55 before removal, so unlearning has nothing to remove. A privacy-preserving noise level and a measurable forgetting effect are therefore mutually exclusive in this</w:t>
-      </w:r>
-      <w:r>
-        <w:t xml:space="preserve"> configuration: the noise that makes the leakage invisible also makes the removal invisible.</w:t>
+        <w:t xml:space="preserve">The attack gives the second half of the story. Where there is something to find (small σ) the removal clearly works: the mean AUC drops from 0.992 to 0.542 at σ = 0.001 and from 0.856 to 0.550 at σ = 0.1. Where the noise is large the </w:t>
+      </w:r>
+      <w:r>
+        <w:t>attack is already at 0.52 to 0.55 before removal, so unlearning has nothing to remove. A privacy-preserving noise level and a measurable forgetting effect are therefore mutually exclusive in this configuration: the noise that makes the leakage invisible al</w:t>
+      </w:r>
+      <w:r>
+        <w:t>so makes the removal invisible.</w:t>
       </w:r>
     </w:p>
     <w:p>
@@ -4124,10 +4144,10 @@
     </w:p>
     <w:p>
       <w:r>
-        <w:t>The classical one-shot Gaussian bound is valid for ε &lt; 1, which nee</w:t>
-      </w:r>
-      <w:r>
-        <w:t>ds σ &gt; 4.84. At σ = 4.85 the model has perplexity 198 and accuracy 3.4 %. At the default σ = 3, the reported ε = 1.6149 lies outside the range for which that bound is proved. There is no point on the curve that is both inside the proven range and useful.</w:t>
+        <w:t>The classical one-shot Gaussian bound is valid for ε &lt; 1, which needs σ &gt; 4.84. At σ = 4.85 the model has perplexity 198 and acc</w:t>
+      </w:r>
+      <w:r>
+        <w:t>uracy 3.4 %. At the default σ = 3, the reported ε = 1.6149 lies outside the range for which that bound is proved. There is no point on the curve that is both inside the proven range and useful.</w:t>
       </w:r>
     </w:p>
     <w:p>
@@ -4143,7 +4163,10 @@
         <w:pStyle w:val="TableCaption"/>
       </w:pPr>
       <w:r>
-        <w:t>Table 4: Removal with σ = 1e-6 (essentially no noise)</w:t>
+        <w:t>Table 4: R</w:t>
+      </w:r>
+      <w:r>
+        <w:t>emoval with σ = 1e-6 (essentially no noise)</w:t>
       </w:r>
     </w:p>
     <w:tbl>
@@ -4368,13 +4391,7 @@
               <w:rPr>
                 <w:sz w:val="19"/>
               </w:rPr>
-              <w:t xml:space="preserve">1.00 → </w:t>
-            </w:r>
-            <w:r>
-              <w:rPr>
-                <w:sz w:val="19"/>
-              </w:rPr>
-              <w:t>0.88</w:t>
+              <w:t>1.00 → 0.88</w:t>
             </w:r>
           </w:p>
         </w:tc>
@@ -4681,20 +4698,17 @@
     </w:p>
     <w:p>
       <w:r>
-        <w:t xml:space="preserve">To check that removal itself works, the noise </w:t>
-      </w:r>
-      <w:r>
-        <w:t xml:space="preserve">was effectively switched off. The attack then separates a client's records from non-members almost perfectly (mean AUC 0.992), and after </w:t>
+        <w:t xml:space="preserve">To check that removal itself works, the noise was effectively switched off. The attack then separates a </w:t>
+      </w:r>
+      <w:r>
+        <w:t xml:space="preserve">client's records from non-members almost perfectly (mean AUC 0.992), and after </w:t>
       </w:r>
       <w:r>
         <w:lastRenderedPageBreak/>
-        <w:t>subtraction it falls to 0.544, close to chance; the mean per-character loss on the removed client's own sentences rises</w:t>
-      </w:r>
-      <w:r>
-        <w:t xml:space="preserve"> from 2.421 to 2.619. Individual AUCs after removal range from 0.20 to 0.88 because the attack uses only ten sentences. This is the evidence that subtracting the stored update really removes the client's statistical footprint from the model, and it is the </w:t>
-      </w:r>
-      <w:r>
-        <w:t>experiment that the default configuration cannot provide.</w:t>
+        <w:t xml:space="preserve">subtraction it falls to 0.544, close to chance; the mean per-character loss on the removed client's own sentences rises from 2.421 to 2.619. Individual AUCs after removal range </w:t>
+      </w:r>
+      <w:r>
+        <w:t>from 0.20 to 0.88 because the attack uses only ten sentences. This is the evidence that subtracting the stored update really removes the client's statistical footprint from the model, and it is the experiment that the default configuration cannot provide.</w:t>
       </w:r>
     </w:p>
     <w:p>
@@ -4713,16 +4727,13 @@
         <w:rPr>
           <w:i/>
         </w:rPr>
-        <w:t>and the s</w:t>
-      </w:r>
-      <w:r>
-        <w:rPr>
-          <w:i/>
-        </w:rPr>
-        <w:t>ame stored noise</w:t>
-      </w:r>
-      <w:r>
-        <w:t xml:space="preserve">; the two sides share every input, so their distance is zero up to rounding by construction. A real retraining would draw new noise. The experiment </w:t>
+        <w:t>and the same stored noise</w:t>
+      </w:r>
+      <w:r>
+        <w:t>; the two sides share every input, so thei</w:t>
+      </w:r>
+      <w:r>
+        <w:t xml:space="preserve">r distance is zero up to rounding by construction. A real retraining would draw new noise. The experiment </w:t>
       </w:r>
       <w:r>
         <w:rPr>
@@ -4732,10 +4743,10 @@
         <w:t>gold_retrain</w:t>
       </w:r>
       <w:r>
-        <w:t xml:space="preserve"> therefore compares each unlearned model with models retrained on the retained c</w:t>
-      </w:r>
-      <w:r>
-        <w:t>lients with independent noise (200 pairs for each σ), and compares two independent retrainings with each other as the yardstick for how far two honest runs differ.</w:t>
+        <w:t xml:space="preserve"> therefore compares each unlearned model with models retrained on the retained clients with independent noise (200 pairs for each σ), and </w:t>
+      </w:r>
+      <w:r>
+        <w:t>compares two independent retrainings with each other as the yardstick for how far two honest runs differ.</w:t>
       </w:r>
     </w:p>
     <w:p>
@@ -4801,33 +4812,33 @@
                 <w:b/>
                 <w:sz w:val="17"/>
               </w:rPr>
-              <w:t>L2: u</w:t>
-            </w:r>
+              <w:t>L2: unlearned vs fresh retrain</w:t>
+            </w:r>
+          </w:p>
+        </w:tc>
+        <w:tc>
+          <w:tcPr>
+            <w:tcW w:w="1957" w:type="dxa"/>
+            <w:shd w:val="clear" w:color="auto" w:fill="D9E2F3"/>
+          </w:tcPr>
+          <w:p>
+            <w:pPr>
+              <w:spacing w:before="40" w:line="240" w:lineRule="auto"/>
+              <w:jc w:val="center"/>
+            </w:pPr>
             <w:r>
               <w:rPr>
                 <w:b/>
                 <w:sz w:val="17"/>
               </w:rPr>
-              <w:t>nlearned vs fresh retrain</w:t>
-            </w:r>
-          </w:p>
-        </w:tc>
-        <w:tc>
-          <w:tcPr>
-            <w:tcW w:w="1957" w:type="dxa"/>
-            <w:shd w:val="clear" w:color="auto" w:fill="D9E2F3"/>
-          </w:tcPr>
-          <w:p>
-            <w:pPr>
-              <w:spacing w:before="40" w:line="240" w:lineRule="auto"/>
-              <w:jc w:val="center"/>
-            </w:pPr>
+              <w:t>L2: fresh retrain vs fresh retra</w:t>
+            </w:r>
             <w:r>
               <w:rPr>
                 <w:b/>
                 <w:sz w:val="17"/>
               </w:rPr>
-              <w:t>L2: fresh retrain vs fresh retrain</w:t>
+              <w:t>in</w:t>
             </w:r>
           </w:p>
         </w:tc>
@@ -5163,21 +5174,24 @@
         <w:pStyle w:val="FigureCaption"/>
       </w:pPr>
       <w:r>
-        <w:t>Fig. 7: Distance between the unlearned model and a fresh retrain, compared with the distance between two fresh retrains</w:t>
+        <w:t xml:space="preserve">Fig. 7: Distance between the unlearned model and a fresh </w:t>
+      </w:r>
+      <w:r>
+        <w:t>retrain, compared with the distance between two fresh retrains</w:t>
       </w:r>
     </w:p>
     <w:p>
       <w:r>
-        <w:t>At σ = 3 the unlearned model is 875.3 away from a fresh retrain and two fresh retrains are 881.4 apart; at σ = 0.5 the figures are 145.9</w:t>
-      </w:r>
-      <w:r>
-        <w:t xml:space="preserve"> and 146.9. The unlearned model is therefore exactly as far from a retrained model as retrained models are from each other: the distance is the injected noise, and the unlearned model behaves like one more retrained model. Perplexity and accuracy agree to </w:t>
-      </w:r>
-      <w:r>
-        <w:t>within the noise (167 against 153 at σ = 3, 46.0 against 44.6 at σ = 0.5), and the membership AUC of the unlearned model is, if anything, closer to chance than that of the retrained model (0.481 against 0.552 at σ = 3). This is the evidence that the unlear</w:t>
-      </w:r>
-      <w:r>
-        <w:t>ned model is distributed like a retrained one, which the 1e-14 reference distance does not demonstrate on its own.</w:t>
+        <w:t>At σ = 3 the unlearned model is 875.3 away from a fresh retrain and two fresh retrains are 881.4 apart; at σ = 0.5 the figures are 145.9 and 146.9. The unlearned model is therefore exactly as f</w:t>
+      </w:r>
+      <w:r>
+        <w:t xml:space="preserve">ar from a retrained model as retrained models are from each other: the distance is the injected noise, and the unlearned model behaves like one more retrained model. Perplexity and accuracy agree to within the noise (167 against 153 at σ = 3, 46.0 against </w:t>
+      </w:r>
+      <w:r>
+        <w:t xml:space="preserve">44.6 at σ = 0.5), and the membership AUC of the unlearned model is, if anything, closer to chance than that of the retrained model (0.481 against 0.552 at σ = 3). This is the evidence that the unlearned model is distributed like a retrained one, which the </w:t>
+      </w:r>
+      <w:r>
+        <w:t>1e-14 reference distance does not demonstrate on its own.</w:t>
       </w:r>
     </w:p>
     <w:p>
@@ -5329,14 +5343,7 @@
                 <w:b/>
                 <w:sz w:val="19"/>
               </w:rPr>
-              <w:t>Retent</w:t>
-            </w:r>
-            <w:r>
-              <w:rPr>
-                <w:b/>
-                <w:sz w:val="19"/>
-              </w:rPr>
-              <w:t>ion %</w:t>
+              <w:t>Retention %</w:t>
             </w:r>
           </w:p>
         </w:tc>
@@ -6043,21 +6050,2824 @@
         <w:pStyle w:val="FigureCaption"/>
       </w:pPr>
       <w:r>
-        <w:t xml:space="preserve">Fig. 8: Perplexity and accuracy as clients are </w:t>
-      </w:r>
-      <w:r>
-        <w:t>removed one after another</w:t>
+        <w:t>Fig. 8: Perplexity and accuracy as clients are removed one after another</w:t>
       </w:r>
     </w:p>
     <w:p>
       <w:r>
-        <w:t>All four removals are CERTIFIED and the ledger verifies afterwards ("Verified 5 audit record(s)"). Perplexity rises from 130 to 303 as the five clients are reduced to one: the noise vector is unchanged while the aggregate is divid</w:t>
-      </w:r>
-      <w:r>
-        <w:t>ed by a smaller client count, so the relative weight of the noise grows. Removing the fifth client is refused with "At least one client must remain in the model". Retention values remain above 93 % at every step because each is measured against the previou</w:t>
-      </w:r>
-      <w:r>
-        <w:t>s model, which is already poor.</w:t>
+        <w:t xml:space="preserve">All four removals are </w:t>
+      </w:r>
+      <w:r>
+        <w:t>CERTIFIED and the ledger verifies afterwards ("Verified 5 audit record(s)"). Perplexity rises from 130 to 303 as the five clients are reduced to one: the noise vector is unchanged while the aggregate is divided by a smaller client count, so the relative we</w:t>
+      </w:r>
+      <w:r>
+        <w:t>ight of the noise grows. Removing the fifth client is refused with "At least one client must remain in the model". Retention values remain above 93 % at every step because each is measured against the previous model, which is already poor.</w:t>
+      </w:r>
+    </w:p>
+    <w:p>
+      <w:pPr>
+        <w:pStyle w:val="Heading3"/>
+      </w:pPr>
+      <w:r>
+        <w:t>1.7  Synthetic-c</w:t>
+      </w:r>
+      <w:r>
+        <w:t>orpus study: more data, larger federations</w:t>
+      </w:r>
+    </w:p>
+    <w:p>
+      <w:r>
+        <w:t xml:space="preserve">The 25-sentence corpus is too small for the bigram model to learn and gives the membership attack only five members. </w:t>
+      </w:r>
+      <w:r>
+        <w:rPr>
+          <w:rFonts w:ascii="Courier New" w:eastAsia="Courier New" w:hAnsi="Courier New" w:cs="Courier New"/>
+          <w:sz w:val="21"/>
+        </w:rPr>
+        <w:t>scripts/run_synthetic_corpus.py</w:t>
+      </w:r>
+      <w:r>
+        <w:t xml:space="preserve"> therefore generates a seeded synthetic corpus (a template gramma</w:t>
+      </w:r>
+      <w:r>
+        <w:t xml:space="preserve">r with per-domain vocabularies, 20 domains) with 200 training sentences and 200 held-out sentences per client plus a 300-sentence public set, and runs the real engine classes on it. Two attacks are used: </w:t>
+      </w:r>
+      <w:r>
+        <w:rPr>
+          <w:i/>
+        </w:rPr>
+        <w:t>sentence-level</w:t>
+      </w:r>
+      <w:r>
+        <w:t xml:space="preserve"> (a client's training sentences agains</w:t>
+      </w:r>
+      <w:r>
+        <w:t xml:space="preserve">t its own held-out sentences, which measures memorisation) and </w:t>
+      </w:r>
+      <w:r>
+        <w:rPr>
+          <w:i/>
+        </w:rPr>
+        <w:t>domain-level</w:t>
+      </w:r>
+      <w:r>
+        <w:t xml:space="preserve"> (its training sentences against other clients' held-out sentences, which measures leakage of what the client's data is about); their resolution is 5e-5.</w:t>
+      </w:r>
+    </w:p>
+    <w:p>
+      <w:r>
+        <w:rPr>
+          <w:b/>
+        </w:rPr>
+        <w:t>Clip norm.</w:t>
+      </w:r>
+      <w:r>
+        <w:t xml:space="preserve"> The raw update n</w:t>
+      </w:r>
+      <w:r>
+        <w:t>orm of a 200-sentence client has median 1,239 (range 1,178 to 1,408), so the product's C = 25 scales every update by 0.020, about 50 times down. Without noise this costs utility (perplexity 11.1 at C = 25 against 8.8 at the median norm, because the fixed s</w:t>
+      </w:r>
+      <w:r>
+        <w:t xml:space="preserve">moothing constant then dominates the shrunken counts); with noise the small C seems to </w:t>
+      </w:r>
+      <w:r>
+        <w:lastRenderedPageBreak/>
+        <w:t>help (perplexity 33.5 against 92.8 at σ = 1) only because it flattens the predictions: accuracy is identical (19.3 %). The study therefore uses C = median norm, the sett</w:t>
+      </w:r>
+      <w:r>
+        <w:t>ing that preserves the signal.</w:t>
+      </w:r>
+    </w:p>
+    <w:p>
+      <w:pPr>
+        <w:pStyle w:val="TableCaption"/>
+      </w:pPr>
+      <w:r>
+        <w:t>Table 7: Synthetic-corpus study, 10 clients, 200 sentences each (50 requests per row)</w:t>
+      </w:r>
+    </w:p>
+    <w:tbl>
+      <w:tblPr>
+        <w:tblStyle w:val="TableGrid"/>
+        <w:tblW w:w="0" w:type="auto"/>
+        <w:jc w:val="center"/>
+        <w:tblLook w:val="04A0" w:firstRow="1" w:lastRow="0" w:firstColumn="1" w:lastColumn="0" w:noHBand="0" w:noVBand="1"/>
+      </w:tblPr>
+      <w:tblGrid>
+        <w:gridCol w:w="932"/>
+        <w:gridCol w:w="1118"/>
+        <w:gridCol w:w="1491"/>
+        <w:gridCol w:w="2236"/>
+        <w:gridCol w:w="2422"/>
+        <w:gridCol w:w="1118"/>
+      </w:tblGrid>
+      <w:tr>
+        <w:trPr>
+          <w:cantSplit/>
+          <w:tblHeader/>
+          <w:jc w:val="center"/>
+        </w:trPr>
+        <w:tc>
+          <w:tcPr>
+            <w:tcW w:w="932" w:type="dxa"/>
+            <w:shd w:val="clear" w:color="auto" w:fill="D9E2F3"/>
+          </w:tcPr>
+          <w:p>
+            <w:pPr>
+              <w:spacing w:before="40" w:line="240" w:lineRule="auto"/>
+              <w:jc w:val="center"/>
+            </w:pPr>
+            <w:r>
+              <w:rPr>
+                <w:b/>
+                <w:sz w:val="18"/>
+              </w:rPr>
+              <w:t>σ</w:t>
+            </w:r>
+          </w:p>
+        </w:tc>
+        <w:tc>
+          <w:tcPr>
+            <w:tcW w:w="1118" w:type="dxa"/>
+            <w:shd w:val="clear" w:color="auto" w:fill="D9E2F3"/>
+          </w:tcPr>
+          <w:p>
+            <w:pPr>
+              <w:spacing w:before="40" w:line="240" w:lineRule="auto"/>
+              <w:jc w:val="center"/>
+            </w:pPr>
+            <w:r>
+              <w:rPr>
+                <w:b/>
+                <w:sz w:val="18"/>
+              </w:rPr>
+              <w:t>ε</w:t>
+            </w:r>
+          </w:p>
+        </w:tc>
+        <w:tc>
+          <w:tcPr>
+            <w:tcW w:w="1491" w:type="dxa"/>
+            <w:shd w:val="clear" w:color="auto" w:fill="D9E2F3"/>
+          </w:tcPr>
+          <w:p>
+            <w:pPr>
+              <w:spacing w:before="40" w:line="240" w:lineRule="auto"/>
+              <w:jc w:val="center"/>
+            </w:pPr>
+            <w:r>
+              <w:rPr>
+                <w:b/>
+                <w:sz w:val="18"/>
+              </w:rPr>
+              <w:t>Perplexity</w:t>
+            </w:r>
+          </w:p>
+        </w:tc>
+        <w:tc>
+          <w:tcPr>
+            <w:tcW w:w="2236" w:type="dxa"/>
+            <w:shd w:val="clear" w:color="auto" w:fill="D9E2F3"/>
+          </w:tcPr>
+          <w:p>
+            <w:pPr>
+              <w:spacing w:before="40" w:line="240" w:lineRule="auto"/>
+              <w:jc w:val="center"/>
+            </w:pPr>
+            <w:r>
+              <w:rPr>
+                <w:b/>
+                <w:sz w:val="18"/>
+              </w:rPr>
+              <w:t>Domain-level AUC</w:t>
+            </w:r>
+          </w:p>
+        </w:tc>
+        <w:tc>
+          <w:tcPr>
+            <w:tcW w:w="2422" w:type="dxa"/>
+            <w:shd w:val="clear" w:color="auto" w:fill="D9E2F3"/>
+          </w:tcPr>
+          <w:p>
+            <w:pPr>
+              <w:spacing w:before="40" w:line="240" w:lineRule="auto"/>
+              <w:jc w:val="center"/>
+            </w:pPr>
+            <w:r>
+              <w:rPr>
+                <w:b/>
+                <w:sz w:val="18"/>
+              </w:rPr>
+              <w:t>Sentence-level AUC</w:t>
+            </w:r>
+          </w:p>
+        </w:tc>
+        <w:tc>
+          <w:tcPr>
+            <w:tcW w:w="1118" w:type="dxa"/>
+            <w:shd w:val="clear" w:color="auto" w:fill="D9E2F3"/>
+          </w:tcPr>
+          <w:p>
+            <w:pPr>
+              <w:spacing w:before="40" w:line="240" w:lineRule="auto"/>
+              <w:jc w:val="center"/>
+            </w:pPr>
+            <w:r>
+              <w:rPr>
+                <w:b/>
+                <w:sz w:val="18"/>
+              </w:rPr>
+              <w:t>Certified</w:t>
+            </w:r>
+          </w:p>
+        </w:tc>
+      </w:tr>
+      <w:tr>
+        <w:trPr>
+          <w:cantSplit/>
+          <w:jc w:val="center"/>
+        </w:trPr>
+        <w:tc>
+          <w:tcPr>
+            <w:tcW w:w="932" w:type="dxa"/>
+          </w:tcPr>
+          <w:p>
+            <w:pPr>
+              <w:spacing w:before="40" w:line="240" w:lineRule="auto"/>
+              <w:jc w:val="center"/>
+            </w:pPr>
+            <w:r>
+              <w:rPr>
+                <w:sz w:val="18"/>
+              </w:rPr>
+              <w:t>1e-9</w:t>
+            </w:r>
+          </w:p>
+        </w:tc>
+        <w:tc>
+          <w:tcPr>
+            <w:tcW w:w="1118" w:type="dxa"/>
+          </w:tcPr>
+          <w:p>
+            <w:pPr>
+              <w:spacing w:before="40" w:line="240" w:lineRule="auto"/>
+              <w:jc w:val="center"/>
+            </w:pPr>
+            <w:r>
+              <w:rPr>
+                <w:sz w:val="18"/>
+              </w:rPr>
+              <w:t>no noise</w:t>
+            </w:r>
+          </w:p>
+        </w:tc>
+        <w:tc>
+          <w:tcPr>
+            <w:tcW w:w="1491" w:type="dxa"/>
+          </w:tcPr>
+          <w:p>
+            <w:pPr>
+              <w:spacing w:before="40" w:line="240" w:lineRule="auto"/>
+              <w:jc w:val="center"/>
+            </w:pPr>
+            <w:r>
+              <w:rPr>
+                <w:sz w:val="18"/>
+              </w:rPr>
+              <w:t>8.8</w:t>
+            </w:r>
+          </w:p>
+        </w:tc>
+        <w:tc>
+          <w:tcPr>
+            <w:tcW w:w="2236" w:type="dxa"/>
+          </w:tcPr>
+          <w:p>
+            <w:pPr>
+              <w:spacing w:before="40" w:line="240" w:lineRule="auto"/>
+              <w:jc w:val="center"/>
+            </w:pPr>
+            <w:r>
+              <w:rPr>
+                <w:sz w:val="18"/>
+              </w:rPr>
+              <w:t>0.474 → 0.220</w:t>
+            </w:r>
+          </w:p>
+        </w:tc>
+        <w:tc>
+          <w:tcPr>
+            <w:tcW w:w="2422" w:type="dxa"/>
+          </w:tcPr>
+          <w:p>
+            <w:pPr>
+              <w:spacing w:before="40" w:line="240" w:lineRule="auto"/>
+              <w:jc w:val="center"/>
+            </w:pPr>
+            <w:r>
+              <w:rPr>
+                <w:sz w:val="18"/>
+              </w:rPr>
+              <w:t>0.506 → 0.506</w:t>
+            </w:r>
+          </w:p>
+        </w:tc>
+        <w:tc>
+          <w:tcPr>
+            <w:tcW w:w="1118" w:type="dxa"/>
+          </w:tcPr>
+          <w:p>
+            <w:pPr>
+              <w:spacing w:before="40" w:line="240" w:lineRule="auto"/>
+              <w:jc w:val="center"/>
+            </w:pPr>
+            <w:r>
+              <w:rPr>
+                <w:sz w:val="18"/>
+              </w:rPr>
+              <w:t>100 %</w:t>
+            </w:r>
+          </w:p>
+        </w:tc>
+      </w:tr>
+      <w:tr>
+        <w:trPr>
+          <w:cantSplit/>
+          <w:jc w:val="center"/>
+        </w:trPr>
+        <w:tc>
+          <w:tcPr>
+            <w:tcW w:w="932" w:type="dxa"/>
+          </w:tcPr>
+          <w:p>
+            <w:pPr>
+              <w:spacing w:before="40" w:line="240" w:lineRule="auto"/>
+              <w:jc w:val="center"/>
+            </w:pPr>
+            <w:r>
+              <w:rPr>
+                <w:sz w:val="18"/>
+              </w:rPr>
+              <w:t>0.1</w:t>
+            </w:r>
+          </w:p>
+        </w:tc>
+        <w:tc>
+          <w:tcPr>
+            <w:tcW w:w="1118" w:type="dxa"/>
+          </w:tcPr>
+          <w:p>
+            <w:pPr>
+              <w:spacing w:before="40" w:line="240" w:lineRule="auto"/>
+              <w:jc w:val="center"/>
+            </w:pPr>
+            <w:r>
+              <w:rPr>
+                <w:sz w:val="18"/>
+              </w:rPr>
+              <w:t>48.4</w:t>
+            </w:r>
+          </w:p>
+        </w:tc>
+        <w:tc>
+          <w:tcPr>
+            <w:tcW w:w="1491" w:type="dxa"/>
+          </w:tcPr>
+          <w:p>
+            <w:pPr>
+              <w:spacing w:before="40" w:line="240" w:lineRule="auto"/>
+              <w:jc w:val="center"/>
+            </w:pPr>
+            <w:r>
+              <w:rPr>
+                <w:sz w:val="18"/>
+              </w:rPr>
+              <w:t>12.7</w:t>
+            </w:r>
+          </w:p>
+        </w:tc>
+        <w:tc>
+          <w:tcPr>
+            <w:tcW w:w="2236" w:type="dxa"/>
+          </w:tcPr>
+          <w:p>
+            <w:pPr>
+              <w:spacing w:before="40" w:line="240" w:lineRule="auto"/>
+              <w:jc w:val="center"/>
+            </w:pPr>
+            <w:r>
+              <w:rPr>
+                <w:sz w:val="18"/>
+              </w:rPr>
+              <w:t xml:space="preserve">0.472 → </w:t>
+            </w:r>
+            <w:r>
+              <w:rPr>
+                <w:sz w:val="18"/>
+              </w:rPr>
+              <w:t>0.324</w:t>
+            </w:r>
+          </w:p>
+        </w:tc>
+        <w:tc>
+          <w:tcPr>
+            <w:tcW w:w="2422" w:type="dxa"/>
+          </w:tcPr>
+          <w:p>
+            <w:pPr>
+              <w:spacing w:before="40" w:line="240" w:lineRule="auto"/>
+              <w:jc w:val="center"/>
+            </w:pPr>
+            <w:r>
+              <w:rPr>
+                <w:sz w:val="18"/>
+              </w:rPr>
+              <w:t>0.506 → 0.502</w:t>
+            </w:r>
+          </w:p>
+        </w:tc>
+        <w:tc>
+          <w:tcPr>
+            <w:tcW w:w="1118" w:type="dxa"/>
+          </w:tcPr>
+          <w:p>
+            <w:pPr>
+              <w:spacing w:before="40" w:line="240" w:lineRule="auto"/>
+              <w:jc w:val="center"/>
+            </w:pPr>
+            <w:r>
+              <w:rPr>
+                <w:sz w:val="18"/>
+              </w:rPr>
+              <w:t>100 %</w:t>
+            </w:r>
+          </w:p>
+        </w:tc>
+      </w:tr>
+      <w:tr>
+        <w:trPr>
+          <w:cantSplit/>
+          <w:jc w:val="center"/>
+        </w:trPr>
+        <w:tc>
+          <w:tcPr>
+            <w:tcW w:w="932" w:type="dxa"/>
+          </w:tcPr>
+          <w:p>
+            <w:pPr>
+              <w:spacing w:before="40" w:line="240" w:lineRule="auto"/>
+              <w:jc w:val="center"/>
+            </w:pPr>
+            <w:r>
+              <w:rPr>
+                <w:sz w:val="18"/>
+              </w:rPr>
+              <w:t>1</w:t>
+            </w:r>
+          </w:p>
+        </w:tc>
+        <w:tc>
+          <w:tcPr>
+            <w:tcW w:w="1118" w:type="dxa"/>
+          </w:tcPr>
+          <w:p>
+            <w:pPr>
+              <w:spacing w:before="40" w:line="240" w:lineRule="auto"/>
+              <w:jc w:val="center"/>
+            </w:pPr>
+            <w:r>
+              <w:rPr>
+                <w:sz w:val="18"/>
+              </w:rPr>
+              <w:t>4.84</w:t>
+            </w:r>
+          </w:p>
+        </w:tc>
+        <w:tc>
+          <w:tcPr>
+            <w:tcW w:w="1491" w:type="dxa"/>
+          </w:tcPr>
+          <w:p>
+            <w:pPr>
+              <w:spacing w:before="40" w:line="240" w:lineRule="auto"/>
+              <w:jc w:val="center"/>
+            </w:pPr>
+            <w:r>
+              <w:rPr>
+                <w:sz w:val="18"/>
+              </w:rPr>
+              <w:t>92.8</w:t>
+            </w:r>
+          </w:p>
+        </w:tc>
+        <w:tc>
+          <w:tcPr>
+            <w:tcW w:w="2236" w:type="dxa"/>
+          </w:tcPr>
+          <w:p>
+            <w:pPr>
+              <w:spacing w:before="40" w:line="240" w:lineRule="auto"/>
+              <w:jc w:val="center"/>
+            </w:pPr>
+            <w:r>
+              <w:rPr>
+                <w:sz w:val="18"/>
+              </w:rPr>
+              <w:t>0.490 → 0.463</w:t>
+            </w:r>
+          </w:p>
+        </w:tc>
+        <w:tc>
+          <w:tcPr>
+            <w:tcW w:w="2422" w:type="dxa"/>
+          </w:tcPr>
+          <w:p>
+            <w:pPr>
+              <w:spacing w:before="40" w:line="240" w:lineRule="auto"/>
+              <w:jc w:val="center"/>
+            </w:pPr>
+            <w:r>
+              <w:rPr>
+                <w:sz w:val="18"/>
+              </w:rPr>
+              <w:t>0.498 → 0.496</w:t>
+            </w:r>
+          </w:p>
+        </w:tc>
+        <w:tc>
+          <w:tcPr>
+            <w:tcW w:w="1118" w:type="dxa"/>
+          </w:tcPr>
+          <w:p>
+            <w:pPr>
+              <w:spacing w:before="40" w:line="240" w:lineRule="auto"/>
+              <w:jc w:val="center"/>
+            </w:pPr>
+            <w:r>
+              <w:rPr>
+                <w:sz w:val="18"/>
+              </w:rPr>
+              <w:t>100 %</w:t>
+            </w:r>
+          </w:p>
+        </w:tc>
+      </w:tr>
+      <w:tr>
+        <w:trPr>
+          <w:cantSplit/>
+          <w:jc w:val="center"/>
+        </w:trPr>
+        <w:tc>
+          <w:tcPr>
+            <w:tcW w:w="932" w:type="dxa"/>
+          </w:tcPr>
+          <w:p>
+            <w:pPr>
+              <w:spacing w:before="40" w:line="240" w:lineRule="auto"/>
+              <w:jc w:val="center"/>
+            </w:pPr>
+            <w:r>
+              <w:rPr>
+                <w:sz w:val="18"/>
+              </w:rPr>
+              <w:t>3</w:t>
+            </w:r>
+          </w:p>
+        </w:tc>
+        <w:tc>
+          <w:tcPr>
+            <w:tcW w:w="1118" w:type="dxa"/>
+          </w:tcPr>
+          <w:p>
+            <w:pPr>
+              <w:spacing w:before="40" w:line="240" w:lineRule="auto"/>
+              <w:jc w:val="center"/>
+            </w:pPr>
+            <w:r>
+              <w:rPr>
+                <w:sz w:val="18"/>
+              </w:rPr>
+              <w:t>1.61</w:t>
+            </w:r>
+          </w:p>
+        </w:tc>
+        <w:tc>
+          <w:tcPr>
+            <w:tcW w:w="1491" w:type="dxa"/>
+          </w:tcPr>
+          <w:p>
+            <w:pPr>
+              <w:spacing w:before="40" w:line="240" w:lineRule="auto"/>
+              <w:jc w:val="center"/>
+            </w:pPr>
+            <w:r>
+              <w:rPr>
+                <w:sz w:val="18"/>
+              </w:rPr>
+              <w:t>310.9</w:t>
+            </w:r>
+          </w:p>
+        </w:tc>
+        <w:tc>
+          <w:tcPr>
+            <w:tcW w:w="2236" w:type="dxa"/>
+          </w:tcPr>
+          <w:p>
+            <w:pPr>
+              <w:spacing w:before="40" w:line="240" w:lineRule="auto"/>
+              <w:jc w:val="center"/>
+            </w:pPr>
+            <w:r>
+              <w:rPr>
+                <w:sz w:val="18"/>
+              </w:rPr>
+              <w:t>0.499 → 0.488</w:t>
+            </w:r>
+          </w:p>
+        </w:tc>
+        <w:tc>
+          <w:tcPr>
+            <w:tcW w:w="2422" w:type="dxa"/>
+          </w:tcPr>
+          <w:p>
+            <w:pPr>
+              <w:spacing w:before="40" w:line="240" w:lineRule="auto"/>
+              <w:jc w:val="center"/>
+            </w:pPr>
+            <w:r>
+              <w:rPr>
+                <w:sz w:val="18"/>
+              </w:rPr>
+              <w:t>0.496 → 0.497</w:t>
+            </w:r>
+          </w:p>
+        </w:tc>
+        <w:tc>
+          <w:tcPr>
+            <w:tcW w:w="1118" w:type="dxa"/>
+          </w:tcPr>
+          <w:p>
+            <w:pPr>
+              <w:spacing w:before="40" w:line="240" w:lineRule="auto"/>
+              <w:jc w:val="center"/>
+            </w:pPr>
+            <w:r>
+              <w:rPr>
+                <w:sz w:val="18"/>
+              </w:rPr>
+              <w:t>100 %</w:t>
+            </w:r>
+          </w:p>
+        </w:tc>
+      </w:tr>
+    </w:tbl>
+    <w:p>
+      <w:pPr>
+        <w:spacing w:after="80" w:line="144" w:lineRule="auto"/>
+      </w:pPr>
+    </w:p>
+    <w:p>
+      <w:r>
+        <w:t xml:space="preserve">A bigram model does not memorise sentences: the sentence-level AUC stays at 0.50 before and after removal at every σ, even with no noise. What it does carry is the </w:t>
+      </w:r>
+      <w:r>
+        <w:rPr>
+          <w:i/>
+        </w:rPr>
+        <w:t>domain</w:t>
+      </w:r>
+      <w:r>
+        <w:t xml:space="preserve">: the domain-level attack is at chance with the client in the model (0.474) and falls </w:t>
+      </w:r>
+      <w:r>
+        <w:t>to 0.220 without noise (0.472 to 0.324 at σ = 0.1) once the client is removed, because its now-unseen text is less likely under the model than the other clients' text: the fall is the size of the footprint that subtraction removes. At σ ≥ 1 the noise hides</w:t>
+      </w:r>
+      <w:r>
+        <w:t xml:space="preserve"> the effect (0.490 → 0.463). The fresh-noise comparison above repeats at this scale: the unlearned model is 645 from a fresh retrain and two retrains are 650 apart at σ = 0.1 (6452 against 6498 at σ = 1), with equal perplexity (106.2 and 103.7).</w:t>
+      </w:r>
+    </w:p>
+    <w:p>
+      <w:pPr>
+        <w:keepNext/>
+        <w:spacing w:before="120" w:line="240" w:lineRule="auto"/>
+        <w:jc w:val="center"/>
+      </w:pPr>
+      <w:r>
+        <w:rPr>
+          <w:noProof/>
+        </w:rPr>
+        <w:drawing>
+          <wp:inline distT="0" distB="0" distL="0" distR="0">
+            <wp:extent cx="4937760" cy="1902187"/>
+            <wp:effectExtent l="0" t="0" r="0" b="0"/>
+            <wp:docPr id="9" name="Picture 9"/>
+            <wp:cNvGraphicFramePr>
+              <a:graphicFrameLocks xmlns:a="http://schemas.openxmlformats.org/drawingml/2006/main" noChangeAspect="1"/>
+            </wp:cNvGraphicFramePr>
+            <a:graphic xmlns:a="http://schemas.openxmlformats.org/drawingml/2006/main">
+              <a:graphicData uri="http://schemas.openxmlformats.org/drawingml/2006/picture">
+                <pic:pic xmlns:pic="http://schemas.openxmlformats.org/drawingml/2006/picture">
+                  <pic:nvPicPr>
+                    <pic:cNvPr id="0" name="s02_clip_norm_choice.png"/>
+                    <pic:cNvPicPr/>
+                  </pic:nvPicPr>
+                  <pic:blipFill>
+                    <a:blip r:embed="rId16"/>
+                    <a:stretch>
+                      <a:fillRect/>
+                    </a:stretch>
+                  </pic:blipFill>
+                  <pic:spPr>
+                    <a:xfrm>
+                      <a:off x="0" y="0"/>
+                      <a:ext cx="4937760" cy="1902187"/>
+                    </a:xfrm>
+                    <a:prstGeom prst="rect">
+                      <a:avLst/>
+                    </a:prstGeom>
+                  </pic:spPr>
+                </pic:pic>
+              </a:graphicData>
+            </a:graphic>
+          </wp:inline>
+        </w:drawing>
+      </w:r>
+    </w:p>
+    <w:p>
+      <w:pPr>
+        <w:pStyle w:val="FigureCaption"/>
+      </w:pPr>
+      <w:r>
+        <w:t xml:space="preserve">Fig. 9: </w:t>
+      </w:r>
+      <w:r>
+        <w:t>Perplexity for three choices of the clip norm, with noise (left) and without (right)</w:t>
+      </w:r>
+    </w:p>
+    <w:p>
+      <w:pPr>
+        <w:keepNext/>
+        <w:spacing w:before="120" w:line="240" w:lineRule="auto"/>
+        <w:jc w:val="center"/>
+      </w:pPr>
+      <w:r>
+        <w:rPr>
+          <w:noProof/>
+        </w:rPr>
+        <w:drawing>
+          <wp:inline distT="0" distB="0" distL="0" distR="0">
+            <wp:extent cx="4389120" cy="1848255"/>
+            <wp:effectExtent l="0" t="0" r="0" b="0"/>
+            <wp:docPr id="10" name="Picture 10"/>
+            <wp:cNvGraphicFramePr>
+              <a:graphicFrameLocks xmlns:a="http://schemas.openxmlformats.org/drawingml/2006/main" noChangeAspect="1"/>
+            </wp:cNvGraphicFramePr>
+            <a:graphic xmlns:a="http://schemas.openxmlformats.org/drawingml/2006/main">
+              <a:graphicData uri="http://schemas.openxmlformats.org/drawingml/2006/picture">
+                <pic:pic xmlns:pic="http://schemas.openxmlformats.org/drawingml/2006/picture">
+                  <pic:nvPicPr>
+                    <pic:cNvPr id="0" name="s04_synthetic_fresh_retrain.png"/>
+                    <pic:cNvPicPr/>
+                  </pic:nvPicPr>
+                  <pic:blipFill>
+                    <a:blip r:embed="rId17"/>
+                    <a:stretch>
+                      <a:fillRect/>
+                    </a:stretch>
+                  </pic:blipFill>
+                  <pic:spPr>
+                    <a:xfrm>
+                      <a:off x="0" y="0"/>
+                      <a:ext cx="4389120" cy="1848255"/>
+                    </a:xfrm>
+                    <a:prstGeom prst="rect">
+                      <a:avLst/>
+                    </a:prstGeom>
+                  </pic:spPr>
+                </pic:pic>
+              </a:graphicData>
+            </a:graphic>
+          </wp:inline>
+        </w:drawing>
+      </w:r>
+    </w:p>
+    <w:p>
+      <w:pPr>
+        <w:pStyle w:val="FigureCaption"/>
+      </w:pPr>
+      <w:r>
+        <w:t>Fig. 10: Distance between the unlearned model and a fresh retrain, against two fresh retrains (synthetic corpus, 10 clients)</w:t>
+      </w:r>
+    </w:p>
+    <w:p>
+      <w:pPr>
+        <w:keepNext/>
+        <w:spacing w:before="120" w:line="240" w:lineRule="auto"/>
+        <w:jc w:val="center"/>
+      </w:pPr>
+      <w:r>
+        <w:rPr>
+          <w:noProof/>
+        </w:rPr>
+        <w:lastRenderedPageBreak/>
+        <w:drawing>
+          <wp:inline distT="0" distB="0" distL="0" distR="0">
+            <wp:extent cx="5212080" cy="1973971"/>
+            <wp:effectExtent l="0" t="0" r="0" b="0"/>
+            <wp:docPr id="11" name="Picture 11"/>
+            <wp:cNvGraphicFramePr>
+              <a:graphicFrameLocks xmlns:a="http://schemas.openxmlformats.org/drawingml/2006/main" noChangeAspect="1"/>
+            </wp:cNvGraphicFramePr>
+            <a:graphic xmlns:a="http://schemas.openxmlformats.org/drawingml/2006/main">
+              <a:graphicData uri="http://schemas.openxmlformats.org/drawingml/2006/picture">
+                <pic:pic xmlns:pic="http://schemas.openxmlformats.org/drawingml/2006/picture">
+                  <pic:nvPicPr>
+                    <pic:cNvPr id="0" name="s01_synthetic_noise_sweep.png"/>
+                    <pic:cNvPicPr/>
+                  </pic:nvPicPr>
+                  <pic:blipFill>
+                    <a:blip r:embed="rId18"/>
+                    <a:stretch>
+                      <a:fillRect/>
+                    </a:stretch>
+                  </pic:blipFill>
+                  <pic:spPr>
+                    <a:xfrm>
+                      <a:off x="0" y="0"/>
+                      <a:ext cx="5212080" cy="1973971"/>
+                    </a:xfrm>
+                    <a:prstGeom prst="rect">
+                      <a:avLst/>
+                    </a:prstGeom>
+                  </pic:spPr>
+                </pic:pic>
+              </a:graphicData>
+            </a:graphic>
+          </wp:inline>
+        </w:drawing>
+      </w:r>
+    </w:p>
+    <w:p>
+      <w:pPr>
+        <w:pStyle w:val="FigureCaption"/>
+      </w:pPr>
+      <w:r>
+        <w:t>Fig. 11: Synthetic corpus: perplexity agai</w:t>
+      </w:r>
+      <w:r>
+        <w:t>nst σ for 5, 10 and 20 clients (left) and the two membership attacks for 10 clients (right)</w:t>
+      </w:r>
+    </w:p>
+    <w:p>
+      <w:r>
+        <w:rPr>
+          <w:b/>
+        </w:rPr>
+        <w:t>Large federations make ε &lt; 1 useful.</w:t>
+      </w:r>
+      <w:r>
+        <w:t xml:space="preserve"> The noise is added once to the sum and the sum is divided by the number of clients n, so the relative noise shrinks as n grows.</w:t>
+      </w:r>
+      <w:r>
+        <w:t xml:space="preserve"> The table gives the perplexity of the released model relative to the noise-free model (100 synthetic sentences per client, C = median norm, five seeds); a value of 1.2 or less is marked with an asterisk.</w:t>
+      </w:r>
+    </w:p>
+    <w:p>
+      <w:pPr>
+        <w:pStyle w:val="TableCaption"/>
+      </w:pPr>
+      <w:r>
+        <w:t>Table 8: Perplexity relative to the noise-free mode</w:t>
+      </w:r>
+      <w:r>
+        <w:t>l against federation size (* = within 1.2x)</w:t>
+      </w:r>
+    </w:p>
+    <w:tbl>
+      <w:tblPr>
+        <w:tblStyle w:val="TableGrid"/>
+        <w:tblW w:w="0" w:type="auto"/>
+        <w:jc w:val="center"/>
+        <w:tblLook w:val="04A0" w:firstRow="1" w:lastRow="0" w:firstColumn="1" w:lastColumn="0" w:noHBand="0" w:noVBand="1"/>
+      </w:tblPr>
+      <w:tblGrid>
+        <w:gridCol w:w="1491"/>
+        <w:gridCol w:w="1957"/>
+        <w:gridCol w:w="1957"/>
+        <w:gridCol w:w="1957"/>
+        <w:gridCol w:w="1957"/>
+      </w:tblGrid>
+      <w:tr>
+        <w:trPr>
+          <w:cantSplit/>
+          <w:tblHeader/>
+          <w:jc w:val="center"/>
+        </w:trPr>
+        <w:tc>
+          <w:tcPr>
+            <w:tcW w:w="1491" w:type="dxa"/>
+            <w:shd w:val="clear" w:color="auto" w:fill="D9E2F3"/>
+          </w:tcPr>
+          <w:p>
+            <w:pPr>
+              <w:spacing w:before="40" w:line="240" w:lineRule="auto"/>
+              <w:jc w:val="center"/>
+            </w:pPr>
+            <w:r>
+              <w:rPr>
+                <w:b/>
+                <w:sz w:val="19"/>
+              </w:rPr>
+              <w:t>Clients n</w:t>
+            </w:r>
+          </w:p>
+        </w:tc>
+        <w:tc>
+          <w:tcPr>
+            <w:tcW w:w="1957" w:type="dxa"/>
+            <w:shd w:val="clear" w:color="auto" w:fill="D9E2F3"/>
+          </w:tcPr>
+          <w:p>
+            <w:pPr>
+              <w:spacing w:before="40" w:line="240" w:lineRule="auto"/>
+              <w:jc w:val="center"/>
+            </w:pPr>
+            <w:r>
+              <w:rPr>
+                <w:b/>
+                <w:sz w:val="19"/>
+              </w:rPr>
+              <w:t>σ = 1 (ε 4.84)</w:t>
+            </w:r>
+          </w:p>
+        </w:tc>
+        <w:tc>
+          <w:tcPr>
+            <w:tcW w:w="1957" w:type="dxa"/>
+            <w:shd w:val="clear" w:color="auto" w:fill="D9E2F3"/>
+          </w:tcPr>
+          <w:p>
+            <w:pPr>
+              <w:spacing w:before="40" w:line="240" w:lineRule="auto"/>
+              <w:jc w:val="center"/>
+            </w:pPr>
+            <w:r>
+              <w:rPr>
+                <w:b/>
+                <w:sz w:val="19"/>
+              </w:rPr>
+              <w:t>σ = 3 (ε 1.61)</w:t>
+            </w:r>
+          </w:p>
+        </w:tc>
+        <w:tc>
+          <w:tcPr>
+            <w:tcW w:w="1957" w:type="dxa"/>
+            <w:shd w:val="clear" w:color="auto" w:fill="D9E2F3"/>
+          </w:tcPr>
+          <w:p>
+            <w:pPr>
+              <w:spacing w:before="40" w:line="240" w:lineRule="auto"/>
+              <w:jc w:val="center"/>
+            </w:pPr>
+            <w:r>
+              <w:rPr>
+                <w:b/>
+                <w:sz w:val="19"/>
+              </w:rPr>
+              <w:t>σ = 4.85 (ε 1.00)</w:t>
+            </w:r>
+          </w:p>
+        </w:tc>
+        <w:tc>
+          <w:tcPr>
+            <w:tcW w:w="1957" w:type="dxa"/>
+            <w:shd w:val="clear" w:color="auto" w:fill="D9E2F3"/>
+          </w:tcPr>
+          <w:p>
+            <w:pPr>
+              <w:spacing w:before="40" w:line="240" w:lineRule="auto"/>
+              <w:jc w:val="center"/>
+            </w:pPr>
+            <w:r>
+              <w:rPr>
+                <w:b/>
+                <w:sz w:val="19"/>
+              </w:rPr>
+              <w:t>σ = 10 (ε 0.48)</w:t>
+            </w:r>
+          </w:p>
+        </w:tc>
+      </w:tr>
+      <w:tr>
+        <w:trPr>
+          <w:cantSplit/>
+          <w:jc w:val="center"/>
+        </w:trPr>
+        <w:tc>
+          <w:tcPr>
+            <w:tcW w:w="1491" w:type="dxa"/>
+          </w:tcPr>
+          <w:p>
+            <w:pPr>
+              <w:spacing w:before="40" w:line="240" w:lineRule="auto"/>
+              <w:jc w:val="center"/>
+            </w:pPr>
+            <w:r>
+              <w:rPr>
+                <w:sz w:val="19"/>
+              </w:rPr>
+              <w:t>5</w:t>
+            </w:r>
+          </w:p>
+        </w:tc>
+        <w:tc>
+          <w:tcPr>
+            <w:tcW w:w="1957" w:type="dxa"/>
+          </w:tcPr>
+          <w:p>
+            <w:pPr>
+              <w:spacing w:before="40" w:line="240" w:lineRule="auto"/>
+              <w:jc w:val="center"/>
+            </w:pPr>
+            <w:r>
+              <w:rPr>
+                <w:sz w:val="19"/>
+              </w:rPr>
+              <w:t>20.75</w:t>
+            </w:r>
+          </w:p>
+        </w:tc>
+        <w:tc>
+          <w:tcPr>
+            <w:tcW w:w="1957" w:type="dxa"/>
+          </w:tcPr>
+          <w:p>
+            <w:pPr>
+              <w:spacing w:before="40" w:line="240" w:lineRule="auto"/>
+              <w:jc w:val="center"/>
+            </w:pPr>
+            <w:r>
+              <w:rPr>
+                <w:sz w:val="19"/>
+              </w:rPr>
+              <w:t>59.78</w:t>
+            </w:r>
+          </w:p>
+        </w:tc>
+        <w:tc>
+          <w:tcPr>
+            <w:tcW w:w="1957" w:type="dxa"/>
+          </w:tcPr>
+          <w:p>
+            <w:pPr>
+              <w:spacing w:before="40" w:line="240" w:lineRule="auto"/>
+              <w:jc w:val="center"/>
+            </w:pPr>
+            <w:r>
+              <w:rPr>
+                <w:sz w:val="19"/>
+              </w:rPr>
+              <w:t>102.23</w:t>
+            </w:r>
+          </w:p>
+        </w:tc>
+        <w:tc>
+          <w:tcPr>
+            <w:tcW w:w="1957" w:type="dxa"/>
+          </w:tcPr>
+          <w:p>
+            <w:pPr>
+              <w:spacing w:before="40" w:line="240" w:lineRule="auto"/>
+              <w:jc w:val="center"/>
+            </w:pPr>
+            <w:r>
+              <w:rPr>
+                <w:sz w:val="19"/>
+              </w:rPr>
+              <w:t>185.93</w:t>
+            </w:r>
+          </w:p>
+        </w:tc>
+      </w:tr>
+      <w:tr>
+        <w:trPr>
+          <w:cantSplit/>
+          <w:jc w:val="center"/>
+        </w:trPr>
+        <w:tc>
+          <w:tcPr>
+            <w:tcW w:w="1491" w:type="dxa"/>
+          </w:tcPr>
+          <w:p>
+            <w:pPr>
+              <w:spacing w:before="40" w:line="240" w:lineRule="auto"/>
+              <w:jc w:val="center"/>
+            </w:pPr>
+            <w:r>
+              <w:rPr>
+                <w:sz w:val="19"/>
+              </w:rPr>
+              <w:t>20</w:t>
+            </w:r>
+          </w:p>
+        </w:tc>
+        <w:tc>
+          <w:tcPr>
+            <w:tcW w:w="1957" w:type="dxa"/>
+          </w:tcPr>
+          <w:p>
+            <w:pPr>
+              <w:spacing w:before="40" w:line="240" w:lineRule="auto"/>
+              <w:jc w:val="center"/>
+            </w:pPr>
+            <w:r>
+              <w:rPr>
+                <w:sz w:val="19"/>
+              </w:rPr>
+              <w:t>4.15</w:t>
+            </w:r>
+          </w:p>
+        </w:tc>
+        <w:tc>
+          <w:tcPr>
+            <w:tcW w:w="1957" w:type="dxa"/>
+          </w:tcPr>
+          <w:p>
+            <w:pPr>
+              <w:spacing w:before="40" w:line="240" w:lineRule="auto"/>
+              <w:jc w:val="center"/>
+            </w:pPr>
+            <w:r>
+              <w:rPr>
+                <w:sz w:val="19"/>
+              </w:rPr>
+              <w:t>13.42</w:t>
+            </w:r>
+          </w:p>
+        </w:tc>
+        <w:tc>
+          <w:tcPr>
+            <w:tcW w:w="1957" w:type="dxa"/>
+          </w:tcPr>
+          <w:p>
+            <w:pPr>
+              <w:spacing w:before="40" w:line="240" w:lineRule="auto"/>
+              <w:jc w:val="center"/>
+            </w:pPr>
+            <w:r>
+              <w:rPr>
+                <w:sz w:val="19"/>
+              </w:rPr>
+              <w:t>23.82</w:t>
+            </w:r>
+          </w:p>
+        </w:tc>
+        <w:tc>
+          <w:tcPr>
+            <w:tcW w:w="1957" w:type="dxa"/>
+          </w:tcPr>
+          <w:p>
+            <w:pPr>
+              <w:spacing w:before="40" w:line="240" w:lineRule="auto"/>
+              <w:jc w:val="center"/>
+            </w:pPr>
+            <w:r>
+              <w:rPr>
+                <w:sz w:val="19"/>
+              </w:rPr>
+              <w:t>45.40</w:t>
+            </w:r>
+          </w:p>
+        </w:tc>
+      </w:tr>
+      <w:tr>
+        <w:trPr>
+          <w:cantSplit/>
+          <w:jc w:val="center"/>
+        </w:trPr>
+        <w:tc>
+          <w:tcPr>
+            <w:tcW w:w="1491" w:type="dxa"/>
+          </w:tcPr>
+          <w:p>
+            <w:pPr>
+              <w:spacing w:before="40" w:line="240" w:lineRule="auto"/>
+              <w:jc w:val="center"/>
+            </w:pPr>
+            <w:r>
+              <w:rPr>
+                <w:sz w:val="19"/>
+              </w:rPr>
+              <w:t>100</w:t>
+            </w:r>
+          </w:p>
+        </w:tc>
+        <w:tc>
+          <w:tcPr>
+            <w:tcW w:w="1957" w:type="dxa"/>
+          </w:tcPr>
+          <w:p>
+            <w:pPr>
+              <w:spacing w:before="40" w:line="240" w:lineRule="auto"/>
+              <w:jc w:val="center"/>
+            </w:pPr>
+            <w:r>
+              <w:rPr>
+                <w:sz w:val="19"/>
+              </w:rPr>
+              <w:t>1.40</w:t>
+            </w:r>
+          </w:p>
+        </w:tc>
+        <w:tc>
+          <w:tcPr>
+            <w:tcW w:w="1957" w:type="dxa"/>
+          </w:tcPr>
+          <w:p>
+            <w:pPr>
+              <w:spacing w:before="40" w:line="240" w:lineRule="auto"/>
+              <w:jc w:val="center"/>
+            </w:pPr>
+            <w:r>
+              <w:rPr>
+                <w:sz w:val="19"/>
+              </w:rPr>
+              <w:t>2.65</w:t>
+            </w:r>
+          </w:p>
+        </w:tc>
+        <w:tc>
+          <w:tcPr>
+            <w:tcW w:w="1957" w:type="dxa"/>
+          </w:tcPr>
+          <w:p>
+            <w:pPr>
+              <w:spacing w:before="40" w:line="240" w:lineRule="auto"/>
+              <w:jc w:val="center"/>
+            </w:pPr>
+            <w:r>
+              <w:rPr>
+                <w:sz w:val="19"/>
+              </w:rPr>
+              <w:t>4.05</w:t>
+            </w:r>
+          </w:p>
+        </w:tc>
+        <w:tc>
+          <w:tcPr>
+            <w:tcW w:w="1957" w:type="dxa"/>
+          </w:tcPr>
+          <w:p>
+            <w:pPr>
+              <w:spacing w:before="40" w:line="240" w:lineRule="auto"/>
+              <w:jc w:val="center"/>
+            </w:pPr>
+            <w:r>
+              <w:rPr>
+                <w:sz w:val="19"/>
+              </w:rPr>
+              <w:t>8.58</w:t>
+            </w:r>
+          </w:p>
+        </w:tc>
+      </w:tr>
+      <w:tr>
+        <w:trPr>
+          <w:cantSplit/>
+          <w:jc w:val="center"/>
+        </w:trPr>
+        <w:tc>
+          <w:tcPr>
+            <w:tcW w:w="1491" w:type="dxa"/>
+          </w:tcPr>
+          <w:p>
+            <w:pPr>
+              <w:spacing w:before="40" w:line="240" w:lineRule="auto"/>
+              <w:jc w:val="center"/>
+            </w:pPr>
+            <w:r>
+              <w:rPr>
+                <w:sz w:val="19"/>
+              </w:rPr>
+              <w:t>500</w:t>
+            </w:r>
+          </w:p>
+        </w:tc>
+        <w:tc>
+          <w:tcPr>
+            <w:tcW w:w="1957" w:type="dxa"/>
+          </w:tcPr>
+          <w:p>
+            <w:pPr>
+              <w:spacing w:before="40" w:line="240" w:lineRule="auto"/>
+              <w:jc w:val="center"/>
+            </w:pPr>
+            <w:r>
+              <w:rPr>
+                <w:sz w:val="19"/>
+              </w:rPr>
+              <w:t>1.06*</w:t>
+            </w:r>
+          </w:p>
+        </w:tc>
+        <w:tc>
+          <w:tcPr>
+            <w:tcW w:w="1957" w:type="dxa"/>
+          </w:tcPr>
+          <w:p>
+            <w:pPr>
+              <w:spacing w:before="40" w:line="240" w:lineRule="auto"/>
+              <w:jc w:val="center"/>
+            </w:pPr>
+            <w:r>
+              <w:rPr>
+                <w:sz w:val="19"/>
+              </w:rPr>
+              <w:t>1.22</w:t>
+            </w:r>
+          </w:p>
+        </w:tc>
+        <w:tc>
+          <w:tcPr>
+            <w:tcW w:w="1957" w:type="dxa"/>
+          </w:tcPr>
+          <w:p>
+            <w:pPr>
+              <w:spacing w:before="40" w:line="240" w:lineRule="auto"/>
+              <w:jc w:val="center"/>
+            </w:pPr>
+            <w:r>
+              <w:rPr>
+                <w:sz w:val="19"/>
+              </w:rPr>
+              <w:t>1.39</w:t>
+            </w:r>
+          </w:p>
+        </w:tc>
+        <w:tc>
+          <w:tcPr>
+            <w:tcW w:w="1957" w:type="dxa"/>
+          </w:tcPr>
+          <w:p>
+            <w:pPr>
+              <w:spacing w:before="40" w:line="240" w:lineRule="auto"/>
+              <w:jc w:val="center"/>
+            </w:pPr>
+            <w:r>
+              <w:rPr>
+                <w:sz w:val="19"/>
+              </w:rPr>
+              <w:t>1.96</w:t>
+            </w:r>
+          </w:p>
+        </w:tc>
+      </w:tr>
+      <w:tr>
+        <w:trPr>
+          <w:cantSplit/>
+          <w:jc w:val="center"/>
+        </w:trPr>
+        <w:tc>
+          <w:tcPr>
+            <w:tcW w:w="1491" w:type="dxa"/>
+          </w:tcPr>
+          <w:p>
+            <w:pPr>
+              <w:spacing w:before="40" w:line="240" w:lineRule="auto"/>
+              <w:jc w:val="center"/>
+            </w:pPr>
+            <w:r>
+              <w:rPr>
+                <w:sz w:val="19"/>
+              </w:rPr>
+              <w:t>1,000</w:t>
+            </w:r>
+          </w:p>
+        </w:tc>
+        <w:tc>
+          <w:tcPr>
+            <w:tcW w:w="1957" w:type="dxa"/>
+          </w:tcPr>
+          <w:p>
+            <w:pPr>
+              <w:spacing w:before="40" w:line="240" w:lineRule="auto"/>
+              <w:jc w:val="center"/>
+            </w:pPr>
+            <w:r>
+              <w:rPr>
+                <w:sz w:val="19"/>
+              </w:rPr>
+              <w:t>1.03*</w:t>
+            </w:r>
+          </w:p>
+        </w:tc>
+        <w:tc>
+          <w:tcPr>
+            <w:tcW w:w="1957" w:type="dxa"/>
+          </w:tcPr>
+          <w:p>
+            <w:pPr>
+              <w:spacing w:before="40" w:line="240" w:lineRule="auto"/>
+              <w:jc w:val="center"/>
+            </w:pPr>
+            <w:r>
+              <w:rPr>
+                <w:sz w:val="19"/>
+              </w:rPr>
+              <w:t>1.09*</w:t>
+            </w:r>
+          </w:p>
+        </w:tc>
+        <w:tc>
+          <w:tcPr>
+            <w:tcW w:w="1957" w:type="dxa"/>
+          </w:tcPr>
+          <w:p>
+            <w:pPr>
+              <w:spacing w:before="40" w:line="240" w:lineRule="auto"/>
+              <w:jc w:val="center"/>
+            </w:pPr>
+            <w:r>
+              <w:rPr>
+                <w:sz w:val="19"/>
+              </w:rPr>
+              <w:t>1.17*</w:t>
+            </w:r>
+          </w:p>
+        </w:tc>
+        <w:tc>
+          <w:tcPr>
+            <w:tcW w:w="1957" w:type="dxa"/>
+          </w:tcPr>
+          <w:p>
+            <w:pPr>
+              <w:spacing w:before="40" w:line="240" w:lineRule="auto"/>
+              <w:jc w:val="center"/>
+            </w:pPr>
+            <w:r>
+              <w:rPr>
+                <w:sz w:val="19"/>
+              </w:rPr>
+              <w:t>1.40</w:t>
+            </w:r>
+          </w:p>
+        </w:tc>
+      </w:tr>
+      <w:tr>
+        <w:trPr>
+          <w:cantSplit/>
+          <w:jc w:val="center"/>
+        </w:trPr>
+        <w:tc>
+          <w:tcPr>
+            <w:tcW w:w="1491" w:type="dxa"/>
+          </w:tcPr>
+          <w:p>
+            <w:pPr>
+              <w:spacing w:before="40" w:line="240" w:lineRule="auto"/>
+              <w:jc w:val="center"/>
+            </w:pPr>
+            <w:r>
+              <w:rPr>
+                <w:sz w:val="19"/>
+              </w:rPr>
+              <w:t>4,000</w:t>
+            </w:r>
+          </w:p>
+        </w:tc>
+        <w:tc>
+          <w:tcPr>
+            <w:tcW w:w="1957" w:type="dxa"/>
+          </w:tcPr>
+          <w:p>
+            <w:pPr>
+              <w:spacing w:before="40" w:line="240" w:lineRule="auto"/>
+              <w:jc w:val="center"/>
+            </w:pPr>
+            <w:r>
+              <w:rPr>
+                <w:sz w:val="19"/>
+              </w:rPr>
+              <w:t>1.01*</w:t>
+            </w:r>
+          </w:p>
+        </w:tc>
+        <w:tc>
+          <w:tcPr>
+            <w:tcW w:w="1957" w:type="dxa"/>
+          </w:tcPr>
+          <w:p>
+            <w:pPr>
+              <w:spacing w:before="40" w:line="240" w:lineRule="auto"/>
+              <w:jc w:val="center"/>
+            </w:pPr>
+            <w:r>
+              <w:rPr>
+                <w:sz w:val="19"/>
+              </w:rPr>
+              <w:t>1.02*</w:t>
+            </w:r>
+          </w:p>
+        </w:tc>
+        <w:tc>
+          <w:tcPr>
+            <w:tcW w:w="1957" w:type="dxa"/>
+          </w:tcPr>
+          <w:p>
+            <w:pPr>
+              <w:spacing w:before="40" w:line="240" w:lineRule="auto"/>
+              <w:jc w:val="center"/>
+            </w:pPr>
+            <w:r>
+              <w:rPr>
+                <w:sz w:val="19"/>
+              </w:rPr>
+              <w:t>1.03*</w:t>
+            </w:r>
+          </w:p>
+        </w:tc>
+        <w:tc>
+          <w:tcPr>
+            <w:tcW w:w="1957" w:type="dxa"/>
+          </w:tcPr>
+          <w:p>
+            <w:pPr>
+              <w:spacing w:before="40" w:line="240" w:lineRule="auto"/>
+              <w:jc w:val="center"/>
+            </w:pPr>
+            <w:r>
+              <w:rPr>
+                <w:sz w:val="19"/>
+              </w:rPr>
+              <w:t>1.07*</w:t>
+            </w:r>
+          </w:p>
+        </w:tc>
+      </w:tr>
+    </w:tbl>
+    <w:p>
+      <w:pPr>
+        <w:spacing w:after="80" w:line="144" w:lineRule="auto"/>
+      </w:pPr>
+    </w:p>
+    <w:p>
+      <w:pPr>
+        <w:keepNext/>
+        <w:spacing w:before="120" w:line="240" w:lineRule="auto"/>
+        <w:jc w:val="center"/>
+      </w:pPr>
+      <w:r>
+        <w:rPr>
+          <w:noProof/>
+        </w:rPr>
+        <w:drawing>
+          <wp:inline distT="0" distB="0" distL="0" distR="0">
+            <wp:extent cx="4480560" cy="2410428"/>
+            <wp:effectExtent l="0" t="0" r="0" b="0"/>
+            <wp:docPr id="12" name="Picture 12"/>
+            <wp:cNvGraphicFramePr>
+              <a:graphicFrameLocks xmlns:a="http://schemas.openxmlformats.org/drawingml/2006/main" noChangeAspect="1"/>
+            </wp:cNvGraphicFramePr>
+            <a:graphic xmlns:a="http://schemas.openxmlformats.org/drawingml/2006/main">
+              <a:graphicData uri="http://schemas.openxmlformats.org/drawingml/2006/picture">
+                <pic:pic xmlns:pic="http://schemas.openxmlformats.org/drawingml/2006/picture">
+                  <pic:nvPicPr>
+                    <pic:cNvPr id="0" name="s03_clients_needed_for_epsilon_below_1.png"/>
+                    <pic:cNvPicPr/>
+                  </pic:nvPicPr>
+                  <pic:blipFill>
+                    <a:blip r:embed="rId19"/>
+                    <a:stretch>
+                      <a:fillRect/>
+                    </a:stretch>
+                  </pic:blipFill>
+                  <pic:spPr>
+                    <a:xfrm>
+                      <a:off x="0" y="0"/>
+                      <a:ext cx="4480560" cy="2410428"/>
+                    </a:xfrm>
+                    <a:prstGeom prst="rect">
+                      <a:avLst/>
+                    </a:prstGeom>
+                  </pic:spPr>
+                </pic:pic>
+              </a:graphicData>
+            </a:graphic>
+          </wp:inline>
+        </w:drawing>
+      </w:r>
+    </w:p>
+    <w:p>
+      <w:pPr>
+        <w:pStyle w:val="FigureCaption"/>
+      </w:pPr>
+      <w:r>
+        <w:t>Fig. 12: Perplexity relative to the noise-free model against the number of federated clients, for four noise levels</w:t>
+      </w:r>
+    </w:p>
+    <w:p>
+      <w:r>
+        <w:t>With ε below 1 (σ = 4.85) the model is within 1.2 times the noise-free perplexity from about 1,000 clients, and within 1.2 times at the default σ = 3 from 1,000; at σ = 1 200 clients suffice. At n = 1,000, σ = 4.85 (ε = 0.999) five successive removals were</w:t>
+      </w:r>
+      <w:r>
+        <w:t xml:space="preserve"> all CERTIFIED with retention </w:t>
+      </w:r>
+      <w:r>
+        <w:lastRenderedPageBreak/>
+        <w:t xml:space="preserve">of at least 99.998 %. The conclusion for the privacy-utility trade-off is therefore not that the Gaussian mechanism is unusable but that the five-client demonstration is far too small a federation for it: the proxy is private </w:t>
+      </w:r>
+      <w:r>
+        <w:t xml:space="preserve">and useful only in the regime a real federated service lives in. Timing at 20 clients of 200 sentences: training 585 ms, </w:t>
+      </w:r>
+      <w:r>
+        <w:rPr>
+          <w:rFonts w:ascii="Courier New" w:eastAsia="Courier New" w:hAnsi="Courier New" w:cs="Courier New"/>
+          <w:sz w:val="21"/>
+        </w:rPr>
+        <w:t>unlearn()</w:t>
+      </w:r>
+      <w:r>
+        <w:t xml:space="preserve"> 1425 ms, retraining on the 19 retained clients 550 ms; the fixed cost of the metrics and the two attacks again exceeds the pr</w:t>
+      </w:r>
+      <w:r>
+        <w:t>oxy's retraining time.</w:t>
+      </w:r>
+    </w:p>
+    <w:p>
+      <w:pPr>
+        <w:pStyle w:val="Heading3"/>
+      </w:pPr>
+      <w:r>
+        <w:t>1.8  Neural adapter study: the same method on a small neural model</w:t>
+      </w:r>
+    </w:p>
+    <w:p>
+      <w:r>
+        <w:t xml:space="preserve">To check that the method is not an artefact of a count-based model, </w:t>
+      </w:r>
+      <w:r>
+        <w:rPr>
+          <w:rFonts w:ascii="Courier New" w:eastAsia="Courier New" w:hAnsi="Courier New" w:cs="Courier New"/>
+          <w:sz w:val="21"/>
+        </w:rPr>
+        <w:t>scripts/run_neural_experiment.py</w:t>
+      </w:r>
+      <w:r>
+        <w:t xml:space="preserve"> applies ForgetSafe's release and removal unchanged to the paramet</w:t>
+      </w:r>
+      <w:r>
+        <w:t xml:space="preserve">ers of a small neural language model. A character-level GRU with 137,151 parameters is pre-trained on a synthetic public pool and frozen; 8 synthetic client domains (own vocabulary and sentence templates, 150 training and 150 held-out sentences each) each </w:t>
+      </w:r>
+      <w:r>
+        <w:t>train a LoRA-style low-rank adapter (14,272 parameters, rank 64); the flattened adapters are clipped to the median norm, summed, noised with σ·C and divided by n, and a client is removed by subtracting its stored adapter. Five seeds, 234 s on the CPU. Adap</w:t>
+      </w:r>
+      <w:r>
+        <w:t>ting helps a client's own domain a great deal (held-out perplexity 102 for the base model, 2.41 with its adapter) and a single adapter already leaks (sample-level AUC 0.74, client-level AUC 1.00).</w:t>
+      </w:r>
+    </w:p>
+    <w:p>
+      <w:pPr>
+        <w:pStyle w:val="TableCaption"/>
+      </w:pPr>
+      <w:r>
+        <w:t>Table 9: Neural adapter study: removal of one of eight clie</w:t>
+      </w:r>
+      <w:r>
+        <w:t>nts (40 requests per row)</w:t>
+      </w:r>
+    </w:p>
+    <w:tbl>
+      <w:tblPr>
+        <w:tblStyle w:val="TableGrid"/>
+        <w:tblW w:w="0" w:type="auto"/>
+        <w:jc w:val="center"/>
+        <w:tblLook w:val="04A0" w:firstRow="1" w:lastRow="0" w:firstColumn="1" w:lastColumn="0" w:noHBand="0" w:noVBand="1"/>
+      </w:tblPr>
+      <w:tblGrid>
+        <w:gridCol w:w="652"/>
+        <w:gridCol w:w="932"/>
+        <w:gridCol w:w="2050"/>
+        <w:gridCol w:w="2516"/>
+        <w:gridCol w:w="2050"/>
+        <w:gridCol w:w="1118"/>
+      </w:tblGrid>
+      <w:tr>
+        <w:trPr>
+          <w:cantSplit/>
+          <w:tblHeader/>
+          <w:jc w:val="center"/>
+        </w:trPr>
+        <w:tc>
+          <w:tcPr>
+            <w:tcW w:w="652" w:type="dxa"/>
+            <w:shd w:val="clear" w:color="auto" w:fill="D9E2F3"/>
+          </w:tcPr>
+          <w:p>
+            <w:pPr>
+              <w:spacing w:before="40" w:line="240" w:lineRule="auto"/>
+              <w:jc w:val="center"/>
+            </w:pPr>
+            <w:r>
+              <w:rPr>
+                <w:b/>
+                <w:sz w:val="17"/>
+              </w:rPr>
+              <w:t>σ</w:t>
+            </w:r>
+          </w:p>
+        </w:tc>
+        <w:tc>
+          <w:tcPr>
+            <w:tcW w:w="932" w:type="dxa"/>
+            <w:shd w:val="clear" w:color="auto" w:fill="D9E2F3"/>
+          </w:tcPr>
+          <w:p>
+            <w:pPr>
+              <w:spacing w:before="40" w:line="240" w:lineRule="auto"/>
+              <w:jc w:val="center"/>
+            </w:pPr>
+            <w:r>
+              <w:rPr>
+                <w:b/>
+                <w:sz w:val="17"/>
+              </w:rPr>
+              <w:t>ε</w:t>
+            </w:r>
+          </w:p>
+        </w:tc>
+        <w:tc>
+          <w:tcPr>
+            <w:tcW w:w="2050" w:type="dxa"/>
+            <w:shd w:val="clear" w:color="auto" w:fill="D9E2F3"/>
+          </w:tcPr>
+          <w:p>
+            <w:pPr>
+              <w:spacing w:before="40" w:line="240" w:lineRule="auto"/>
+              <w:jc w:val="center"/>
+            </w:pPr>
+            <w:r>
+              <w:rPr>
+                <w:b/>
+                <w:sz w:val="17"/>
+              </w:rPr>
+              <w:t>Retained-client perplexity</w:t>
+            </w:r>
+          </w:p>
+        </w:tc>
+        <w:tc>
+          <w:tcPr>
+            <w:tcW w:w="2516" w:type="dxa"/>
+            <w:shd w:val="clear" w:color="auto" w:fill="D9E2F3"/>
+          </w:tcPr>
+          <w:p>
+            <w:pPr>
+              <w:spacing w:before="40" w:line="240" w:lineRule="auto"/>
+              <w:jc w:val="center"/>
+            </w:pPr>
+            <w:r>
+              <w:rPr>
+                <w:b/>
+                <w:sz w:val="17"/>
+              </w:rPr>
+              <w:t>Client-level AUC before → after (fresh retrain)</w:t>
+            </w:r>
+          </w:p>
+        </w:tc>
+        <w:tc>
+          <w:tcPr>
+            <w:tcW w:w="2050" w:type="dxa"/>
+            <w:shd w:val="clear" w:color="auto" w:fill="D9E2F3"/>
+          </w:tcPr>
+          <w:p>
+            <w:pPr>
+              <w:spacing w:before="40" w:line="240" w:lineRule="auto"/>
+              <w:jc w:val="center"/>
+            </w:pPr>
+            <w:r>
+              <w:rPr>
+                <w:b/>
+                <w:sz w:val="17"/>
+              </w:rPr>
+              <w:t>L2 unlearned / retrain vs retrain / retrain</w:t>
+            </w:r>
+          </w:p>
+        </w:tc>
+        <w:tc>
+          <w:tcPr>
+            <w:tcW w:w="1118" w:type="dxa"/>
+            <w:shd w:val="clear" w:color="auto" w:fill="D9E2F3"/>
+          </w:tcPr>
+          <w:p>
+            <w:pPr>
+              <w:spacing w:before="40" w:line="240" w:lineRule="auto"/>
+              <w:jc w:val="center"/>
+            </w:pPr>
+            <w:r>
+              <w:rPr>
+                <w:b/>
+                <w:sz w:val="17"/>
+              </w:rPr>
+              <w:t>Retention %</w:t>
+            </w:r>
+          </w:p>
+        </w:tc>
+      </w:tr>
+      <w:tr>
+        <w:trPr>
+          <w:cantSplit/>
+          <w:jc w:val="center"/>
+        </w:trPr>
+        <w:tc>
+          <w:tcPr>
+            <w:tcW w:w="652" w:type="dxa"/>
+          </w:tcPr>
+          <w:p>
+            <w:pPr>
+              <w:spacing w:before="40" w:line="240" w:lineRule="auto"/>
+              <w:jc w:val="center"/>
+            </w:pPr>
+            <w:r>
+              <w:rPr>
+                <w:sz w:val="17"/>
+              </w:rPr>
+              <w:t>0</w:t>
+            </w:r>
+          </w:p>
+        </w:tc>
+        <w:tc>
+          <w:tcPr>
+            <w:tcW w:w="932" w:type="dxa"/>
+          </w:tcPr>
+          <w:p>
+            <w:pPr>
+              <w:spacing w:before="40" w:line="240" w:lineRule="auto"/>
+              <w:jc w:val="center"/>
+            </w:pPr>
+            <w:r>
+              <w:rPr>
+                <w:sz w:val="17"/>
+              </w:rPr>
+              <w:t>no noise</w:t>
+            </w:r>
+          </w:p>
+        </w:tc>
+        <w:tc>
+          <w:tcPr>
+            <w:tcW w:w="2050" w:type="dxa"/>
+          </w:tcPr>
+          <w:p>
+            <w:pPr>
+              <w:spacing w:before="40" w:line="240" w:lineRule="auto"/>
+              <w:jc w:val="center"/>
+            </w:pPr>
+            <w:r>
+              <w:rPr>
+                <w:sz w:val="17"/>
+              </w:rPr>
+              <w:t>9.2 → 8.99</w:t>
+            </w:r>
+          </w:p>
+        </w:tc>
+        <w:tc>
+          <w:tcPr>
+            <w:tcW w:w="2516" w:type="dxa"/>
+          </w:tcPr>
+          <w:p>
+            <w:pPr>
+              <w:spacing w:before="40" w:line="240" w:lineRule="auto"/>
+              <w:jc w:val="center"/>
+            </w:pPr>
+            <w:r>
+              <w:rPr>
+                <w:sz w:val="17"/>
+              </w:rPr>
+              <w:t>0.779 → 0.534 (0.532)</w:t>
+            </w:r>
+          </w:p>
+        </w:tc>
+        <w:tc>
+          <w:tcPr>
+            <w:tcW w:w="2050" w:type="dxa"/>
+          </w:tcPr>
+          <w:p>
+            <w:pPr>
+              <w:spacing w:before="40" w:line="240" w:lineRule="auto"/>
+              <w:jc w:val="center"/>
+            </w:pPr>
+            <w:r>
+              <w:rPr>
+                <w:sz w:val="17"/>
+              </w:rPr>
+              <w:t>0.8667 / 0.868</w:t>
+            </w:r>
+          </w:p>
+        </w:tc>
+        <w:tc>
+          <w:tcPr>
+            <w:tcW w:w="1118" w:type="dxa"/>
+          </w:tcPr>
+          <w:p>
+            <w:pPr>
+              <w:spacing w:before="40" w:line="240" w:lineRule="auto"/>
+              <w:jc w:val="center"/>
+            </w:pPr>
+            <w:r>
+              <w:rPr>
+                <w:sz w:val="17"/>
+              </w:rPr>
+              <w:t>99.9</w:t>
+            </w:r>
+          </w:p>
+        </w:tc>
+      </w:tr>
+      <w:tr>
+        <w:trPr>
+          <w:cantSplit/>
+          <w:jc w:val="center"/>
+        </w:trPr>
+        <w:tc>
+          <w:tcPr>
+            <w:tcW w:w="652" w:type="dxa"/>
+          </w:tcPr>
+          <w:p>
+            <w:pPr>
+              <w:spacing w:before="40" w:line="240" w:lineRule="auto"/>
+              <w:jc w:val="center"/>
+            </w:pPr>
+            <w:r>
+              <w:rPr>
+                <w:sz w:val="17"/>
+              </w:rPr>
+              <w:t>0.01</w:t>
+            </w:r>
+          </w:p>
+        </w:tc>
+        <w:tc>
+          <w:tcPr>
+            <w:tcW w:w="932" w:type="dxa"/>
+          </w:tcPr>
+          <w:p>
+            <w:pPr>
+              <w:spacing w:before="40" w:line="240" w:lineRule="auto"/>
+              <w:jc w:val="center"/>
+            </w:pPr>
+            <w:r>
+              <w:rPr>
+                <w:sz w:val="17"/>
+              </w:rPr>
+              <w:t>484</w:t>
+            </w:r>
+          </w:p>
+        </w:tc>
+        <w:tc>
+          <w:tcPr>
+            <w:tcW w:w="2050" w:type="dxa"/>
+          </w:tcPr>
+          <w:p>
+            <w:pPr>
+              <w:spacing w:before="40" w:line="240" w:lineRule="auto"/>
+              <w:jc w:val="center"/>
+            </w:pPr>
+            <w:r>
+              <w:rPr>
+                <w:sz w:val="17"/>
+              </w:rPr>
+              <w:t>9.25 → 9.06</w:t>
+            </w:r>
+          </w:p>
+        </w:tc>
+        <w:tc>
+          <w:tcPr>
+            <w:tcW w:w="2516" w:type="dxa"/>
+          </w:tcPr>
+          <w:p>
+            <w:pPr>
+              <w:spacing w:before="40" w:line="240" w:lineRule="auto"/>
+              <w:jc w:val="center"/>
+            </w:pPr>
+            <w:r>
+              <w:rPr>
+                <w:sz w:val="17"/>
+              </w:rPr>
+              <w:t xml:space="preserve">0.779 → </w:t>
+            </w:r>
+            <w:r>
+              <w:rPr>
+                <w:sz w:val="17"/>
+              </w:rPr>
+              <w:t>0.534 (0.534)</w:t>
+            </w:r>
+          </w:p>
+        </w:tc>
+        <w:tc>
+          <w:tcPr>
+            <w:tcW w:w="2050" w:type="dxa"/>
+          </w:tcPr>
+          <w:p>
+            <w:pPr>
+              <w:spacing w:before="40" w:line="240" w:lineRule="auto"/>
+              <w:jc w:val="center"/>
+            </w:pPr>
+            <w:r>
+              <w:rPr>
+                <w:sz w:val="17"/>
+              </w:rPr>
+              <w:t>3.313 / 3.311</w:t>
+            </w:r>
+          </w:p>
+        </w:tc>
+        <w:tc>
+          <w:tcPr>
+            <w:tcW w:w="1118" w:type="dxa"/>
+          </w:tcPr>
+          <w:p>
+            <w:pPr>
+              <w:spacing w:before="40" w:line="240" w:lineRule="auto"/>
+              <w:jc w:val="center"/>
+            </w:pPr>
+            <w:r>
+              <w:rPr>
+                <w:sz w:val="17"/>
+              </w:rPr>
+              <w:t>99.8</w:t>
+            </w:r>
+          </w:p>
+        </w:tc>
+      </w:tr>
+      <w:tr>
+        <w:trPr>
+          <w:cantSplit/>
+          <w:jc w:val="center"/>
+        </w:trPr>
+        <w:tc>
+          <w:tcPr>
+            <w:tcW w:w="652" w:type="dxa"/>
+          </w:tcPr>
+          <w:p>
+            <w:pPr>
+              <w:spacing w:before="40" w:line="240" w:lineRule="auto"/>
+              <w:jc w:val="center"/>
+            </w:pPr>
+            <w:r>
+              <w:rPr>
+                <w:sz w:val="17"/>
+              </w:rPr>
+              <w:t>0.05</w:t>
+            </w:r>
+          </w:p>
+        </w:tc>
+        <w:tc>
+          <w:tcPr>
+            <w:tcW w:w="932" w:type="dxa"/>
+          </w:tcPr>
+          <w:p>
+            <w:pPr>
+              <w:spacing w:before="40" w:line="240" w:lineRule="auto"/>
+              <w:jc w:val="center"/>
+            </w:pPr>
+            <w:r>
+              <w:rPr>
+                <w:sz w:val="17"/>
+              </w:rPr>
+              <w:t>96.9</w:t>
+            </w:r>
+          </w:p>
+        </w:tc>
+        <w:tc>
+          <w:tcPr>
+            <w:tcW w:w="2050" w:type="dxa"/>
+          </w:tcPr>
+          <w:p>
+            <w:pPr>
+              <w:spacing w:before="40" w:line="240" w:lineRule="auto"/>
+              <w:jc w:val="center"/>
+            </w:pPr>
+            <w:r>
+              <w:rPr>
+                <w:sz w:val="17"/>
+              </w:rPr>
+              <w:t>12.6 → 13.7</w:t>
+            </w:r>
+          </w:p>
+        </w:tc>
+        <w:tc>
+          <w:tcPr>
+            <w:tcW w:w="2516" w:type="dxa"/>
+          </w:tcPr>
+          <w:p>
+            <w:pPr>
+              <w:spacing w:before="40" w:line="240" w:lineRule="auto"/>
+              <w:jc w:val="center"/>
+            </w:pPr>
+            <w:r>
+              <w:rPr>
+                <w:sz w:val="17"/>
+              </w:rPr>
+              <w:t>0.761 → 0.531 (0.577)</w:t>
+            </w:r>
+          </w:p>
+        </w:tc>
+        <w:tc>
+          <w:tcPr>
+            <w:tcW w:w="2050" w:type="dxa"/>
+          </w:tcPr>
+          <w:p>
+            <w:pPr>
+              <w:spacing w:before="40" w:line="240" w:lineRule="auto"/>
+              <w:jc w:val="center"/>
+            </w:pPr>
+            <w:r>
+              <w:rPr>
+                <w:sz w:val="17"/>
+              </w:rPr>
+              <w:t>15.94 / 16.01</w:t>
+            </w:r>
+          </w:p>
+        </w:tc>
+        <w:tc>
+          <w:tcPr>
+            <w:tcW w:w="1118" w:type="dxa"/>
+          </w:tcPr>
+          <w:p>
+            <w:pPr>
+              <w:spacing w:before="40" w:line="240" w:lineRule="auto"/>
+              <w:jc w:val="center"/>
+            </w:pPr>
+            <w:r>
+              <w:rPr>
+                <w:sz w:val="17"/>
+              </w:rPr>
+              <w:t>92.1</w:t>
+            </w:r>
+          </w:p>
+        </w:tc>
+      </w:tr>
+      <w:tr>
+        <w:trPr>
+          <w:cantSplit/>
+          <w:jc w:val="center"/>
+        </w:trPr>
+        <w:tc>
+          <w:tcPr>
+            <w:tcW w:w="652" w:type="dxa"/>
+          </w:tcPr>
+          <w:p>
+            <w:pPr>
+              <w:spacing w:before="40" w:line="240" w:lineRule="auto"/>
+              <w:jc w:val="center"/>
+            </w:pPr>
+            <w:r>
+              <w:rPr>
+                <w:sz w:val="17"/>
+              </w:rPr>
+              <w:t>0.1</w:t>
+            </w:r>
+          </w:p>
+        </w:tc>
+        <w:tc>
+          <w:tcPr>
+            <w:tcW w:w="932" w:type="dxa"/>
+          </w:tcPr>
+          <w:p>
+            <w:pPr>
+              <w:spacing w:before="40" w:line="240" w:lineRule="auto"/>
+              <w:jc w:val="center"/>
+            </w:pPr>
+            <w:r>
+              <w:rPr>
+                <w:sz w:val="17"/>
+              </w:rPr>
+              <w:t>48.4</w:t>
+            </w:r>
+          </w:p>
+        </w:tc>
+        <w:tc>
+          <w:tcPr>
+            <w:tcW w:w="2050" w:type="dxa"/>
+          </w:tcPr>
+          <w:p>
+            <w:pPr>
+              <w:spacing w:before="40" w:line="240" w:lineRule="auto"/>
+              <w:jc w:val="center"/>
+            </w:pPr>
+            <w:r>
+              <w:rPr>
+                <w:sz w:val="17"/>
+              </w:rPr>
+              <w:t>47.3 → 81.6</w:t>
+            </w:r>
+          </w:p>
+        </w:tc>
+        <w:tc>
+          <w:tcPr>
+            <w:tcW w:w="2516" w:type="dxa"/>
+          </w:tcPr>
+          <w:p>
+            <w:pPr>
+              <w:spacing w:before="40" w:line="240" w:lineRule="auto"/>
+              <w:jc w:val="center"/>
+            </w:pPr>
+            <w:r>
+              <w:rPr>
+                <w:sz w:val="17"/>
+              </w:rPr>
+              <w:t>0.735 → 0.561 (0.501)</w:t>
+            </w:r>
+          </w:p>
+        </w:tc>
+        <w:tc>
+          <w:tcPr>
+            <w:tcW w:w="2050" w:type="dxa"/>
+          </w:tcPr>
+          <w:p>
+            <w:pPr>
+              <w:spacing w:before="40" w:line="240" w:lineRule="auto"/>
+              <w:jc w:val="center"/>
+            </w:pPr>
+            <w:r>
+              <w:rPr>
+                <w:sz w:val="17"/>
+              </w:rPr>
+              <w:t>31.76 / 31.8</w:t>
+            </w:r>
+          </w:p>
+        </w:tc>
+        <w:tc>
+          <w:tcPr>
+            <w:tcW w:w="1118" w:type="dxa"/>
+          </w:tcPr>
+          <w:p>
+            <w:pPr>
+              <w:spacing w:before="40" w:line="240" w:lineRule="auto"/>
+              <w:jc w:val="center"/>
+            </w:pPr>
+            <w:r>
+              <w:rPr>
+                <w:sz w:val="17"/>
+              </w:rPr>
+              <w:t>59.2</w:t>
+            </w:r>
+          </w:p>
+        </w:tc>
+      </w:tr>
+      <w:tr>
+        <w:trPr>
+          <w:cantSplit/>
+          <w:jc w:val="center"/>
+        </w:trPr>
+        <w:tc>
+          <w:tcPr>
+            <w:tcW w:w="652" w:type="dxa"/>
+          </w:tcPr>
+          <w:p>
+            <w:pPr>
+              <w:spacing w:before="40" w:line="240" w:lineRule="auto"/>
+              <w:jc w:val="center"/>
+            </w:pPr>
+            <w:r>
+              <w:rPr>
+                <w:sz w:val="17"/>
+              </w:rPr>
+              <w:t>0.3</w:t>
+            </w:r>
+          </w:p>
+        </w:tc>
+        <w:tc>
+          <w:tcPr>
+            <w:tcW w:w="932" w:type="dxa"/>
+          </w:tcPr>
+          <w:p>
+            <w:pPr>
+              <w:spacing w:before="40" w:line="240" w:lineRule="auto"/>
+              <w:jc w:val="center"/>
+            </w:pPr>
+            <w:r>
+              <w:rPr>
+                <w:sz w:val="17"/>
+              </w:rPr>
+              <w:t>16.1</w:t>
+            </w:r>
+          </w:p>
+        </w:tc>
+        <w:tc>
+          <w:tcPr>
+            <w:tcW w:w="2050" w:type="dxa"/>
+          </w:tcPr>
+          <w:p>
+            <w:pPr>
+              <w:spacing w:before="40" w:line="240" w:lineRule="auto"/>
+              <w:jc w:val="center"/>
+            </w:pPr>
+            <w:r>
+              <w:rPr>
+                <w:sz w:val="17"/>
+              </w:rPr>
+              <w:t>≥ 1e8 (destroyed) → ≥ 1e8 (destroyed)</w:t>
+            </w:r>
+          </w:p>
+        </w:tc>
+        <w:tc>
+          <w:tcPr>
+            <w:tcW w:w="2516" w:type="dxa"/>
+          </w:tcPr>
+          <w:p>
+            <w:pPr>
+              <w:spacing w:before="40" w:line="240" w:lineRule="auto"/>
+              <w:jc w:val="center"/>
+            </w:pPr>
+            <w:r>
+              <w:rPr>
+                <w:sz w:val="17"/>
+              </w:rPr>
+              <w:t>0.456 → 0.410 (0.564)</w:t>
+            </w:r>
+          </w:p>
+        </w:tc>
+        <w:tc>
+          <w:tcPr>
+            <w:tcW w:w="2050" w:type="dxa"/>
+          </w:tcPr>
+          <w:p>
+            <w:pPr>
+              <w:spacing w:before="40" w:line="240" w:lineRule="auto"/>
+              <w:jc w:val="center"/>
+            </w:pPr>
+            <w:r>
+              <w:rPr>
+                <w:sz w:val="17"/>
+              </w:rPr>
+              <w:t>96.01 / 95.84</w:t>
+            </w:r>
+          </w:p>
+        </w:tc>
+        <w:tc>
+          <w:tcPr>
+            <w:tcW w:w="1118" w:type="dxa"/>
+          </w:tcPr>
+          <w:p>
+            <w:pPr>
+              <w:spacing w:before="40" w:line="240" w:lineRule="auto"/>
+              <w:jc w:val="center"/>
+            </w:pPr>
+            <w:r>
+              <w:rPr>
+                <w:sz w:val="17"/>
+              </w:rPr>
+              <w:t>-</w:t>
+            </w:r>
+          </w:p>
+        </w:tc>
+      </w:tr>
+      <w:tr>
+        <w:trPr>
+          <w:cantSplit/>
+          <w:jc w:val="center"/>
+        </w:trPr>
+        <w:tc>
+          <w:tcPr>
+            <w:tcW w:w="652" w:type="dxa"/>
+          </w:tcPr>
+          <w:p>
+            <w:pPr>
+              <w:spacing w:before="40" w:line="240" w:lineRule="auto"/>
+              <w:jc w:val="center"/>
+            </w:pPr>
+            <w:r>
+              <w:rPr>
+                <w:sz w:val="17"/>
+              </w:rPr>
+              <w:t>1</w:t>
+            </w:r>
+          </w:p>
+        </w:tc>
+        <w:tc>
+          <w:tcPr>
+            <w:tcW w:w="932" w:type="dxa"/>
+          </w:tcPr>
+          <w:p>
+            <w:pPr>
+              <w:spacing w:before="40" w:line="240" w:lineRule="auto"/>
+              <w:jc w:val="center"/>
+            </w:pPr>
+            <w:r>
+              <w:rPr>
+                <w:sz w:val="17"/>
+              </w:rPr>
+              <w:t>4.84</w:t>
+            </w:r>
+          </w:p>
+        </w:tc>
+        <w:tc>
+          <w:tcPr>
+            <w:tcW w:w="2050" w:type="dxa"/>
+          </w:tcPr>
+          <w:p>
+            <w:pPr>
+              <w:spacing w:before="40" w:line="240" w:lineRule="auto"/>
+              <w:jc w:val="center"/>
+            </w:pPr>
+            <w:r>
+              <w:rPr>
+                <w:sz w:val="17"/>
+              </w:rPr>
+              <w:t xml:space="preserve">≥ </w:t>
+            </w:r>
+            <w:r>
+              <w:rPr>
+                <w:sz w:val="17"/>
+              </w:rPr>
+              <w:t>1e8 (destroyed) → ≥ 1e8 (destroyed)</w:t>
+            </w:r>
+          </w:p>
+        </w:tc>
+        <w:tc>
+          <w:tcPr>
+            <w:tcW w:w="2516" w:type="dxa"/>
+          </w:tcPr>
+          <w:p>
+            <w:pPr>
+              <w:spacing w:before="40" w:line="240" w:lineRule="auto"/>
+              <w:jc w:val="center"/>
+            </w:pPr>
+            <w:r>
+              <w:rPr>
+                <w:sz w:val="17"/>
+              </w:rPr>
+              <w:t>0.478 → 0.473 (0.405)</w:t>
+            </w:r>
+          </w:p>
+        </w:tc>
+        <w:tc>
+          <w:tcPr>
+            <w:tcW w:w="2050" w:type="dxa"/>
+          </w:tcPr>
+          <w:p>
+            <w:pPr>
+              <w:spacing w:before="40" w:line="240" w:lineRule="auto"/>
+              <w:jc w:val="center"/>
+            </w:pPr>
+            <w:r>
+              <w:rPr>
+                <w:sz w:val="17"/>
+              </w:rPr>
+              <w:t>319.2 / 319.6</w:t>
+            </w:r>
+          </w:p>
+        </w:tc>
+        <w:tc>
+          <w:tcPr>
+            <w:tcW w:w="1118" w:type="dxa"/>
+          </w:tcPr>
+          <w:p>
+            <w:pPr>
+              <w:spacing w:before="40" w:line="240" w:lineRule="auto"/>
+              <w:jc w:val="center"/>
+            </w:pPr>
+            <w:r>
+              <w:rPr>
+                <w:sz w:val="17"/>
+              </w:rPr>
+              <w:t>-</w:t>
+            </w:r>
+          </w:p>
+        </w:tc>
+      </w:tr>
+      <w:tr>
+        <w:trPr>
+          <w:cantSplit/>
+          <w:jc w:val="center"/>
+        </w:trPr>
+        <w:tc>
+          <w:tcPr>
+            <w:tcW w:w="652" w:type="dxa"/>
+          </w:tcPr>
+          <w:p>
+            <w:pPr>
+              <w:spacing w:before="40" w:line="240" w:lineRule="auto"/>
+              <w:jc w:val="center"/>
+            </w:pPr>
+            <w:r>
+              <w:rPr>
+                <w:sz w:val="17"/>
+              </w:rPr>
+              <w:t>3</w:t>
+            </w:r>
+          </w:p>
+        </w:tc>
+        <w:tc>
+          <w:tcPr>
+            <w:tcW w:w="932" w:type="dxa"/>
+          </w:tcPr>
+          <w:p>
+            <w:pPr>
+              <w:spacing w:before="40" w:line="240" w:lineRule="auto"/>
+              <w:jc w:val="center"/>
+            </w:pPr>
+            <w:r>
+              <w:rPr>
+                <w:sz w:val="17"/>
+              </w:rPr>
+              <w:t>1.61</w:t>
+            </w:r>
+          </w:p>
+        </w:tc>
+        <w:tc>
+          <w:tcPr>
+            <w:tcW w:w="2050" w:type="dxa"/>
+          </w:tcPr>
+          <w:p>
+            <w:pPr>
+              <w:spacing w:before="40" w:line="240" w:lineRule="auto"/>
+              <w:jc w:val="center"/>
+            </w:pPr>
+            <w:r>
+              <w:rPr>
+                <w:sz w:val="17"/>
+              </w:rPr>
+              <w:t>≥ 1e8 (destroyed) → ≥ 1e8 (destroyed)</w:t>
+            </w:r>
+          </w:p>
+        </w:tc>
+        <w:tc>
+          <w:tcPr>
+            <w:tcW w:w="2516" w:type="dxa"/>
+          </w:tcPr>
+          <w:p>
+            <w:pPr>
+              <w:spacing w:before="40" w:line="240" w:lineRule="auto"/>
+              <w:jc w:val="center"/>
+            </w:pPr>
+            <w:r>
+              <w:rPr>
+                <w:sz w:val="17"/>
+              </w:rPr>
+              <w:t>0.466 → 0.465 (0.436)</w:t>
+            </w:r>
+          </w:p>
+        </w:tc>
+        <w:tc>
+          <w:tcPr>
+            <w:tcW w:w="2050" w:type="dxa"/>
+          </w:tcPr>
+          <w:p>
+            <w:pPr>
+              <w:spacing w:before="40" w:line="240" w:lineRule="auto"/>
+              <w:jc w:val="center"/>
+            </w:pPr>
+            <w:r>
+              <w:rPr>
+                <w:sz w:val="17"/>
+              </w:rPr>
+              <w:t>960.6 / 959.7</w:t>
+            </w:r>
+          </w:p>
+        </w:tc>
+        <w:tc>
+          <w:tcPr>
+            <w:tcW w:w="1118" w:type="dxa"/>
+          </w:tcPr>
+          <w:p>
+            <w:pPr>
+              <w:spacing w:before="40" w:line="240" w:lineRule="auto"/>
+              <w:jc w:val="center"/>
+            </w:pPr>
+            <w:r>
+              <w:rPr>
+                <w:sz w:val="17"/>
+              </w:rPr>
+              <w:t>-</w:t>
+            </w:r>
+          </w:p>
+        </w:tc>
+      </w:tr>
+    </w:tbl>
+    <w:p>
+      <w:pPr>
+        <w:spacing w:after="80" w:line="144" w:lineRule="auto"/>
+      </w:pPr>
+    </w:p>
+    <w:p>
+      <w:pPr>
+        <w:keepNext/>
+        <w:spacing w:before="120" w:line="240" w:lineRule="auto"/>
+        <w:jc w:val="center"/>
+      </w:pPr>
+      <w:r>
+        <w:rPr>
+          <w:noProof/>
+        </w:rPr>
+        <w:lastRenderedPageBreak/>
+        <w:drawing>
+          <wp:inline distT="0" distB="0" distL="0" distR="0">
+            <wp:extent cx="5120640" cy="1894793"/>
+            <wp:effectExtent l="0" t="0" r="0" b="0"/>
+            <wp:docPr id="13" name="Picture 13"/>
+            <wp:cNvGraphicFramePr>
+              <a:graphicFrameLocks xmlns:a="http://schemas.openxmlformats.org/drawingml/2006/main" noChangeAspect="1"/>
+            </wp:cNvGraphicFramePr>
+            <a:graphic xmlns:a="http://schemas.openxmlformats.org/drawingml/2006/main">
+              <a:graphicData uri="http://schemas.openxmlformats.org/drawingml/2006/picture">
+                <pic:pic xmlns:pic="http://schemas.openxmlformats.org/drawingml/2006/picture">
+                  <pic:nvPicPr>
+                    <pic:cNvPr id="0" name="n02_neural_membership_auc.png"/>
+                    <pic:cNvPicPr/>
+                  </pic:nvPicPr>
+                  <pic:blipFill>
+                    <a:blip r:embed="rId20"/>
+                    <a:stretch>
+                      <a:fillRect/>
+                    </a:stretch>
+                  </pic:blipFill>
+                  <pic:spPr>
+                    <a:xfrm>
+                      <a:off x="0" y="0"/>
+                      <a:ext cx="5120640" cy="1894793"/>
+                    </a:xfrm>
+                    <a:prstGeom prst="rect">
+                      <a:avLst/>
+                    </a:prstGeom>
+                  </pic:spPr>
+                </pic:pic>
+              </a:graphicData>
+            </a:graphic>
+          </wp:inline>
+        </w:drawing>
+      </w:r>
+    </w:p>
+    <w:p>
+      <w:pPr>
+        <w:pStyle w:val="FigureCaption"/>
+      </w:pPr>
+      <w:r>
+        <w:t xml:space="preserve">Fig. 13: Client-level (left) and sample-level (right) membership AUC before removal, after </w:t>
+      </w:r>
+      <w:r>
+        <w:t>removal and after a fresh retrain</w:t>
+      </w:r>
+    </w:p>
+    <w:p>
+      <w:pPr>
+        <w:keepNext/>
+        <w:spacing w:before="120" w:line="240" w:lineRule="auto"/>
+        <w:jc w:val="center"/>
+      </w:pPr>
+      <w:r>
+        <w:rPr>
+          <w:noProof/>
+        </w:rPr>
+        <w:drawing>
+          <wp:inline distT="0" distB="0" distL="0" distR="0">
+            <wp:extent cx="4937760" cy="1846890"/>
+            <wp:effectExtent l="0" t="0" r="0" b="0"/>
+            <wp:docPr id="14" name="Picture 14"/>
+            <wp:cNvGraphicFramePr>
+              <a:graphicFrameLocks xmlns:a="http://schemas.openxmlformats.org/drawingml/2006/main" noChangeAspect="1"/>
+            </wp:cNvGraphicFramePr>
+            <a:graphic xmlns:a="http://schemas.openxmlformats.org/drawingml/2006/main">
+              <a:graphicData uri="http://schemas.openxmlformats.org/drawingml/2006/picture">
+                <pic:pic xmlns:pic="http://schemas.openxmlformats.org/drawingml/2006/picture">
+                  <pic:nvPicPr>
+                    <pic:cNvPr id="0" name="n01_neural_noise_vs_quality.png"/>
+                    <pic:cNvPicPr/>
+                  </pic:nvPicPr>
+                  <pic:blipFill>
+                    <a:blip r:embed="rId21"/>
+                    <a:stretch>
+                      <a:fillRect/>
+                    </a:stretch>
+                  </pic:blipFill>
+                  <pic:spPr>
+                    <a:xfrm>
+                      <a:off x="0" y="0"/>
+                      <a:ext cx="4937760" cy="1846890"/>
+                    </a:xfrm>
+                    <a:prstGeom prst="rect">
+                      <a:avLst/>
+                    </a:prstGeom>
+                  </pic:spPr>
+                </pic:pic>
+              </a:graphicData>
+            </a:graphic>
+          </wp:inline>
+        </w:drawing>
+      </w:r>
+    </w:p>
+    <w:p>
+      <w:pPr>
+        <w:pStyle w:val="FigureCaption"/>
+      </w:pPr>
+      <w:r>
+        <w:t>Fig. 14: Neural adapter study: perplexity against σ (left) and utility retention after removal (right)</w:t>
+      </w:r>
+    </w:p>
+    <w:p>
+      <w:r>
+        <w:t xml:space="preserve">The three findings of the bigram product recur on a neural model. </w:t>
+      </w:r>
+      <w:r>
+        <w:rPr>
+          <w:i/>
+        </w:rPr>
+        <w:t>Removal is real</w:t>
+      </w:r>
+      <w:r>
+        <w:t>: without noise the client-level att</w:t>
+      </w:r>
+      <w:r>
+        <w:t xml:space="preserve">ack falls from 0.78 to 0.53, exactly where a fresh retrain without the client sits (0.53); the sample-level AUC of the released average stays at 0.50 because averaging eight adapters hides what a single adapter memorises. </w:t>
+      </w:r>
+      <w:r>
+        <w:rPr>
+          <w:i/>
+        </w:rPr>
+        <w:t>The unlearned model is distributed</w:t>
+      </w:r>
+      <w:r>
+        <w:rPr>
+          <w:i/>
+        </w:rPr>
+        <w:t xml:space="preserve"> like a retrained one</w:t>
+      </w:r>
+      <w:r>
+        <w:t xml:space="preserve">: its distance to a fresh retrain equals the distance between two fresh retrains at every σ (for example 31.8 and 31.8 at σ = 0.1), and the same-noise identity check agrees to float32 rounding (7e-08 to 3e-06). </w:t>
+      </w:r>
+      <w:r>
+        <w:rPr>
+          <w:i/>
+        </w:rPr>
+        <w:t>Privacy and utility comp</w:t>
+      </w:r>
+      <w:r>
+        <w:rPr>
+          <w:i/>
+        </w:rPr>
+        <w:t>ete</w:t>
+      </w:r>
+      <w:r>
+        <w:t xml:space="preserve">: retention of the retained clients' perplexity is 99.8 % at σ = 0.01, 92.1 % at σ = 0.05 and 59.2 % at σ = 0.1, below the 70 % floor, and the model is destroyed from σ = 0.3, while ε &lt; 1 would need σ &gt; 4.85; with eight clients the neural study sits in </w:t>
+      </w:r>
+      <w:r>
+        <w:t>the same small-federation regime as the bigram product with ten. Removing three clients one after another at σ = 0 raises the public perplexity from 3.26 to 4.50. The cost is the clearest gain: subtraction takes 24 microseconds, the full request with metri</w:t>
+      </w:r>
+      <w:r>
+        <w:t>cs and attack 91 ms, and retraining the seven retained adapters 5.9 s, which is 65 times slower than the whole request.</w:t>
+      </w:r>
+    </w:p>
+    <w:p>
+      <w:pPr>
+        <w:keepNext/>
+        <w:spacing w:before="120" w:line="240" w:lineRule="auto"/>
+        <w:jc w:val="center"/>
+      </w:pPr>
+      <w:r>
+        <w:rPr>
+          <w:noProof/>
+        </w:rPr>
+        <w:lastRenderedPageBreak/>
+        <w:drawing>
+          <wp:inline distT="0" distB="0" distL="0" distR="0">
+            <wp:extent cx="4937760" cy="1827122"/>
+            <wp:effectExtent l="0" t="0" r="0" b="0"/>
+            <wp:docPr id="15" name="Picture 15"/>
+            <wp:cNvGraphicFramePr>
+              <a:graphicFrameLocks xmlns:a="http://schemas.openxmlformats.org/drawingml/2006/main" noChangeAspect="1"/>
+            </wp:cNvGraphicFramePr>
+            <a:graphic xmlns:a="http://schemas.openxmlformats.org/drawingml/2006/main">
+              <a:graphicData uri="http://schemas.openxmlformats.org/drawingml/2006/picture">
+                <pic:pic xmlns:pic="http://schemas.openxmlformats.org/drawingml/2006/picture">
+                  <pic:nvPicPr>
+                    <pic:cNvPr id="0" name="n03_neural_retrain_and_cost.png"/>
+                    <pic:cNvPicPr/>
+                  </pic:nvPicPr>
+                  <pic:blipFill>
+                    <a:blip r:embed="rId22"/>
+                    <a:stretch>
+                      <a:fillRect/>
+                    </a:stretch>
+                  </pic:blipFill>
+                  <pic:spPr>
+                    <a:xfrm>
+                      <a:off x="0" y="0"/>
+                      <a:ext cx="4937760" cy="1827122"/>
+                    </a:xfrm>
+                    <a:prstGeom prst="rect">
+                      <a:avLst/>
+                    </a:prstGeom>
+                  </pic:spPr>
+                </pic:pic>
+              </a:graphicData>
+            </a:graphic>
+          </wp:inline>
+        </w:drawing>
+      </w:r>
+    </w:p>
+    <w:p>
+      <w:pPr>
+        <w:pStyle w:val="FigureCaption"/>
+      </w:pPr>
+      <w:r>
+        <w:t>Fig. 15: Distance to a fresh retrain against distance between fresh retrains (left) and the cost of removing one client (right)</w:t>
       </w:r>
     </w:p>
     <w:p>
@@ -6065,22 +8875,29 @@
         <w:pStyle w:val="Heading2"/>
       </w:pPr>
       <w:r>
-        <w:t>2  Certificate, Ledger and API Results</w:t>
+        <w:t>2  Cer</w:t>
+      </w:r>
+      <w:r>
+        <w:t>tificate, Ledger and API Results</w:t>
       </w:r>
     </w:p>
     <w:p>
       <w:r>
-        <w:t>The product's visible output is the certificate and the ledger record behind it. The first removal of the default session (Client 01, Finance) produced the following values; the field n</w:t>
-      </w:r>
-      <w:r>
-        <w:t xml:space="preserve">ames are those of the JSON that </w:t>
+        <w:t xml:space="preserve">The product's visible output is the certificate and the ledger record behind it. The first removal of the default session (Client 01, Finance) produced the following values; the field names are those of the JSON that </w:t>
       </w:r>
       <w:r>
         <w:rPr>
           <w:rFonts w:ascii="Courier New" w:eastAsia="Courier New" w:hAnsi="Courier New" w:cs="Courier New"/>
           <w:sz w:val="21"/>
         </w:rPr>
-        <w:t>GET /api/certificate/latest</w:t>
+        <w:t>GET /a</w:t>
+      </w:r>
+      <w:r>
+        <w:rPr>
+          <w:rFonts w:ascii="Courier New" w:eastAsia="Courier New" w:hAnsi="Courier New" w:cs="Courier New"/>
+          <w:sz w:val="21"/>
+        </w:rPr>
+        <w:t>pi/certificate/latest</w:t>
       </w:r>
       <w:r>
         <w:t xml:space="preserve"> returns.</w:t>
@@ -6091,7 +8908,7 @@
         <w:pStyle w:val="TableCaption"/>
       </w:pPr>
       <w:r>
-        <w:t>Table 7: Fields of the unlearning certificate</w:t>
+        <w:t>Table 10: Fields of the unlearning certificate</w:t>
       </w:r>
     </w:p>
     <w:tbl>
@@ -6265,13 +9082,13 @@
               <w:rPr>
                 <w:sz w:val="18"/>
               </w:rPr>
-              <w:t xml:space="preserve">Tracked </w:t>
+              <w:t xml:space="preserve">Tracked clipped-update subtraction with </w:t>
             </w:r>
             <w:r>
               <w:rPr>
                 <w:sz w:val="18"/>
               </w:rPr>
-              <w:t>clipped-update subtraction with retained-client renormalization</w:t>
+              <w:t>retained-client renormalization</w:t>
             </w:r>
           </w:p>
         </w:tc>
@@ -6534,7 +9351,6 @@
               <w:rPr>
                 <w:sz w:val="18"/>
               </w:rPr>
-              <w:lastRenderedPageBreak/>
               <w:t>utility_retention_percent</w:t>
             </w:r>
           </w:p>
@@ -6712,7 +9528,13 @@
               <w:rPr>
                 <w:sz w:val="18"/>
               </w:rPr>
-              <w:t>c5a6d39418d916e3b60023556ba8ea72…</w:t>
+              <w:t>c5a6d39418d916e3b60023556ba8e</w:t>
+            </w:r>
+            <w:r>
+              <w:rPr>
+                <w:sz w:val="18"/>
+              </w:rPr>
+              <w:t>a72…</w:t>
             </w:r>
           </w:p>
         </w:tc>
@@ -6755,10 +9577,10 @@
         <w:t>engine.py</w:t>
       </w:r>
       <w:r>
-        <w:t xml:space="preserve"> explains that the stored update is subtracted algebraically, so </w:t>
-      </w:r>
-      <w:r>
-        <w:t xml:space="preserve">its coefficient in the retained aggregate is zero within floating-point error). And </w:t>
+        <w:t xml:space="preserve"> explains that the stored update is subtracted algebraically, so its coefficient in the retain</w:t>
+      </w:r>
+      <w:r>
+        <w:t xml:space="preserve">ed aggregate is zero within floating-point error). And </w:t>
       </w:r>
       <w:r>
         <w:rPr>
@@ -6780,17 +9602,13 @@
           <w:rFonts w:ascii="Courier New" w:eastAsia="Courier New" w:hAnsi="Courier New" w:cs="Courier New"/>
           <w:sz w:val="21"/>
         </w:rPr>
-        <w:t>d</w:t>
-      </w:r>
-      <w:r>
-        <w:rPr>
-          <w:rFonts w:ascii="Courier New" w:eastAsia="Courier New" w:hAnsi="Courier New" w:cs="Courier New"/>
-          <w:sz w:val="21"/>
-        </w:rPr>
-        <w:t>ata/audit_log.jsonl</w:t>
-      </w:r>
-      <w:r>
-        <w:t xml:space="preserve">. A record keeps its event fields and adds </w:t>
+        <w:t>data/audit_log.jsonl</w:t>
+      </w:r>
+      <w:r>
+        <w:t>. A record</w:t>
+      </w:r>
+      <w:r>
+        <w:t xml:space="preserve"> keeps its event fields and adds </w:t>
       </w:r>
       <w:r>
         <w:rPr>
@@ -6820,31 +9638,32 @@
         <w:t>record_hash</w:t>
       </w:r>
       <w:r>
-        <w:t>, where the hash is the SHA-256 of the predecessor's hash, a vertical bar and the canonical (sorted, compact) JSON of the record. The first record's predec</w:t>
-      </w:r>
-      <w:r>
-        <w:t xml:space="preserve">essor is 64 zeros. The certificate's </w:t>
+        <w:t>, where the hash is the SHA-256 of the predecessor's hash, a vertical bar and the canonical (sorted, compact) JSON of the record. The first record's predecessor is 64 zeros. The certif</w:t>
+      </w:r>
+      <w:r>
+        <w:t xml:space="preserve">icate's </w:t>
       </w:r>
       <w:r>
         <w:rPr>
           <w:rFonts w:ascii="Courier New" w:eastAsia="Courier New" w:hAnsi="Courier New" w:cs="Courier New"/>
           <w:sz w:val="21"/>
         </w:rPr>
+        <w:lastRenderedPageBreak/>
         <w:t>audit_record_hash</w:t>
       </w:r>
       <w:r>
-        <w:t xml:space="preserve"> equals the hash of its own ledger record, which is how a certificate is tied to the ledger: in the capture session certificate CERT-C5427F948A72 carries 208f652b947ede28…, the hash shown in row 3 of th</w:t>
-      </w:r>
-      <w:r>
-        <w:t>e ledger screen.</w:t>
+        <w:t xml:space="preserve"> equals the hash of its own ledger record, which is how a certificate is tied to the ledger: in the capture session certificate CERT-C5427F948A72 carries 208f652b947ede28…, the hash shown in row 3 of the ledger screen.</w:t>
       </w:r>
     </w:p>
     <w:p>
       <w:r>
-        <w:t xml:space="preserve">The API returned the expected status codes for all 14 smoke checks and for 18 of the 20 edge-case probes (Chapter 7); the two exceptions are described there. Typical latencies on the local loop-back were 36 ms for training and 58 ms for a </w:t>
-      </w:r>
-      <w:r>
-        <w:t>complete unlearning request, and a certificate is available for download as JSON with the audit verdict attached.</w:t>
+        <w:t xml:space="preserve">The API </w:t>
+      </w:r>
+      <w:r>
+        <w:t xml:space="preserve">returned the expected status codes for all 14 smoke checks and for 18 of the 20 edge-case probes (Chapter 7). It kept a correct ledger under 32 simultaneous removals and 16 simultaneous trainings, and 20 scripted synthetic-user journeys passed every step. </w:t>
+      </w:r>
+      <w:r>
+        <w:t>Typical latencies on the local loop-back were 36 ms for training and 58 ms for a complete unlearning request, and a certificate is available for download as JSON with the audit verdict attached.</w:t>
       </w:r>
     </w:p>
     <w:p>
@@ -6857,10 +9676,10 @@
     </w:p>
     <w:p>
       <w:r>
-        <w:t xml:space="preserve">Functional testing compares each feature of the application with its description. The table records what was exercised, </w:t>
-      </w:r>
-      <w:r>
-        <w:t>how, and the observed outcome. The user-interface rows come from the scripted browser session (screens are shown in Chapter 8); the engine rows come from the unit, smoke and experiment runs.</w:t>
+        <w:t>Functional testing compares each featur</w:t>
+      </w:r>
+      <w:r>
+        <w:t>e with its description. The user-interface rows come from the scripted browser sessions (screens are shown in Chapter 8); the engine rows come from the unit, smoke and experiment runs.</w:t>
       </w:r>
     </w:p>
     <w:p>
@@ -6868,7 +9687,7 @@
         <w:pStyle w:val="TableCaption"/>
       </w:pPr>
       <w:r>
-        <w:t>Table 8: Functional test results</w:t>
+        <w:t>Table 11: Functional test results</w:t>
       </w:r>
     </w:p>
     <w:tbl>
@@ -6942,14 +9761,14 @@
                 <w:b/>
                 <w:sz w:val="18"/>
               </w:rPr>
-              <w:t>Obs</w:t>
+              <w:t>Observed</w:t>
             </w:r>
             <w:r>
               <w:rPr>
                 <w:b/>
                 <w:sz w:val="18"/>
               </w:rPr>
-              <w:t>erved outcome</w:t>
+              <w:t xml:space="preserve"> outcome</w:t>
             </w:r>
           </w:p>
         </w:tc>
@@ -7070,13 +9889,7 @@
               <w:rPr>
                 <w:sz w:val="18"/>
               </w:rPr>
-              <w:t xml:space="preserve">all five raw norms (25.22 - 28.23) exceed C = 25 and are clipped to </w:t>
-            </w:r>
-            <w:r>
-              <w:rPr>
-                <w:sz w:val="18"/>
-              </w:rPr>
-              <w:t>25.000</w:t>
+              <w:t>all five raw norms (25.22 - 28.23) exceed C = 25 and are clipped to 25.000</w:t>
             </w:r>
           </w:p>
         </w:tc>
@@ -7156,7 +9969,7 @@
               <w:rPr>
                 <w:sz w:val="18"/>
               </w:rPr>
-              <w:t>Guard: untrained model</w:t>
+              <w:t>Guards</w:t>
             </w:r>
           </w:p>
         </w:tc>
@@ -7173,7 +9986,7 @@
               <w:rPr>
                 <w:sz w:val="18"/>
               </w:rPr>
-              <w:t>API probe</w:t>
+              <w:t>API probes</w:t>
             </w:r>
           </w:p>
         </w:tc>
@@ -7190,7 +10003,7 @@
               <w:rPr>
                 <w:sz w:val="18"/>
               </w:rPr>
-              <w:t>HTTP 400 "Train the federated model before requesting unlearning"</w:t>
+              <w:t>untrained, repeat and last-client requests: HTTP 400 with a JSON message</w:t>
             </w:r>
           </w:p>
         </w:tc>
@@ -7213,19 +10026,36 @@
               <w:rPr>
                 <w:sz w:val="18"/>
               </w:rPr>
-              <w:t xml:space="preserve">Guard: repeat </w:t>
-            </w:r>
+              <w:t>Sequential removal</w:t>
+            </w:r>
+          </w:p>
+        </w:tc>
+        <w:tc>
+          <w:tcPr>
+            <w:tcW w:w="2795" w:type="dxa"/>
+          </w:tcPr>
+          <w:p>
+            <w:pPr>
+              <w:spacing w:before="40" w:line="240" w:lineRule="auto"/>
+              <w:jc w:val="left"/>
+            </w:pPr>
             <w:r>
               <w:rPr>
                 <w:sz w:val="18"/>
               </w:rPr>
-              <w:t>request</w:t>
-            </w:r>
-          </w:p>
-        </w:tc>
-        <w:tc>
-          <w:tcPr>
-            <w:tcW w:w="2795" w:type="dxa"/>
+              <w:t>5 -&gt; 4 -&gt;</w:t>
+            </w:r>
+            <w:r>
+              <w:rPr>
+                <w:sz w:val="18"/>
+              </w:rPr>
+              <w:t xml:space="preserve"> 3 -&gt; 2 clients</w:t>
+            </w:r>
+          </w:p>
+        </w:tc>
+        <w:tc>
+          <w:tcPr>
+            <w:tcW w:w="4658" w:type="dxa"/>
           </w:tcPr>
           <w:p>
             <w:pPr>
@@ -7236,24 +10066,7 @@
               <w:rPr>
                 <w:sz w:val="18"/>
               </w:rPr>
-              <w:t>API probe</w:t>
-            </w:r>
-          </w:p>
-        </w:tc>
-        <w:tc>
-          <w:tcPr>
-            <w:tcW w:w="4658" w:type="dxa"/>
-          </w:tcPr>
-          <w:p>
-            <w:pPr>
-              <w:spacing w:before="40" w:line="240" w:lineRule="auto"/>
-              <w:jc w:val="left"/>
-            </w:pPr>
-            <w:r>
-              <w:rPr>
-                <w:sz w:val="18"/>
-              </w:rPr>
-              <w:t>HTTP 400 "client_finance has already been unlearned"</w:t>
+              <w:t>4/4 CERTIFIED; perplexity 130.2 -&gt; 302.8; ledger verifies 5 records</w:t>
             </w:r>
           </w:p>
         </w:tc>
@@ -7276,8 +10089,7 @@
               <w:rPr>
                 <w:sz w:val="18"/>
               </w:rPr>
-              <w:lastRenderedPageBreak/>
-              <w:t>Guard: last client</w:t>
+              <w:t>Model explorer</w:t>
             </w:r>
           </w:p>
         </w:tc>
@@ -7294,7 +10106,7 @@
               <w:rPr>
                 <w:sz w:val="18"/>
               </w:rPr>
-              <w:t>sequential experiment and API probe</w:t>
+              <w:t>seed "privacy" before and after a removal</w:t>
             </w:r>
           </w:p>
         </w:tc>
@@ -7311,7 +10123,7 @@
               <w:rPr>
                 <w:sz w:val="18"/>
               </w:rPr>
-              <w:t>5th removal refused: "At least one client must remain in the model"</w:t>
+              <w:t>text produced both times; the two 44-character samples are identical (see the results chapter)</w:t>
             </w:r>
           </w:p>
         </w:tc>
@@ -7334,7 +10146,13 @@
               <w:rPr>
                 <w:sz w:val="18"/>
               </w:rPr>
-              <w:t>Sequential removal</w:t>
+              <w:t>Certificate downlo</w:t>
+            </w:r>
+            <w:r>
+              <w:rPr>
+                <w:sz w:val="18"/>
+              </w:rPr>
+              <w:t>ad</w:t>
             </w:r>
           </w:p>
         </w:tc>
@@ -7349,32 +10167,40 @@
             </w:pPr>
             <w:r>
               <w:rPr>
+                <w:rFonts w:ascii="Courier New" w:eastAsia="Courier New" w:hAnsi="Courier New" w:cs="Courier New"/>
+                <w:sz w:val="15"/>
+              </w:rPr>
+              <w:t>GET /api/certificate/latest</w:t>
+            </w:r>
+          </w:p>
+        </w:tc>
+        <w:tc>
+          <w:tcPr>
+            <w:tcW w:w="4658" w:type="dxa"/>
+          </w:tcPr>
+          <w:p>
+            <w:pPr>
+              <w:spacing w:before="40" w:line="240" w:lineRule="auto"/>
+              <w:jc w:val="left"/>
+            </w:pPr>
+            <w:r>
+              <w:rPr>
                 <w:sz w:val="18"/>
               </w:rPr>
-              <w:t>5 -&gt; 4 -&gt; 3 -&gt; 2 clients</w:t>
-            </w:r>
-          </w:p>
-        </w:tc>
-        <w:tc>
-          <w:tcPr>
-            <w:tcW w:w="4658" w:type="dxa"/>
-          </w:tcPr>
-          <w:p>
-            <w:pPr>
-              <w:spacing w:before="40" w:line="240" w:lineRule="auto"/>
-              <w:jc w:val="left"/>
-            </w:pPr>
+              <w:t xml:space="preserve">JSON with </w:t>
+            </w:r>
+            <w:r>
+              <w:rPr>
+                <w:rFonts w:ascii="Courier New" w:eastAsia="Courier New" w:hAnsi="Courier New" w:cs="Courier New"/>
+                <w:sz w:val="15"/>
+              </w:rPr>
+              <w:t>audit_valid</w:t>
+            </w:r>
             <w:r>
               <w:rPr>
                 <w:sz w:val="18"/>
               </w:rPr>
-              <w:t xml:space="preserve">4/4 CERTIFIED; </w:t>
-            </w:r>
-            <w:r>
-              <w:rPr>
-                <w:sz w:val="18"/>
-              </w:rPr>
-              <w:t>perplexity 130.2 -&gt; 302.8; ledger verifies 5 records</w:t>
+              <w:t xml:space="preserve"> true; 404 when no certificate exists</w:t>
             </w:r>
           </w:p>
         </w:tc>
@@ -7397,7 +10223,7 @@
               <w:rPr>
                 <w:sz w:val="18"/>
               </w:rPr>
-              <w:t>Model explorer</w:t>
+              <w:t>Audit verification</w:t>
             </w:r>
           </w:p>
         </w:tc>
@@ -7414,7 +10240,7 @@
               <w:rPr>
                 <w:sz w:val="18"/>
               </w:rPr>
-              <w:t>seed "privacy" before and after a removal</w:t>
+              <w:t>UI button and API</w:t>
             </w:r>
           </w:p>
         </w:tc>
@@ -7431,7 +10257,7 @@
               <w:rPr>
                 <w:sz w:val="18"/>
               </w:rPr>
-              <w:t>text produced both times; the two 44-character samples are identical (see the results chapter)</w:t>
+              <w:t>"Verified 4 audit record(s)" in the capture session</w:t>
             </w:r>
           </w:p>
         </w:tc>
@@ -7454,7 +10280,7 @@
               <w:rPr>
                 <w:sz w:val="18"/>
               </w:rPr>
-              <w:t>Certificate download</w:t>
+              <w:t>New session</w:t>
             </w:r>
           </w:p>
         </w:tc>
@@ -7469,10 +10295,9 @@
             </w:pPr>
             <w:r>
               <w:rPr>
-                <w:rFonts w:ascii="Courier New" w:eastAsia="Courier New" w:hAnsi="Courier New" w:cs="Courier New"/>
-                <w:sz w:val="15"/>
-              </w:rPr>
-              <w:t>GET /api/certificate/latest</w:t>
+                <w:sz w:val="18"/>
+              </w:rPr>
+              <w:t>UI confirm dialog and API</w:t>
             </w:r>
           </w:p>
         </w:tc>
@@ -7489,20 +10314,7 @@
               <w:rPr>
                 <w:sz w:val="18"/>
               </w:rPr>
-              <w:t xml:space="preserve">JSON with </w:t>
-            </w:r>
-            <w:r>
-              <w:rPr>
-                <w:rFonts w:ascii="Courier New" w:eastAsia="Courier New" w:hAnsi="Courier New" w:cs="Courier New"/>
-                <w:sz w:val="15"/>
-              </w:rPr>
-              <w:t>audit_valid</w:t>
-            </w:r>
-            <w:r>
-              <w:rPr>
-                <w:sz w:val="18"/>
-              </w:rPr>
-              <w:t xml:space="preserve"> true; 404 when no certificate exists</w:t>
+              <w:t>engine reset, audit history preserved</w:t>
             </w:r>
           </w:p>
         </w:tc>
@@ -7525,7 +10337,7 @@
               <w:rPr>
                 <w:sz w:val="18"/>
               </w:rPr>
-              <w:t>Audit verification</w:t>
+              <w:t>Dark mode and mobile layout</w:t>
             </w:r>
           </w:p>
         </w:tc>
@@ -7542,7 +10354,7 @@
               <w:rPr>
                 <w:sz w:val="18"/>
               </w:rPr>
-              <w:t>UI button and API</w:t>
+              <w:t>UI at 1440 x 900 and 390 px</w:t>
             </w:r>
           </w:p>
         </w:tc>
@@ -7559,7 +10371,7 @@
               <w:rPr>
                 <w:sz w:val="18"/>
               </w:rPr>
-              <w:t>"Verified 4 audit record(s)" in the capture session</w:t>
+              <w:t>both render in all 20 acceptance journeys; bottom navigation replaces the sidebar on the narrow screen</w:t>
             </w:r>
           </w:p>
         </w:tc>
@@ -7582,120 +10394,6 @@
               <w:rPr>
                 <w:sz w:val="18"/>
               </w:rPr>
-              <w:t>New session</w:t>
-            </w:r>
-          </w:p>
-        </w:tc>
-        <w:tc>
-          <w:tcPr>
-            <w:tcW w:w="2795" w:type="dxa"/>
-          </w:tcPr>
-          <w:p>
-            <w:pPr>
-              <w:spacing w:before="40" w:line="240" w:lineRule="auto"/>
-              <w:jc w:val="left"/>
-            </w:pPr>
-            <w:r>
-              <w:rPr>
-                <w:sz w:val="18"/>
-              </w:rPr>
-              <w:t>UI confirm dialog and API</w:t>
-            </w:r>
-          </w:p>
-        </w:tc>
-        <w:tc>
-          <w:tcPr>
-            <w:tcW w:w="4658" w:type="dxa"/>
-          </w:tcPr>
-          <w:p>
-            <w:pPr>
-              <w:spacing w:before="40" w:line="240" w:lineRule="auto"/>
-              <w:jc w:val="left"/>
-            </w:pPr>
-            <w:r>
-              <w:rPr>
-                <w:sz w:val="18"/>
-              </w:rPr>
-              <w:t>engine reset, audit history preserved</w:t>
-            </w:r>
-          </w:p>
-        </w:tc>
-      </w:tr>
-      <w:tr>
-        <w:trPr>
-          <w:cantSplit/>
-          <w:jc w:val="center"/>
-        </w:trPr>
-        <w:tc>
-          <w:tcPr>
-            <w:tcW w:w="1863" w:type="dxa"/>
-          </w:tcPr>
-          <w:p>
-            <w:pPr>
-              <w:spacing w:before="40" w:line="240" w:lineRule="auto"/>
-              <w:jc w:val="left"/>
-            </w:pPr>
-            <w:r>
-              <w:rPr>
-                <w:sz w:val="18"/>
-              </w:rPr>
-              <w:t>Dark mode and mobile layout</w:t>
-            </w:r>
-          </w:p>
-        </w:tc>
-        <w:tc>
-          <w:tcPr>
-            <w:tcW w:w="2795" w:type="dxa"/>
-          </w:tcPr>
-          <w:p>
-            <w:pPr>
-              <w:spacing w:before="40" w:line="240" w:lineRule="auto"/>
-              <w:jc w:val="left"/>
-            </w:pPr>
-            <w:r>
-              <w:rPr>
-                <w:sz w:val="18"/>
-              </w:rPr>
-              <w:t>UI at 1440 x 900 and 390 px</w:t>
-            </w:r>
-          </w:p>
-        </w:tc>
-        <w:tc>
-          <w:tcPr>
-            <w:tcW w:w="4658" w:type="dxa"/>
-          </w:tcPr>
-          <w:p>
-            <w:pPr>
-              <w:spacing w:before="40" w:line="240" w:lineRule="auto"/>
-              <w:jc w:val="left"/>
-            </w:pPr>
-            <w:r>
-              <w:rPr>
-                <w:sz w:val="18"/>
-              </w:rPr>
-              <w:t>both render; bottom navigation replaces the sidebar on the narrow screen</w:t>
-            </w:r>
-          </w:p>
-        </w:tc>
-      </w:tr>
-      <w:tr>
-        <w:trPr>
-          <w:cantSplit/>
-          <w:jc w:val="center"/>
-        </w:trPr>
-        <w:tc>
-          <w:tcPr>
-            <w:tcW w:w="1863" w:type="dxa"/>
-          </w:tcPr>
-          <w:p>
-            <w:pPr>
-              <w:spacing w:before="40" w:line="240" w:lineRule="auto"/>
-              <w:jc w:val="left"/>
-            </w:pPr>
-            <w:r>
-              <w:rPr>
-                <w:sz w:val="18"/>
-              </w:rPr>
               <w:t>Legacy interface</w:t>
             </w:r>
           </w:p>
@@ -7737,7 +10435,13 @@
               <w:rPr>
                 <w:sz w:val="18"/>
               </w:rPr>
-              <w:t>original four-tab page loads and shows the same session state</w:t>
+              <w:t>original four-tab page loads and shows the same session</w:t>
+            </w:r>
+            <w:r>
+              <w:rPr>
+                <w:sz w:val="18"/>
+              </w:rPr>
+              <w:t xml:space="preserve"> state</w:t>
             </w:r>
           </w:p>
         </w:tc>
@@ -7750,10 +10454,7 @@
     </w:p>
     <w:p>
       <w:r>
-        <w:t xml:space="preserve">No functional defect was found in the engine paths </w:t>
-      </w:r>
-      <w:r>
-        <w:t>that the product actually offers. The defects and weak points that were found are not functional failures but design limits, and are collected in the security, validation and limits sections of this chapter and in the results chapter.</w:t>
+        <w:t>No functional defect was found in the engine paths the product offers. The defects found by the security and load studies concern the HTTP layer and the ledger file, and are listed in the next sections.</w:t>
       </w:r>
     </w:p>
     <w:p>
@@ -7761,15 +10462,15 @@
         <w:pStyle w:val="Heading2"/>
       </w:pPr>
       <w:r>
-        <w:t>4  Performance Testin</w:t>
-      </w:r>
-      <w:r>
-        <w:t>g</w:t>
+        <w:t>4  Performance Testing</w:t>
       </w:r>
     </w:p>
     <w:p>
       <w:r>
-        <w:t xml:space="preserve">Performance was measured on </w:t>
+        <w:t>Single-client perform</w:t>
+      </w:r>
+      <w:r>
+        <w:t xml:space="preserve">ance was measured on </w:t>
       </w:r>
       <w:r>
         <w:rPr>
@@ -7779,7 +10480,7 @@
         <w:t>127.0.0.1</w:t>
       </w:r>
       <w:r>
-        <w:t xml:space="preserve"> with a single client. (Measured against </w:t>
+        <w:t xml:space="preserve">. (Against </w:t>
       </w:r>
       <w:r>
         <w:rPr>
@@ -7789,10 +10490,14 @@
         <w:t>localhost</w:t>
       </w:r>
       <w:r>
-        <w:t xml:space="preserve"> on this machine, Python clients pay about two seconds per call for an IPv6 fall-back, which would have inflated every figure fourfold, so the loop-back address was us</w:t>
-      </w:r>
-      <w:r>
-        <w:t>ed.) Each endpoint was called 30 to 100 times; the table gives the median and 95th percentile.</w:t>
+        <w:t xml:space="preserve"> on this machine, Python clients pay about two seconds per call for an IPv6 fall-back, which would inflate every </w:t>
+      </w:r>
+      <w:r>
+        <w:lastRenderedPageBreak/>
+        <w:t>figure fourfold.) Each endpoint was called 30 to 100 times; the table gives the median and 95</w:t>
+      </w:r>
+      <w:r>
+        <w:t>th percentile.</w:t>
       </w:r>
     </w:p>
     <w:p>
@@ -7800,7 +10505,7 @@
         <w:pStyle w:val="TableCaption"/>
       </w:pPr>
       <w:r>
-        <w:t>Table 9: API response times on 127.0.0.1</w:t>
+        <w:t>Table 12: API response times on 127.0.0.1</w:t>
       </w:r>
     </w:p>
     <w:tbl>
@@ -8663,12 +11368,11 @@
         <w:rPr>
           <w:noProof/>
         </w:rPr>
-        <w:lastRenderedPageBreak/>
         <w:drawing>
           <wp:inline distT="0" distB="0" distL="0" distR="0">
             <wp:extent cx="4572000" cy="2330456"/>
             <wp:effectExtent l="0" t="0" r="0" b="0"/>
-            <wp:docPr id="9" name="Picture 9"/>
+            <wp:docPr id="16" name="Picture 16"/>
             <wp:cNvGraphicFramePr>
               <a:graphicFrameLocks xmlns:a="http://schemas.openxmlformats.org/drawingml/2006/main" noChangeAspect="1"/>
             </wp:cNvGraphicFramePr>
@@ -8680,7 +11384,7 @@
                     <pic:cNvPicPr/>
                   </pic:nvPicPr>
                   <pic:blipFill>
-                    <a:blip r:embed="rId16"/>
+                    <a:blip r:embed="rId23"/>
                     <a:stretch>
                       <a:fillRect/>
                     </a:stretch>
@@ -8706,12 +11410,557 @@
         <w:pStyle w:val="FigureCaption"/>
       </w:pPr>
       <w:r>
-        <w:t>Fig. 9: Median and 95th-percentile response time per endpoint</w:t>
+        <w:t>Fig. 16: Median and 95th-percentile response time per endpoint</w:t>
       </w:r>
     </w:p>
     <w:p>
       <w:r>
-        <w:t xml:space="preserve">Training answers in 36 ms and a full unlearning request, including the two membership-attack evaluations, the metric recomputation and the ledger write, in 58 ms (p95 82 ms). The </w:t>
+        <w:t xml:space="preserve">Training </w:t>
+      </w:r>
+      <w:r>
+        <w:t>answers in 36 ms and a full unlearning request, including two membership-attack evaluations, the metric recomputation and the ledger write, in 58 ms (p95 82 ms).</w:t>
+      </w:r>
+    </w:p>
+    <w:p>
+      <w:pPr>
+        <w:pStyle w:val="Heading3"/>
+      </w:pPr>
+      <w:r>
+        <w:t>4.1  Load and concurrency</w:t>
+      </w:r>
+    </w:p>
+    <w:p>
+      <w:r>
+        <w:t xml:space="preserve">Threaded HTTP clients on </w:t>
+      </w:r>
+      <w:r>
+        <w:rPr>
+          <w:rFonts w:ascii="Courier New" w:eastAsia="Courier New" w:hAnsi="Courier New" w:cs="Courier New"/>
+          <w:sz w:val="21"/>
+        </w:rPr>
+        <w:t>127.0.0.1</w:t>
+      </w:r>
+      <w:r>
+        <w:t xml:space="preserve"> (up to 500 requests or 20 s per level) exercised four request mixes at 1, 2, 4, 8, 16, 32 and 64 concurrent clients against one server. The table gives requests per second, 95th-percentile latency in milliseconds and the number of 5xx or connection errors</w:t>
+      </w:r>
+      <w:r>
+        <w:t>.</w:t>
+      </w:r>
+    </w:p>
+    <w:p>
+      <w:pPr>
+        <w:pStyle w:val="TableCaption"/>
+      </w:pPr>
+      <w:r>
+        <w:t>Table 13: Throughput, latency and errors under concurrency (127.0.0.1)</w:t>
+      </w:r>
+    </w:p>
+    <w:tbl>
+      <w:tblPr>
+        <w:tblStyle w:val="TableGrid"/>
+        <w:tblW w:w="0" w:type="auto"/>
+        <w:jc w:val="center"/>
+        <w:tblLook w:val="04A0" w:firstRow="1" w:lastRow="0" w:firstColumn="1" w:lastColumn="0" w:noHBand="0" w:noVBand="1"/>
+      </w:tblPr>
+      <w:tblGrid>
+        <w:gridCol w:w="3354"/>
+        <w:gridCol w:w="1491"/>
+        <w:gridCol w:w="1491"/>
+        <w:gridCol w:w="1491"/>
+        <w:gridCol w:w="1491"/>
+      </w:tblGrid>
+      <w:tr>
+        <w:trPr>
+          <w:cantSplit/>
+          <w:tblHeader/>
+          <w:jc w:val="center"/>
+        </w:trPr>
+        <w:tc>
+          <w:tcPr>
+            <w:tcW w:w="3354" w:type="dxa"/>
+            <w:shd w:val="clear" w:color="auto" w:fill="D9E2F3"/>
+          </w:tcPr>
+          <w:p>
+            <w:pPr>
+              <w:spacing w:before="40" w:line="240" w:lineRule="auto"/>
+              <w:jc w:val="left"/>
+            </w:pPr>
+            <w:r>
+              <w:rPr>
+                <w:b/>
+                <w:sz w:val="18"/>
+              </w:rPr>
+              <w:t>Request mix (req/s / p95 ms / errors)</w:t>
+            </w:r>
+          </w:p>
+        </w:tc>
+        <w:tc>
+          <w:tcPr>
+            <w:tcW w:w="1491" w:type="dxa"/>
+            <w:shd w:val="clear" w:color="auto" w:fill="D9E2F3"/>
+          </w:tcPr>
+          <w:p>
+            <w:pPr>
+              <w:spacing w:before="40" w:line="240" w:lineRule="auto"/>
+              <w:jc w:val="center"/>
+            </w:pPr>
+            <w:r>
+              <w:rPr>
+                <w:b/>
+                <w:sz w:val="18"/>
+              </w:rPr>
+              <w:t>1 client</w:t>
+            </w:r>
+          </w:p>
+        </w:tc>
+        <w:tc>
+          <w:tcPr>
+            <w:tcW w:w="1491" w:type="dxa"/>
+            <w:shd w:val="clear" w:color="auto" w:fill="D9E2F3"/>
+          </w:tcPr>
+          <w:p>
+            <w:pPr>
+              <w:spacing w:before="40" w:line="240" w:lineRule="auto"/>
+              <w:jc w:val="center"/>
+            </w:pPr>
+            <w:r>
+              <w:rPr>
+                <w:b/>
+                <w:sz w:val="18"/>
+              </w:rPr>
+              <w:t>4 clients</w:t>
+            </w:r>
+          </w:p>
+        </w:tc>
+        <w:tc>
+          <w:tcPr>
+            <w:tcW w:w="1491" w:type="dxa"/>
+            <w:shd w:val="clear" w:color="auto" w:fill="D9E2F3"/>
+          </w:tcPr>
+          <w:p>
+            <w:pPr>
+              <w:spacing w:before="40" w:line="240" w:lineRule="auto"/>
+              <w:jc w:val="center"/>
+            </w:pPr>
+            <w:r>
+              <w:rPr>
+                <w:b/>
+                <w:sz w:val="18"/>
+              </w:rPr>
+              <w:t>16 clients</w:t>
+            </w:r>
+          </w:p>
+        </w:tc>
+        <w:tc>
+          <w:tcPr>
+            <w:tcW w:w="1491" w:type="dxa"/>
+            <w:shd w:val="clear" w:color="auto" w:fill="D9E2F3"/>
+          </w:tcPr>
+          <w:p>
+            <w:pPr>
+              <w:spacing w:before="40" w:line="240" w:lineRule="auto"/>
+              <w:jc w:val="center"/>
+            </w:pPr>
+            <w:r>
+              <w:rPr>
+                <w:b/>
+                <w:sz w:val="18"/>
+              </w:rPr>
+              <w:t>64 clients</w:t>
+            </w:r>
+          </w:p>
+        </w:tc>
+      </w:tr>
+      <w:tr>
+        <w:trPr>
+          <w:cantSplit/>
+          <w:jc w:val="center"/>
+        </w:trPr>
+        <w:tc>
+          <w:tcPr>
+            <w:tcW w:w="3354" w:type="dxa"/>
+          </w:tcPr>
+          <w:p>
+            <w:pPr>
+              <w:spacing w:before="40" w:line="240" w:lineRule="auto"/>
+              <w:jc w:val="left"/>
+            </w:pPr>
+            <w:r>
+              <w:rPr>
+                <w:sz w:val="18"/>
+              </w:rPr>
+              <w:t>GET /api/health</w:t>
+            </w:r>
+          </w:p>
+        </w:tc>
+        <w:tc>
+          <w:tcPr>
+            <w:tcW w:w="1491" w:type="dxa"/>
+          </w:tcPr>
+          <w:p>
+            <w:pPr>
+              <w:spacing w:before="40" w:line="240" w:lineRule="auto"/>
+              <w:jc w:val="center"/>
+            </w:pPr>
+            <w:r>
+              <w:rPr>
+                <w:sz w:val="18"/>
+              </w:rPr>
+              <w:t>233 / 21 / 0</w:t>
+            </w:r>
+          </w:p>
+        </w:tc>
+        <w:tc>
+          <w:tcPr>
+            <w:tcW w:w="1491" w:type="dxa"/>
+          </w:tcPr>
+          <w:p>
+            <w:pPr>
+              <w:spacing w:before="40" w:line="240" w:lineRule="auto"/>
+              <w:jc w:val="center"/>
+            </w:pPr>
+            <w:r>
+              <w:rPr>
+                <w:sz w:val="18"/>
+              </w:rPr>
+              <w:t>1070 / 15 / 0</w:t>
+            </w:r>
+          </w:p>
+        </w:tc>
+        <w:tc>
+          <w:tcPr>
+            <w:tcW w:w="1491" w:type="dxa"/>
+          </w:tcPr>
+          <w:p>
+            <w:pPr>
+              <w:spacing w:before="40" w:line="240" w:lineRule="auto"/>
+              <w:jc w:val="center"/>
+            </w:pPr>
+            <w:r>
+              <w:rPr>
+                <w:sz w:val="18"/>
+              </w:rPr>
+              <w:t>488 / 15 / 0</w:t>
+            </w:r>
+          </w:p>
+        </w:tc>
+        <w:tc>
+          <w:tcPr>
+            <w:tcW w:w="1491" w:type="dxa"/>
+          </w:tcPr>
+          <w:p>
+            <w:pPr>
+              <w:spacing w:before="40" w:line="240" w:lineRule="auto"/>
+              <w:jc w:val="center"/>
+            </w:pPr>
+            <w:r>
+              <w:rPr>
+                <w:sz w:val="18"/>
+              </w:rPr>
+              <w:t>315 / 1017 / 0</w:t>
+            </w:r>
+          </w:p>
+        </w:tc>
+      </w:tr>
+      <w:tr>
+        <w:trPr>
+          <w:cantSplit/>
+          <w:jc w:val="center"/>
+        </w:trPr>
+        <w:tc>
+          <w:tcPr>
+            <w:tcW w:w="3354" w:type="dxa"/>
+          </w:tcPr>
+          <w:p>
+            <w:pPr>
+              <w:spacing w:before="40" w:line="240" w:lineRule="auto"/>
+              <w:jc w:val="left"/>
+            </w:pPr>
+            <w:r>
+              <w:rPr>
+                <w:sz w:val="18"/>
+              </w:rPr>
+              <w:t>GET /api/state</w:t>
+            </w:r>
+          </w:p>
+        </w:tc>
+        <w:tc>
+          <w:tcPr>
+            <w:tcW w:w="1491" w:type="dxa"/>
+          </w:tcPr>
+          <w:p>
+            <w:pPr>
+              <w:spacing w:before="40" w:line="240" w:lineRule="auto"/>
+              <w:jc w:val="center"/>
+            </w:pPr>
+            <w:r>
+              <w:rPr>
+                <w:sz w:val="18"/>
+              </w:rPr>
+              <w:t>68 / 29 / 0</w:t>
+            </w:r>
+          </w:p>
+        </w:tc>
+        <w:tc>
+          <w:tcPr>
+            <w:tcW w:w="1491" w:type="dxa"/>
+          </w:tcPr>
+          <w:p>
+            <w:pPr>
+              <w:spacing w:before="40" w:line="240" w:lineRule="auto"/>
+              <w:jc w:val="center"/>
+            </w:pPr>
+            <w:r>
+              <w:rPr>
+                <w:sz w:val="18"/>
+              </w:rPr>
+              <w:t>77 /</w:t>
+            </w:r>
+            <w:r>
+              <w:rPr>
+                <w:sz w:val="18"/>
+              </w:rPr>
+              <w:t xml:space="preserve"> 66 / 0</w:t>
+            </w:r>
+          </w:p>
+        </w:tc>
+        <w:tc>
+          <w:tcPr>
+            <w:tcW w:w="1491" w:type="dxa"/>
+          </w:tcPr>
+          <w:p>
+            <w:pPr>
+              <w:spacing w:before="40" w:line="240" w:lineRule="auto"/>
+              <w:jc w:val="center"/>
+            </w:pPr>
+            <w:r>
+              <w:rPr>
+                <w:sz w:val="18"/>
+              </w:rPr>
+              <w:t>86 / 202 / 0</w:t>
+            </w:r>
+          </w:p>
+        </w:tc>
+        <w:tc>
+          <w:tcPr>
+            <w:tcW w:w="1491" w:type="dxa"/>
+          </w:tcPr>
+          <w:p>
+            <w:pPr>
+              <w:spacing w:before="40" w:line="240" w:lineRule="auto"/>
+              <w:jc w:val="center"/>
+            </w:pPr>
+            <w:r>
+              <w:rPr>
+                <w:sz w:val="18"/>
+              </w:rPr>
+              <w:t>85 / 1627 / 19</w:t>
+            </w:r>
+          </w:p>
+        </w:tc>
+      </w:tr>
+      <w:tr>
+        <w:trPr>
+          <w:cantSplit/>
+          <w:jc w:val="center"/>
+        </w:trPr>
+        <w:tc>
+          <w:tcPr>
+            <w:tcW w:w="3354" w:type="dxa"/>
+          </w:tcPr>
+          <w:p>
+            <w:pPr>
+              <w:spacing w:before="40" w:line="240" w:lineRule="auto"/>
+              <w:jc w:val="left"/>
+            </w:pPr>
+            <w:r>
+              <w:rPr>
+                <w:sz w:val="18"/>
+              </w:rPr>
+              <w:t>POST /api/generate</w:t>
+            </w:r>
+          </w:p>
+        </w:tc>
+        <w:tc>
+          <w:tcPr>
+            <w:tcW w:w="1491" w:type="dxa"/>
+          </w:tcPr>
+          <w:p>
+            <w:pPr>
+              <w:spacing w:before="40" w:line="240" w:lineRule="auto"/>
+              <w:jc w:val="center"/>
+            </w:pPr>
+            <w:r>
+              <w:rPr>
+                <w:sz w:val="18"/>
+              </w:rPr>
+              <w:t>180 / 19 / 0</w:t>
+            </w:r>
+          </w:p>
+        </w:tc>
+        <w:tc>
+          <w:tcPr>
+            <w:tcW w:w="1491" w:type="dxa"/>
+          </w:tcPr>
+          <w:p>
+            <w:pPr>
+              <w:spacing w:before="40" w:line="240" w:lineRule="auto"/>
+              <w:jc w:val="center"/>
+            </w:pPr>
+            <w:r>
+              <w:rPr>
+                <w:sz w:val="18"/>
+              </w:rPr>
+              <w:t>371 / 25 / 0</w:t>
+            </w:r>
+          </w:p>
+        </w:tc>
+        <w:tc>
+          <w:tcPr>
+            <w:tcW w:w="1491" w:type="dxa"/>
+          </w:tcPr>
+          <w:p>
+            <w:pPr>
+              <w:spacing w:before="40" w:line="240" w:lineRule="auto"/>
+              <w:jc w:val="center"/>
+            </w:pPr>
+            <w:r>
+              <w:rPr>
+                <w:sz w:val="18"/>
+              </w:rPr>
+              <w:t>189 / 78 / 1</w:t>
+            </w:r>
+          </w:p>
+        </w:tc>
+        <w:tc>
+          <w:tcPr>
+            <w:tcW w:w="1491" w:type="dxa"/>
+          </w:tcPr>
+          <w:p>
+            <w:pPr>
+              <w:spacing w:before="40" w:line="240" w:lineRule="auto"/>
+              <w:jc w:val="center"/>
+            </w:pPr>
+            <w:r>
+              <w:rPr>
+                <w:sz w:val="18"/>
+              </w:rPr>
+              <w:t>241 / 1035 / 5</w:t>
+            </w:r>
+          </w:p>
+        </w:tc>
+      </w:tr>
+      <w:tr>
+        <w:trPr>
+          <w:cantSplit/>
+          <w:jc w:val="center"/>
+        </w:trPr>
+        <w:tc>
+          <w:tcPr>
+            <w:tcW w:w="3354" w:type="dxa"/>
+          </w:tcPr>
+          <w:p>
+            <w:pPr>
+              <w:spacing w:before="40" w:line="240" w:lineRule="auto"/>
+              <w:jc w:val="left"/>
+            </w:pPr>
+            <w:r>
+              <w:rPr>
+                <w:sz w:val="18"/>
+              </w:rPr>
+              <w:t>mixed read/write</w:t>
+            </w:r>
+          </w:p>
+        </w:tc>
+        <w:tc>
+          <w:tcPr>
+            <w:tcW w:w="1491" w:type="dxa"/>
+          </w:tcPr>
+          <w:p>
+            <w:pPr>
+              <w:spacing w:before="40" w:line="240" w:lineRule="auto"/>
+              <w:jc w:val="center"/>
+            </w:pPr>
+            <w:r>
+              <w:rPr>
+                <w:sz w:val="18"/>
+              </w:rPr>
+              <w:t>48 / 54 / 0</w:t>
+            </w:r>
+          </w:p>
+        </w:tc>
+        <w:tc>
+          <w:tcPr>
+            <w:tcW w:w="1491" w:type="dxa"/>
+          </w:tcPr>
+          <w:p>
+            <w:pPr>
+              <w:spacing w:before="40" w:line="240" w:lineRule="auto"/>
+              <w:jc w:val="center"/>
+            </w:pPr>
+            <w:r>
+              <w:rPr>
+                <w:sz w:val="18"/>
+              </w:rPr>
+              <w:t>49 / 155 / 0</w:t>
+            </w:r>
+          </w:p>
+        </w:tc>
+        <w:tc>
+          <w:tcPr>
+            <w:tcW w:w="1491" w:type="dxa"/>
+          </w:tcPr>
+          <w:p>
+            <w:pPr>
+              <w:spacing w:before="40" w:line="240" w:lineRule="auto"/>
+              <w:jc w:val="center"/>
+            </w:pPr>
+            <w:r>
+              <w:rPr>
+                <w:sz w:val="18"/>
+              </w:rPr>
+              <w:t>34 / 671 / 0</w:t>
+            </w:r>
+          </w:p>
+        </w:tc>
+        <w:tc>
+          <w:tcPr>
+            <w:tcW w:w="1491" w:type="dxa"/>
+          </w:tcPr>
+          <w:p>
+            <w:pPr>
+              <w:spacing w:before="40" w:line="240" w:lineRule="auto"/>
+              <w:jc w:val="center"/>
+            </w:pPr>
+            <w:r>
+              <w:rPr>
+                <w:sz w:val="18"/>
+              </w:rPr>
+              <w:t>26 / 2911 / 0</w:t>
+            </w:r>
+          </w:p>
+        </w:tc>
+      </w:tr>
+    </w:tbl>
+    <w:p>
+      <w:pPr>
+        <w:spacing w:after="80" w:line="144" w:lineRule="auto"/>
+      </w:pPr>
+    </w:p>
+    <w:p>
+      <w:r>
+        <w:lastRenderedPageBreak/>
+        <w:t xml:space="preserve">Read-only endpoints scale until the thread-per-connection server saturates: </w:t>
+      </w:r>
+      <w:r>
+        <w:rPr>
+          <w:rFonts w:ascii="Courier New" w:eastAsia="Courier New" w:hAnsi="Courier New" w:cs="Courier New"/>
+          <w:sz w:val="21"/>
+        </w:rPr>
+        <w:t>/api/health</w:t>
+      </w:r>
+      <w:r>
+        <w:t xml:space="preserve"> peaks near 1,070 req/s at four clients, while </w:t>
       </w:r>
       <w:r>
         <w:rPr>
@@ -8721,10 +11970,74 @@
         <w:t>/api/state</w:t>
       </w:r>
       <w:r>
-        <w:t xml:space="preserve"> call</w:t>
-      </w:r>
-      <w:r>
-        <w:t xml:space="preserve"> is the slowest read because it re-reads and re-verifies the whole ledger on every request; it takes about 21 ms with a trained model against 5 ms untrained.</w:t>
+        <w:t xml:space="preserve"> stays near 80 req/s because every call re-reads and re-verifies the ledger, and its p95 latency grows from 29 m</w:t>
+      </w:r>
+      <w:r>
+        <w:t>s with one client to 1.6 s with 64, where 19 of its requests failed with connection errors. The mixed read/write scenario falls from 48 to 26 req/s as the single engine lock serialises the writes. Correctness under concurrency held in all three race tests:</w:t>
+      </w:r>
+      <w:r>
+        <w:t xml:space="preserve"> 32 simultaneous removals of the same client produced exactly one HTTP 200 and 31 HTTP 400 responses (1 unlearning event in the ledger); 16 simultaneous training requests produced 16 ledger records, one per success, with contiguous sequence numbers and a v</w:t>
+      </w:r>
+      <w:r>
+        <w:t>alid chain; and 8 writers appending 120 records while a ninth thread verified the chain saw 0 invalid reads. A soak of 2000 mixed requests produced 0 errors, the ledger grew to 400 records, memory rose from 26 to 31 MB, and the median state read slowed fro</w:t>
+      </w:r>
+      <w:r>
+        <w:t>m 26 ms to 68 ms, the visible cost of reading the whole ledger on every call.</w:t>
+      </w:r>
+    </w:p>
+    <w:p>
+      <w:pPr>
+        <w:keepNext/>
+        <w:spacing w:before="120" w:line="240" w:lineRule="auto"/>
+        <w:jc w:val="center"/>
+      </w:pPr>
+      <w:r>
+        <w:rPr>
+          <w:noProof/>
+        </w:rPr>
+        <w:drawing>
+          <wp:inline distT="0" distB="0" distL="0" distR="0">
+            <wp:extent cx="4937760" cy="1856010"/>
+            <wp:effectExtent l="0" t="0" r="0" b="0"/>
+            <wp:docPr id="17" name="Picture 17"/>
+            <wp:cNvGraphicFramePr>
+              <a:graphicFrameLocks xmlns:a="http://schemas.openxmlformats.org/drawingml/2006/main" noChangeAspect="1"/>
+            </wp:cNvGraphicFramePr>
+            <a:graphic xmlns:a="http://schemas.openxmlformats.org/drawingml/2006/main">
+              <a:graphicData uri="http://schemas.openxmlformats.org/drawingml/2006/picture">
+                <pic:pic xmlns:pic="http://schemas.openxmlformats.org/drawingml/2006/picture">
+                  <pic:nvPicPr>
+                    <pic:cNvPr id="0" name="t01_load.png"/>
+                    <pic:cNvPicPr/>
+                  </pic:nvPicPr>
+                  <pic:blipFill>
+                    <a:blip r:embed="rId24"/>
+                    <a:stretch>
+                      <a:fillRect/>
+                    </a:stretch>
+                  </pic:blipFill>
+                  <pic:spPr>
+                    <a:xfrm>
+                      <a:off x="0" y="0"/>
+                      <a:ext cx="4937760" cy="1856010"/>
+                    </a:xfrm>
+                    <a:prstGeom prst="rect">
+                      <a:avLst/>
+                    </a:prstGeom>
+                  </pic:spPr>
+                </pic:pic>
+              </a:graphicData>
+            </a:graphic>
+          </wp:inline>
+        </w:drawing>
+      </w:r>
+    </w:p>
+    <w:p>
+      <w:pPr>
+        <w:pStyle w:val="FigureCaption"/>
+      </w:pPr>
+      <w:r>
+        <w:t>Fig. 17: Throughput and latency against the number of concurrent clients (127.0.0.1)</w:t>
       </w:r>
     </w:p>
     <w:p>
@@ -8732,7 +12045,7 @@
         <w:pStyle w:val="Heading3"/>
       </w:pPr>
       <w:r>
-        <w:t>4.1  Unlearning against retraining</w:t>
+        <w:t>4.2  Unlearning against retraining</w:t>
       </w:r>
     </w:p>
     <w:p>
@@ -8740,10 +12053,10 @@
         <w:pStyle w:val="TableCaption"/>
       </w:pPr>
       <w:r>
-        <w:t>Table 10: Cost of `unlearn()` against re-running the proxy trai</w:t>
-      </w:r>
-      <w:r>
-        <w:t>ning (median of 5 runs, synthetic clients)</w:t>
+        <w:t xml:space="preserve">Table 14: Cost of `unlearn()` against re-running the </w:t>
+      </w:r>
+      <w:r>
+        <w:t>proxy training (median of 5 runs, synthetic clients)</w:t>
       </w:r>
     </w:p>
     <w:tbl>
@@ -9438,11 +12751,12 @@
         <w:rPr>
           <w:noProof/>
         </w:rPr>
+        <w:lastRenderedPageBreak/>
         <w:drawing>
           <wp:inline distT="0" distB="0" distL="0" distR="0">
             <wp:extent cx="4389120" cy="2542187"/>
             <wp:effectExtent l="0" t="0" r="0" b="0"/>
-            <wp:docPr id="10" name="Picture 10"/>
+            <wp:docPr id="18" name="Picture 18"/>
             <wp:cNvGraphicFramePr>
               <a:graphicFrameLocks xmlns:a="http://schemas.openxmlformats.org/drawingml/2006/main" noChangeAspect="1"/>
             </wp:cNvGraphicFramePr>
@@ -9454,7 +12768,7 @@
                     <pic:cNvPicPr/>
                   </pic:nvPicPr>
                   <pic:blipFill>
-                    <a:blip r:embed="rId17"/>
+                    <a:blip r:embed="rId25"/>
                     <a:stretch>
                       <a:fillRect/>
                     </a:stretch>
@@ -9480,13 +12794,12 @@
         <w:pStyle w:val="FigureCaption"/>
       </w:pPr>
       <w:r>
-        <w:t>Fig. 10: Median wall time of unlearning and of retraining the proxy against the number of clients</w:t>
+        <w:t>Fig. 18: Median wall time of unlearning and of retraining the proxy against the number of clients</w:t>
       </w:r>
     </w:p>
     <w:p>
       <w:r>
-        <w:lastRenderedPageBreak/>
-        <w:t xml:space="preserve">The result is not the one the narrative of unlearning usually promises. On the five-client demonstration </w:t>
+        <w:t xml:space="preserve">On the five-client demonstration </w:t>
       </w:r>
       <w:r>
         <w:rPr>
@@ -9505,13 +12818,13 @@
         <w:t>slower</w:t>
       </w:r>
       <w:r>
-        <w:t xml:space="preserve"> than simply re-running the proxy training on the four retained clients (13.4 ms), because it carries a fixed cost that retraining does not: two membership evaluations, two metric evaluations and a ledger write. The tw</w:t>
-      </w:r>
-      <w:r>
-        <w:t>o curves cross near 100 clients (1.38x in favour of unlearning); at 500 clients and 50,000 synthetic records unlearning is 6.8x faster. Unlearning is nearly flat in the number of clients because it touches one stored vector of 1,089 values, while retrainin</w:t>
-      </w:r>
-      <w:r>
-        <w:t>g grows with the number of records. The comparison says nothing about a real large language model, where retraining costs hours rather than milliseconds; it only shows that the engine's own overhead is small and does not grow with the data.</w:t>
+        <w:t xml:space="preserve"> than re-running the proxy training on the four retained clients (13.4 ms), because it carries a fixed cost that retraining does not: two membership evaluations, two metric evaluations and a ledger write. The curves cross near 100 clients (1.38x in favour </w:t>
+      </w:r>
+      <w:r>
+        <w:t>of unlearning); at 500 clients and 50,000 synthetic records unlearning is 6.8x faster, because it touches one stored vector while retraining grows with the records. For the neural adapters of Chapter 8 the same comparison is far larger: subtraction takes 2</w:t>
+      </w:r>
+      <w:r>
+        <w:t>4 microseconds and retraining the seven retained adapters 5.9 s.</w:t>
       </w:r>
     </w:p>
     <w:p>
@@ -9519,10 +12832,7 @@
         <w:pStyle w:val="Heading3"/>
       </w:pPr>
       <w:r>
-        <w:t xml:space="preserve">4.2  Growth of </w:t>
-      </w:r>
-      <w:r>
-        <w:t>the audit ledger</w:t>
+        <w:t>4.3  Growth of the audit ledger</w:t>
       </w:r>
     </w:p>
     <w:p>
@@ -9539,7 +12849,7 @@
           <wp:inline distT="0" distB="0" distL="0" distR="0">
             <wp:extent cx="3840480" cy="2416302"/>
             <wp:effectExtent l="0" t="0" r="0" b="0"/>
-            <wp:docPr id="11" name="Picture 11"/>
+            <wp:docPr id="19" name="Picture 19"/>
             <wp:cNvGraphicFramePr>
               <a:graphicFrameLocks xmlns:a="http://schemas.openxmlformats.org/drawingml/2006/main" noChangeAspect="1"/>
             </wp:cNvGraphicFramePr>
@@ -9551,7 +12861,7 @@
                     <pic:cNvPicPr/>
                   </pic:nvPicPr>
                   <pic:blipFill>
-                    <a:blip r:embed="rId18"/>
+                    <a:blip r:embed="rId26"/>
                     <a:stretch>
                       <a:fillRect/>
                     </a:stretch>
@@ -9577,7 +12887,7 @@
         <w:pStyle w:val="FigureCaption"/>
       </w:pPr>
       <w:r>
-        <w:t>Fig. 11: Time to append one record against the number of records already in the ledger</w:t>
+        <w:t>Fig. 19: Time to append one record against the number of records already in the ledger</w:t>
       </w:r>
     </w:p>
     <w:p>
@@ -9589,13 +12899,13 @@
         <w:t>AuditLedger.append</w:t>
       </w:r>
       <w:r>
-        <w:t xml:space="preserve"> reads the entire file to find the previous hash, so each append costs more as the ledger grows: 0.44 ms at the first record, 13.0 m</w:t>
-      </w:r>
-      <w:r>
-        <w:t>s at 100, 16.9 ms at 1,000 and 19.6 ms at 2,000 records. Writing 2,000 records took 45.3 s and verifying them 43.6 ms. For an interactive demonstrator this is irrelevant; for a service that logs every deletion request it would call for an index or a tail r</w:t>
-      </w:r>
-      <w:r>
-        <w:t>ead.</w:t>
+        <w:t xml:space="preserve"> reads the entire file to find the previous hash, so</w:t>
+      </w:r>
+      <w:r>
+        <w:t xml:space="preserve"> each append costs more as the ledger grows: 0.44 ms at the first record, 13.0 ms at 100, 16.9 ms at 1,000 and 19.6 ms at 2,000 records; verifying 2,000 records took 43.6 ms. A service logging every deletion request would need an index or a tail read (Chap</w:t>
+      </w:r>
+      <w:r>
+        <w:t>ter 10).</w:t>
       </w:r>
     </w:p>
     <w:p>
@@ -9603,757 +12913,19 @@
         <w:pStyle w:val="Heading2"/>
       </w:pPr>
       <w:r>
+        <w:lastRenderedPageBreak/>
         <w:t>5  Output Screens</w:t>
       </w:r>
     </w:p>
     <w:p>
       <w:r>
-        <w:t>The screens below were captured from the running application (Python API on port 8109, React interface on port 5109) at 1440 x 900 pixels by a scripted Chrome session. The interface was driven by clicks, so every value shown was prod</w:t>
-      </w:r>
-      <w:r>
-        <w:t>uced by the application: one session with the default configuration (seed 2026, clip norm 25, noise multiplier 3, δ = 1e-5), training through the interface, then removal of Client 01 (Finance) and of Client 02 (Healthcare). Each caption describes only what</w:t>
-      </w:r>
-      <w:r>
-        <w:t xml:space="preserve"> is visible in the picture.</w:t>
-      </w:r>
-    </w:p>
-    <w:p>
-      <w:pPr>
-        <w:keepNext/>
-        <w:spacing w:before="120" w:line="240" w:lineRule="auto"/>
-        <w:jc w:val="center"/>
-      </w:pPr>
-      <w:r>
-        <w:rPr>
-          <w:noProof/>
-        </w:rPr>
-        <w:lastRenderedPageBreak/>
-        <w:drawing>
-          <wp:inline distT="0" distB="0" distL="0" distR="0">
-            <wp:extent cx="4937760" cy="3086100"/>
-            <wp:effectExtent l="0" t="0" r="0" b="0"/>
-            <wp:docPr id="12" name="Picture 12"/>
-            <wp:cNvGraphicFramePr>
-              <a:graphicFrameLocks xmlns:a="http://schemas.openxmlformats.org/drawingml/2006/main" noChangeAspect="1"/>
-            </wp:cNvGraphicFramePr>
-            <a:graphic xmlns:a="http://schemas.openxmlformats.org/drawingml/2006/main">
-              <a:graphicData uri="http://schemas.openxmlformats.org/drawingml/2006/picture">
-                <pic:pic xmlns:pic="http://schemas.openxmlformats.org/drawingml/2006/picture">
-                  <pic:nvPicPr>
-                    <pic:cNvPr id="0" name="01_landing.png"/>
-                    <pic:cNvPicPr/>
-                  </pic:nvPicPr>
-                  <pic:blipFill>
-                    <a:blip r:embed="rId19"/>
-                    <a:stretch>
-                      <a:fillRect/>
-                    </a:stretch>
-                  </pic:blipFill>
-                  <pic:spPr>
-                    <a:xfrm>
-                      <a:off x="0" y="0"/>
-                      <a:ext cx="4937760" cy="3086100"/>
-                    </a:xfrm>
-                    <a:prstGeom prst="rect">
-                      <a:avLst/>
-                    </a:prstGeom>
-                  </pic:spPr>
-                </pic:pic>
-              </a:graphicData>
-            </a:graphic>
-          </wp:inline>
-        </w:drawing>
-      </w:r>
-    </w:p>
-    <w:p>
-      <w:pPr>
-        <w:pStyle w:val="FigureCaption"/>
-      </w:pPr>
-      <w:r>
-        <w:t>Fig. 12: Landing page with the live lab status</w:t>
-      </w:r>
-    </w:p>
-    <w:p>
-      <w:r>
-        <w:t xml:space="preserve">The landing page carries the ForgetSafe name and the tag line "Certified right to be forgotten", a navigation bar (How it works, Screens, Live), a dark-mode toggle and an </w:t>
-      </w:r>
-      <w:r>
-        <w:rPr>
-          <w:i/>
-        </w:rPr>
-        <w:t>Open the</w:t>
-      </w:r>
-      <w:r>
-        <w:rPr>
-          <w:i/>
-        </w:rPr>
-        <w:t xml:space="preserve"> lab</w:t>
-      </w:r>
-      <w:r>
-        <w:t xml:space="preserve"> button. The headline reads "Forget a client, prove it, keep the model useful." On the right, a </w:t>
-      </w:r>
-      <w:r>
-        <w:rPr>
-          <w:i/>
-        </w:rPr>
-        <w:t>Live lab status</w:t>
-      </w:r>
-      <w:r>
-        <w:t xml:space="preserve"> card is filled from </w:t>
-      </w:r>
-      <w:r>
-        <w:rPr>
-          <w:rFonts w:ascii="Courier New" w:eastAsia="Courier New" w:hAnsi="Courier New" w:cs="Courier New"/>
-          <w:sz w:val="21"/>
-        </w:rPr>
-        <w:t>GET /api/state</w:t>
-      </w:r>
-      <w:r>
-        <w:t>: the badge says Connected, the session is "Not trained yet", there are "5 registered" active clients in t</w:t>
-      </w:r>
-      <w:r>
-        <w:t xml:space="preserve">he domains Finance, Healthcare, Education, Retail and Travel, and the audit ledger shows "1 record(s), chain valid" (the ledger already held one training event from an earlier session of the capture run). Two floating chips name the guarantees the product </w:t>
-      </w:r>
-      <w:r>
-        <w:t>claims, "ε · δ DP guarantee" and "SHA-256 hash-chained ledger"; three tags below the buttons read Differential privacy, Membership-inference check and Audit trail.</w:t>
-      </w:r>
-    </w:p>
-    <w:p>
-      <w:pPr>
-        <w:keepNext/>
-        <w:spacing w:before="120" w:line="240" w:lineRule="auto"/>
-        <w:jc w:val="center"/>
-      </w:pPr>
-      <w:r>
-        <w:rPr>
-          <w:noProof/>
-        </w:rPr>
-        <w:lastRenderedPageBreak/>
-        <w:drawing>
-          <wp:inline distT="0" distB="0" distL="0" distR="0">
-            <wp:extent cx="4937760" cy="3086100"/>
-            <wp:effectExtent l="0" t="0" r="0" b="0"/>
-            <wp:docPr id="13" name="Picture 13"/>
-            <wp:cNvGraphicFramePr>
-              <a:graphicFrameLocks xmlns:a="http://schemas.openxmlformats.org/drawingml/2006/main" noChangeAspect="1"/>
-            </wp:cNvGraphicFramePr>
-            <a:graphic xmlns:a="http://schemas.openxmlformats.org/drawingml/2006/main">
-              <a:graphicData uri="http://schemas.openxmlformats.org/drawingml/2006/picture">
-                <pic:pic xmlns:pic="http://schemas.openxmlformats.org/drawingml/2006/picture">
-                  <pic:nvPicPr>
-                    <pic:cNvPr id="0" name="02_landing_how_it_works.png"/>
-                    <pic:cNvPicPr/>
-                  </pic:nvPicPr>
-                  <pic:blipFill>
-                    <a:blip r:embed="rId20"/>
-                    <a:stretch>
-                      <a:fillRect/>
-                    </a:stretch>
-                  </pic:blipFill>
-                  <pic:spPr>
-                    <a:xfrm>
-                      <a:off x="0" y="0"/>
-                      <a:ext cx="4937760" cy="3086100"/>
-                    </a:xfrm>
-                    <a:prstGeom prst="rect">
-                      <a:avLst/>
-                    </a:prstGeom>
-                  </pic:spPr>
-                </pic:pic>
-              </a:graphicData>
-            </a:graphic>
-          </wp:inline>
-        </w:drawing>
-      </w:r>
-    </w:p>
-    <w:p>
-      <w:pPr>
-        <w:pStyle w:val="FigureCaption"/>
-      </w:pPr>
-      <w:r>
-        <w:t>Fig. 13: Landing page, how-it-works section</w:t>
-      </w:r>
-    </w:p>
-    <w:p>
-      <w:r>
-        <w:t xml:space="preserve">Scrolled down, the landing page lists five </w:t>
-      </w:r>
-      <w:r>
-        <w:t>numbered stages: 01 Federated training (isolated clients, each update L2-clipped before the coordinator sees it), 02 Noisy aggregation (a Gaussian noise gives a one-shot (ε, δ) bound), 03 Parameter-level unlearning (a client's tracked update is subtracted,</w:t>
-      </w:r>
-      <w:r>
-        <w:t xml:space="preserve"> retained clients renormalised, no full retraining), 04 Independent verification (comparison with a clean retained-only recomputation, then a membership-inference attack) and 05 Tamper-evident audit (every event hash-chained with SHA-256). A heading "Four </w:t>
-      </w:r>
-      <w:r>
-        <w:t>screens, one workflow" starts the next section.</w:t>
-      </w:r>
-    </w:p>
-    <w:p>
-      <w:pPr>
-        <w:keepNext/>
-        <w:spacing w:before="120" w:line="240" w:lineRule="auto"/>
-        <w:jc w:val="center"/>
-      </w:pPr>
-      <w:r>
-        <w:rPr>
-          <w:noProof/>
-        </w:rPr>
-        <w:drawing>
-          <wp:inline distT="0" distB="0" distL="0" distR="0">
-            <wp:extent cx="4937760" cy="3086100"/>
-            <wp:effectExtent l="0" t="0" r="0" b="0"/>
-            <wp:docPr id="14" name="Picture 14"/>
-            <wp:cNvGraphicFramePr>
-              <a:graphicFrameLocks xmlns:a="http://schemas.openxmlformats.org/drawingml/2006/main" noChangeAspect="1"/>
-            </wp:cNvGraphicFramePr>
-            <a:graphic xmlns:a="http://schemas.openxmlformats.org/drawingml/2006/main">
-              <a:graphicData uri="http://schemas.openxmlformats.org/drawingml/2006/picture">
-                <pic:pic xmlns:pic="http://schemas.openxmlformats.org/drawingml/2006/picture">
-                  <pic:nvPicPr>
-                    <pic:cNvPr id="0" name="03_training_before.png"/>
-                    <pic:cNvPicPr/>
-                  </pic:nvPicPr>
-                  <pic:blipFill>
-                    <a:blip r:embed="rId21"/>
-                    <a:stretch>
-                      <a:fillRect/>
-                    </a:stretch>
-                  </pic:blipFill>
-                  <pic:spPr>
-                    <a:xfrm>
-                      <a:off x="0" y="0"/>
-                      <a:ext cx="4937760" cy="3086100"/>
-                    </a:xfrm>
-                    <a:prstGeom prst="rect">
-                      <a:avLst/>
-                    </a:prstGeom>
-                  </pic:spPr>
-                </pic:pic>
-              </a:graphicData>
-            </a:graphic>
-          </wp:inline>
-        </w:drawing>
-      </w:r>
-    </w:p>
-    <w:p>
-      <w:pPr>
-        <w:pStyle w:val="FigureCaption"/>
-      </w:pPr>
-      <w:r>
-        <w:t>Fig. 14: Federated training screen before the first training run</w:t>
-      </w:r>
-    </w:p>
-    <w:p>
-      <w:r>
-        <w:t>In the untrained state all four tiles show a dash with the foot-note "Not trained yet", and an empty-state card reads "The global model has n</w:t>
-      </w:r>
-      <w:r>
-        <w:t xml:space="preserve">ot been trained. Run federated training to </w:t>
-      </w:r>
-      <w:r>
-        <w:lastRenderedPageBreak/>
-        <w:t xml:space="preserve">aggregate the five clients' clipped updates into one noisy global model" with a </w:t>
-      </w:r>
-      <w:r>
-        <w:rPr>
-          <w:i/>
-        </w:rPr>
-        <w:t>Train federated model</w:t>
-      </w:r>
-      <w:r>
-        <w:t xml:space="preserve"> button. The header buttons </w:t>
-      </w:r>
-      <w:r>
-        <w:rPr>
-          <w:i/>
-        </w:rPr>
-        <w:t>New session</w:t>
-      </w:r>
-      <w:r>
-        <w:t xml:space="preserve"> and </w:t>
-      </w:r>
-      <w:r>
-        <w:rPr>
-          <w:i/>
-        </w:rPr>
-        <w:t>Train federated model</w:t>
-      </w:r>
-      <w:r>
-        <w:t xml:space="preserve"> are available and the status chip reads API on</w:t>
-      </w:r>
-      <w:r>
-        <w:t>line.</w:t>
-      </w:r>
-    </w:p>
-    <w:p>
-      <w:pPr>
-        <w:keepNext/>
-        <w:spacing w:before="120" w:line="240" w:lineRule="auto"/>
-        <w:jc w:val="center"/>
-      </w:pPr>
-      <w:r>
-        <w:rPr>
-          <w:noProof/>
-        </w:rPr>
-        <w:drawing>
-          <wp:inline distT="0" distB="0" distL="0" distR="0">
-            <wp:extent cx="4937760" cy="3086100"/>
-            <wp:effectExtent l="0" t="0" r="0" b="0"/>
-            <wp:docPr id="15" name="Picture 15"/>
-            <wp:cNvGraphicFramePr>
-              <a:graphicFrameLocks xmlns:a="http://schemas.openxmlformats.org/drawingml/2006/main" noChangeAspect="1"/>
-            </wp:cNvGraphicFramePr>
-            <a:graphic xmlns:a="http://schemas.openxmlformats.org/drawingml/2006/main">
-              <a:graphicData uri="http://schemas.openxmlformats.org/drawingml/2006/picture">
-                <pic:pic xmlns:pic="http://schemas.openxmlformats.org/drawingml/2006/picture">
-                  <pic:nvPicPr>
-                    <pic:cNvPr id="0" name="04_training_trained.png"/>
-                    <pic:cNvPicPr/>
-                  </pic:nvPicPr>
-                  <pic:blipFill>
-                    <a:blip r:embed="rId22"/>
-                    <a:stretch>
-                      <a:fillRect/>
-                    </a:stretch>
-                  </pic:blipFill>
-                  <pic:spPr>
-                    <a:xfrm>
-                      <a:off x="0" y="0"/>
-                      <a:ext cx="4937760" cy="3086100"/>
-                    </a:xfrm>
-                    <a:prstGeom prst="rect">
-                      <a:avLst/>
-                    </a:prstGeom>
-                  </pic:spPr>
-                </pic:pic>
-              </a:graphicData>
-            </a:graphic>
-          </wp:inline>
-        </w:drawing>
-      </w:r>
-    </w:p>
-    <w:p>
-      <w:pPr>
-        <w:pStyle w:val="FigureCaption"/>
-      </w:pPr>
-      <w:r>
-        <w:t>Fig. 15: Federated training screen after training</w:t>
-      </w:r>
-    </w:p>
-    <w:p>
-      <w:r>
-        <w:t xml:space="preserve">After pressing </w:t>
-      </w:r>
-      <w:r>
-        <w:rPr>
-          <w:i/>
-        </w:rPr>
-        <w:t>Train federated model</w:t>
-      </w:r>
-      <w:r>
-        <w:t xml:space="preserve"> a toast reads "Federated training complete, 5 clients aggregated, ε 1.6149". The four tiles show 5 of 5 active clients, DP epsilon 1.6149 with δ = 0.00001, perpl</w:t>
-      </w:r>
-      <w:r>
-        <w:t xml:space="preserve">exity 130.22 and next-character accuracy 5.1 % (utility 0.093). The </w:t>
-      </w:r>
-      <w:r>
-        <w:rPr>
-          <w:i/>
-        </w:rPr>
-        <w:t>Clients</w:t>
-      </w:r>
-      <w:r>
-        <w:t xml:space="preserve"> table lists Client 01 to Client 05 with their domains, 5 records each, original L2 norms of 26.589, 28.231, 26.401, 25.219 and 26.552, and a clipped L2 of 25.000 for every client. </w:t>
-      </w:r>
-      <w:r>
-        <w:t xml:space="preserve">The </w:t>
-      </w:r>
-      <w:r>
-        <w:rPr>
-          <w:i/>
-        </w:rPr>
-        <w:t>Clipped update norm</w:t>
-      </w:r>
-      <w:r>
-        <w:t xml:space="preserve"> chart beside it shows five bars of equal height under an axis that runs to 28, which is the visual form of the clipping: every update leaves the client at the same length.</w:t>
-      </w:r>
-    </w:p>
-    <w:p>
-      <w:pPr>
-        <w:keepNext/>
-        <w:spacing w:before="120" w:line="240" w:lineRule="auto"/>
-        <w:jc w:val="center"/>
-      </w:pPr>
-      <w:r>
-        <w:rPr>
-          <w:noProof/>
-        </w:rPr>
-        <w:lastRenderedPageBreak/>
-        <w:drawing>
-          <wp:inline distT="0" distB="0" distL="0" distR="0">
-            <wp:extent cx="3983009" cy="3108960"/>
-            <wp:effectExtent l="0" t="0" r="0" b="0"/>
-            <wp:docPr id="16" name="Picture 16"/>
-            <wp:cNvGraphicFramePr>
-              <a:graphicFrameLocks xmlns:a="http://schemas.openxmlformats.org/drawingml/2006/main" noChangeAspect="1"/>
-            </wp:cNvGraphicFramePr>
-            <a:graphic xmlns:a="http://schemas.openxmlformats.org/drawingml/2006/main">
-              <a:graphicData uri="http://schemas.openxmlformats.org/drawingml/2006/picture">
-                <pic:pic xmlns:pic="http://schemas.openxmlformats.org/drawingml/2006/picture">
-                  <pic:nvPicPr>
-                    <pic:cNvPr id="0" name="04b_training_full.png"/>
-                    <pic:cNvPicPr/>
-                  </pic:nvPicPr>
-                  <pic:blipFill>
-                    <a:blip r:embed="rId23"/>
-                    <a:stretch>
-                      <a:fillRect/>
-                    </a:stretch>
-                  </pic:blipFill>
-                  <pic:spPr>
-                    <a:xfrm>
-                      <a:off x="0" y="0"/>
-                      <a:ext cx="3983009" cy="3108960"/>
-                    </a:xfrm>
-                    <a:prstGeom prst="rect">
-                      <a:avLst/>
-                    </a:prstGeom>
-                  </pic:spPr>
-                </pic:pic>
-              </a:graphicData>
-            </a:graphic>
-          </wp:inline>
-        </w:drawing>
-      </w:r>
-    </w:p>
-    <w:p>
-      <w:pPr>
-        <w:pStyle w:val="FigureCaption"/>
-      </w:pPr>
-      <w:r>
-        <w:t>Fig. 16: Federated training screen, full page</w:t>
-      </w:r>
-    </w:p>
-    <w:p>
-      <w:r>
-        <w:t>The full-pag</w:t>
-      </w:r>
-      <w:r>
-        <w:t xml:space="preserve">e capture adds the </w:t>
-      </w:r>
-      <w:r>
-        <w:rPr>
-          <w:i/>
-        </w:rPr>
-        <w:t>Global model fingerprint</w:t>
-      </w:r>
-      <w:r>
-        <w:t xml:space="preserve"> card below the clients table: the SHA-256 of the current parameter vector, fe4d958335a7a158acdf8d5d441073a39f9d1bb70fc95141ae3dd49d5869bbba, and the start of the session identifier.</w:t>
-      </w:r>
-    </w:p>
-    <w:p>
-      <w:pPr>
-        <w:keepNext/>
-        <w:spacing w:before="120" w:line="240" w:lineRule="auto"/>
-        <w:jc w:val="center"/>
-      </w:pPr>
-      <w:r>
-        <w:rPr>
-          <w:noProof/>
-        </w:rPr>
-        <w:drawing>
-          <wp:inline distT="0" distB="0" distL="0" distR="0">
-            <wp:extent cx="4937760" cy="3086100"/>
-            <wp:effectExtent l="0" t="0" r="0" b="0"/>
-            <wp:docPr id="17" name="Picture 17"/>
-            <wp:cNvGraphicFramePr>
-              <a:graphicFrameLocks xmlns:a="http://schemas.openxmlformats.org/drawingml/2006/main" noChangeAspect="1"/>
-            </wp:cNvGraphicFramePr>
-            <a:graphic xmlns:a="http://schemas.openxmlformats.org/drawingml/2006/main">
-              <a:graphicData uri="http://schemas.openxmlformats.org/drawingml/2006/picture">
-                <pic:pic xmlns:pic="http://schemas.openxmlformats.org/drawingml/2006/picture">
-                  <pic:nvPicPr>
-                    <pic:cNvPr id="0" name="05_dashboard_trained.png"/>
-                    <pic:cNvPicPr/>
-                  </pic:nvPicPr>
-                  <pic:blipFill>
-                    <a:blip r:embed="rId24"/>
-                    <a:stretch>
-                      <a:fillRect/>
-                    </a:stretch>
-                  </pic:blipFill>
-                  <pic:spPr>
-                    <a:xfrm>
-                      <a:off x="0" y="0"/>
-                      <a:ext cx="4937760" cy="3086100"/>
-                    </a:xfrm>
-                    <a:prstGeom prst="rect">
-                      <a:avLst/>
-                    </a:prstGeom>
-                  </pic:spPr>
-                </pic:pic>
-              </a:graphicData>
-            </a:graphic>
-          </wp:inline>
-        </w:drawing>
-      </w:r>
-    </w:p>
-    <w:p>
-      <w:pPr>
-        <w:pStyle w:val="FigureCaption"/>
-      </w:pPr>
-      <w:r>
-        <w:t>Fig. 17: Dashboard after tra</w:t>
-      </w:r>
-      <w:r>
-        <w:t>ining</w:t>
-      </w:r>
-    </w:p>
-    <w:p>
-      <w:r>
-        <w:t xml:space="preserve">The dashboard headline reads "Right-to-be-forgotten, certified". The </w:t>
-      </w:r>
-      <w:r>
-        <w:rPr>
-          <w:i/>
-        </w:rPr>
-        <w:t>Workflow</w:t>
-      </w:r>
-      <w:r>
-        <w:t xml:space="preserve"> card is a three-step stepper: Train is ticked and marked Done, Unlearn ("Remove a client") is highlighted as the current step and Verify shows "Audit chain valid". The summ</w:t>
-      </w:r>
-      <w:r>
-        <w:t xml:space="preserve">ary tiles repeat the training figures (5 of 5 clients, ε 1.6149, perplexity 130.22, accuracy 5.1 %, both labelled with the public evaluation set). Below, </w:t>
-      </w:r>
-      <w:r>
-        <w:rPr>
-          <w:i/>
-        </w:rPr>
-        <w:t>Client updates</w:t>
-      </w:r>
-      <w:r>
-        <w:t xml:space="preserve"> draws the clipped norm of each client as a horizontal bar </w:t>
-      </w:r>
-      <w:r>
-        <w:lastRenderedPageBreak/>
-        <w:t xml:space="preserve">and </w:t>
-      </w:r>
-      <w:r>
-        <w:rPr>
-          <w:i/>
-        </w:rPr>
-        <w:t>Latest certificate</w:t>
-      </w:r>
-      <w:r>
-        <w:t xml:space="preserve"> still </w:t>
-      </w:r>
-      <w:r>
-        <w:t xml:space="preserve">shows "No certificate yet" with a </w:t>
-      </w:r>
-      <w:r>
-        <w:rPr>
-          <w:i/>
-        </w:rPr>
-        <w:t>Request unlearning</w:t>
-      </w:r>
-      <w:r>
-        <w:t xml:space="preserve"> button, because no removal has been made.</w:t>
-      </w:r>
-    </w:p>
-    <w:p>
-      <w:pPr>
-        <w:keepNext/>
-        <w:spacing w:before="120" w:line="240" w:lineRule="auto"/>
-        <w:jc w:val="center"/>
-      </w:pPr>
-      <w:r>
-        <w:rPr>
-          <w:noProof/>
-        </w:rPr>
-        <w:drawing>
-          <wp:inline distT="0" distB="0" distL="0" distR="0">
-            <wp:extent cx="4937760" cy="3086100"/>
-            <wp:effectExtent l="0" t="0" r="0" b="0"/>
-            <wp:docPr id="18" name="Picture 18"/>
-            <wp:cNvGraphicFramePr>
-              <a:graphicFrameLocks xmlns:a="http://schemas.openxmlformats.org/drawingml/2006/main" noChangeAspect="1"/>
-            </wp:cNvGraphicFramePr>
-            <a:graphic xmlns:a="http://schemas.openxmlformats.org/drawingml/2006/main">
-              <a:graphicData uri="http://schemas.openxmlformats.org/drawingml/2006/picture">
-                <pic:pic xmlns:pic="http://schemas.openxmlformats.org/drawingml/2006/picture">
-                  <pic:nvPicPr>
-                    <pic:cNvPr id="0" name="06_explorer_before_unlearning.png"/>
-                    <pic:cNvPicPr/>
-                  </pic:nvPicPr>
-                  <pic:blipFill>
-                    <a:blip r:embed="rId25"/>
-                    <a:stretch>
-                      <a:fillRect/>
-                    </a:stretch>
-                  </pic:blipFill>
-                  <pic:spPr>
-                    <a:xfrm>
-                      <a:off x="0" y="0"/>
-                      <a:ext cx="4937760" cy="3086100"/>
-                    </a:xfrm>
-                    <a:prstGeom prst="rect">
-                      <a:avLst/>
-                    </a:prstGeom>
-                  </pic:spPr>
-                </pic:pic>
-              </a:graphicData>
-            </a:graphic>
-          </wp:inline>
-        </w:drawing>
-      </w:r>
-    </w:p>
-    <w:p>
-      <w:pPr>
-        <w:pStyle w:val="FigureCaption"/>
-      </w:pPr>
-      <w:r>
-        <w:t>Fig. 18: Model explorer before any removal</w:t>
-      </w:r>
-    </w:p>
-    <w:p>
-      <w:r>
-        <w:t xml:space="preserve">The explorer offers a </w:t>
-      </w:r>
-      <w:r>
-        <w:rPr>
-          <w:i/>
-        </w:rPr>
-        <w:t>Seed text</w:t>
-      </w:r>
-      <w:r>
-        <w:t xml:space="preserve"> field (here "privacy"), a </w:t>
-      </w:r>
-      <w:r>
-        <w:rPr>
-          <w:i/>
-        </w:rPr>
-        <w:t>Generate sample</w:t>
-      </w:r>
-      <w:r>
-        <w:t xml:space="preserve"> button and a </w:t>
-      </w:r>
-      <w:r>
-        <w:rPr>
-          <w:i/>
-        </w:rPr>
-        <w:t>Method notes</w:t>
-      </w:r>
-      <w:r>
-        <w:t xml:space="preserve"> card that summar</w:t>
-      </w:r>
-      <w:r>
-        <w:t xml:space="preserve">ises clipping, Gaussian noise, subtraction and the membership attack. The </w:t>
-      </w:r>
-      <w:r>
-        <w:rPr>
-          <w:i/>
-        </w:rPr>
-        <w:t>Samples</w:t>
-      </w:r>
-      <w:r>
-        <w:t xml:space="preserve"> list, newest first, tags the generated text with the seed, the model state ("5 active clients") and the first characters of the model hash (fe4d958335…). The text is "privacy</w:t>
-      </w:r>
-      <w:r>
-        <w:t>bsov btrppsvyklrcxrvymej,..!qgnlgpynl": a string of characters with no words, which is what a bigram model dominated by noise produces.</w:t>
-      </w:r>
-    </w:p>
-    <w:p>
-      <w:pPr>
-        <w:keepNext/>
-        <w:spacing w:before="120" w:line="240" w:lineRule="auto"/>
-        <w:jc w:val="center"/>
-      </w:pPr>
-      <w:r>
-        <w:rPr>
-          <w:noProof/>
-        </w:rPr>
-        <w:drawing>
-          <wp:inline distT="0" distB="0" distL="0" distR="0">
-            <wp:extent cx="4937760" cy="3086100"/>
-            <wp:effectExtent l="0" t="0" r="0" b="0"/>
-            <wp:docPr id="19" name="Picture 19"/>
-            <wp:cNvGraphicFramePr>
-              <a:graphicFrameLocks xmlns:a="http://schemas.openxmlformats.org/drawingml/2006/main" noChangeAspect="1"/>
-            </wp:cNvGraphicFramePr>
-            <a:graphic xmlns:a="http://schemas.openxmlformats.org/drawingml/2006/main">
-              <a:graphicData uri="http://schemas.openxmlformats.org/drawingml/2006/picture">
-                <pic:pic xmlns:pic="http://schemas.openxmlformats.org/drawingml/2006/picture">
-                  <pic:nvPicPr>
-                    <pic:cNvPr id="0" name="07_unlearning_request.png"/>
-                    <pic:cNvPicPr/>
-                  </pic:nvPicPr>
-                  <pic:blipFill>
-                    <a:blip r:embed="rId26"/>
-                    <a:stretch>
-                      <a:fillRect/>
-                    </a:stretch>
-                  </pic:blipFill>
-                  <pic:spPr>
-                    <a:xfrm>
-                      <a:off x="0" y="0"/>
-                      <a:ext cx="4937760" cy="3086100"/>
-                    </a:xfrm>
-                    <a:prstGeom prst="rect">
-                      <a:avLst/>
-                    </a:prstGeom>
-                  </pic:spPr>
-                </pic:pic>
-              </a:graphicData>
-            </a:graphic>
-          </wp:inline>
-        </w:drawing>
-      </w:r>
-    </w:p>
-    <w:p>
-      <w:pPr>
-        <w:pStyle w:val="FigureCaption"/>
-      </w:pPr>
-      <w:r>
-        <w:t>Fig. 19: Certified unlearning screen before a request</w:t>
-      </w:r>
-    </w:p>
-    <w:p>
-      <w:r>
-        <w:lastRenderedPageBreak/>
-        <w:t xml:space="preserve">The </w:t>
-      </w:r>
-      <w:r>
-        <w:rPr>
-          <w:i/>
-        </w:rPr>
-        <w:t>Right-to-be-forgotten request</w:t>
-      </w:r>
-      <w:r>
-        <w:t xml:space="preserve"> card shows a drop-down labelle</w:t>
-      </w:r>
-      <w:r>
-        <w:t xml:space="preserve">d </w:t>
-      </w:r>
-      <w:r>
-        <w:rPr>
-          <w:i/>
-        </w:rPr>
-        <w:t>Client to remove</w:t>
-      </w:r>
-      <w:r>
-        <w:t xml:space="preserve"> set to "Client 01 — Finance", the note "5 active clients" and the </w:t>
-      </w:r>
-      <w:r>
-        <w:rPr>
-          <w:i/>
-        </w:rPr>
-        <w:t>Execute &amp; certify</w:t>
-      </w:r>
-      <w:r>
-        <w:t xml:space="preserve"> button. The area underneath is an empty state: "No certificate yet. A verification certificate with the residual-influence check, membership-inference AU</w:t>
-      </w:r>
-      <w:r>
-        <w:t>C and retained utility appears here after an unlearning request."</w:t>
+        <w:t xml:space="preserve">The screens below were captured from the running application (Python API on port 8109, React interface on port 5109) at 1440 x 900 pixels by a scripted Chrome session. The interface was driven by clicks, so every value shown was </w:t>
+      </w:r>
+      <w:r>
+        <w:t xml:space="preserve">produced by the application: one session with the default configuration (seed 2026, clip norm 25, noise multiplier 3, δ = 1e-5), training through the interface, then removal of Client 01 (Finance) and of Client 02 (Healthcare). Each caption describes only </w:t>
+      </w:r>
+      <w:r>
+        <w:t>what is visible in the picture.</w:t>
       </w:r>
     </w:p>
     <w:p>
@@ -10378,7 +12950,7 @@
               <a:graphicData uri="http://schemas.openxmlformats.org/drawingml/2006/picture">
                 <pic:pic xmlns:pic="http://schemas.openxmlformats.org/drawingml/2006/picture">
                   <pic:nvPicPr>
-                    <pic:cNvPr id="0" name="08_unlearning_confirm.png"/>
+                    <pic:cNvPr id="0" name="01_landing.png"/>
                     <pic:cNvPicPr/>
                   </pic:nvPicPr>
                   <pic:blipFill>
@@ -10408,24 +12980,52 @@
         <w:pStyle w:val="FigureCaption"/>
       </w:pPr>
       <w:r>
-        <w:t>Fig. 20: Confirmation dialog before a removal</w:t>
+        <w:t>Fig. 20: Landing page with the live lab status</w:t>
       </w:r>
     </w:p>
     <w:p>
       <w:r>
-        <w:t xml:space="preserve">Pressing </w:t>
+        <w:t xml:space="preserve">The landing page carries the ForgetSafe name and the tag line "Certified right to be forgotten", a navigation bar (How it works, Screens, Live), a dark-mode toggle and an </w:t>
       </w:r>
       <w:r>
         <w:rPr>
           <w:i/>
         </w:rPr>
-        <w:t>Execute &amp; certify</w:t>
-      </w:r>
-      <w:r>
-        <w:t xml:space="preserve"> opens a modal dialog titled "Remove this client?" with the text "Client 01 (Finance) will be erased from the global</w:t>
-      </w:r>
-      <w:r>
-        <w:t xml:space="preserve"> model. This cannot be undone in this session." and two buttons, Cancel and Remove &amp; certify. The page behind it is blurred. The dialog guards against an accidental click on an action that changes the model.</w:t>
+        <w:t>Open</w:t>
+      </w:r>
+      <w:r>
+        <w:rPr>
+          <w:i/>
+        </w:rPr>
+        <w:t xml:space="preserve"> the lab</w:t>
+      </w:r>
+      <w:r>
+        <w:t xml:space="preserve"> button. The headline reads "Forget a client, prove it, keep the model useful." On the right, a </w:t>
+      </w:r>
+      <w:r>
+        <w:rPr>
+          <w:i/>
+        </w:rPr>
+        <w:t>Live lab status</w:t>
+      </w:r>
+      <w:r>
+        <w:t xml:space="preserve"> card is filled from </w:t>
+      </w:r>
+      <w:r>
+        <w:rPr>
+          <w:rFonts w:ascii="Courier New" w:eastAsia="Courier New" w:hAnsi="Courier New" w:cs="Courier New"/>
+          <w:sz w:val="21"/>
+        </w:rPr>
+        <w:t>GET /api/state</w:t>
+      </w:r>
+      <w:r>
+        <w:t xml:space="preserve">: the badge says Connected, the session is "Not trained yet", there are "5 registered" active clients </w:t>
+      </w:r>
+      <w:r>
+        <w:t>in the domains Finance, Healthcare, Education, Retail and Travel, and the audit ledger shows "1 record(s), chain valid" (the ledger already held one training event from an earlier session of the capture run). Two floating chips name the guarantees the prod</w:t>
+      </w:r>
+      <w:r>
+        <w:t>uct claims, "ε · δ DP guarantee" and "SHA-256 hash-chained ledger"; three tags below the buttons read Differential privacy, Membership-inference check and Audit trail.</w:t>
       </w:r>
     </w:p>
     <w:p>
@@ -10451,7 +13051,7 @@
               <a:graphicData uri="http://schemas.openxmlformats.org/drawingml/2006/picture">
                 <pic:pic xmlns:pic="http://schemas.openxmlformats.org/drawingml/2006/picture">
                   <pic:nvPicPr>
-                    <pic:cNvPr id="0" name="09_unlearning_certificate.png"/>
+                    <pic:cNvPr id="0" name="02_landing_how_it_works.png"/>
                     <pic:cNvPicPr/>
                   </pic:nvPicPr>
                   <pic:blipFill>
@@ -10481,45 +13081,21 @@
         <w:pStyle w:val="FigureCaption"/>
       </w:pPr>
       <w:r>
-        <w:t>Fig. 21: Verification certificate after removi</w:t>
-      </w:r>
-      <w:r>
-        <w:t>ng Client 01</w:t>
+        <w:t>Fig. 21: Landing page, how-it-works section</w:t>
       </w:r>
     </w:p>
     <w:p>
       <w:r>
-        <w:t xml:space="preserve">A toast confirms "Client removed and certified, Client 01 (Finance) · certified". The drop-down now offers the four remaining clients (Client 02 — Healthcare is selected, "4 active clients"). The </w:t>
-      </w:r>
-      <w:r>
-        <w:rPr>
-          <w:i/>
-        </w:rPr>
-        <w:t>Verification certificate</w:t>
-      </w:r>
-      <w:r>
-        <w:t xml:space="preserve"> card shows the badge Certified, the identifier CERT-C5427F948A72, the client and the UTC time (2026-10-26 14:16:03) and a </w:t>
-      </w:r>
-      <w:r>
-        <w:rPr>
-          <w:i/>
-        </w:rPr>
-        <w:t>Download JSON</w:t>
-      </w:r>
-      <w:r>
-        <w:t xml:space="preserve"> button, followed by the measured fields: privacy guarantee ε 1.6149 · δ 0.00001, utility retained 93.65 %, residual inf</w:t>
-      </w:r>
-      <w:r>
-        <w:t xml:space="preserve">luence (L2) 2.790e-14, reference retrain (L2) 2.790e-14, membership AUC 0.200 → 0.160, perplexity 130.221 → 146.472 and next-character accuracy 5.1 % → 4.4 %. The </w:t>
-      </w:r>
-      <w:r>
-        <w:rPr>
-          <w:i/>
-        </w:rPr>
-        <w:t>Before vs after</w:t>
-      </w:r>
-      <w:r>
-        <w:t xml:space="preserve"> chart on the right draws the membership AUC and the accuracy as paired bars.</w:t>
+        <w:t>Scrolled down, the landing page lists five</w:t>
+      </w:r>
+      <w:r>
+        <w:t xml:space="preserve"> numbered stages: 01 Federated training (isolated clients, each update L2-clipped before the coordinator sees it), 02 Noisy aggregation (a Gaussian noise gives a one-shot (ε, δ) bound), 03 Parameter-level unlearning (a client's tracked update is subtracted</w:t>
+      </w:r>
+      <w:r>
+        <w:t>, retained clients renormalised, no full retraining), 04 Independent verification (comparison with a clean retained-only recomputation, then a membership-inference attack) and 05 Tamper-evident audit (every event hash-chained with SHA-256). A heading "Four</w:t>
+      </w:r>
+      <w:r>
+        <w:t xml:space="preserve"> screens, one workflow" starts the next section.</w:t>
       </w:r>
     </w:p>
     <w:p>
@@ -10534,7 +13110,7 @@
         </w:rPr>
         <w:drawing>
           <wp:inline distT="0" distB="0" distL="0" distR="0">
-            <wp:extent cx="3470466" cy="3108959"/>
+            <wp:extent cx="4937760" cy="3086100"/>
             <wp:effectExtent l="0" t="0" r="0" b="0"/>
             <wp:docPr id="22" name="Picture 22"/>
             <wp:cNvGraphicFramePr>
@@ -10544,7 +13120,7 @@
               <a:graphicData uri="http://schemas.openxmlformats.org/drawingml/2006/picture">
                 <pic:pic xmlns:pic="http://schemas.openxmlformats.org/drawingml/2006/picture">
                   <pic:nvPicPr>
-                    <pic:cNvPr id="0" name="09b_certificate_full.png"/>
+                    <pic:cNvPr id="0" name="03_training_before.png"/>
                     <pic:cNvPicPr/>
                   </pic:nvPicPr>
                   <pic:blipFill>
@@ -10556,7 +13132,7 @@
                   <pic:spPr>
                     <a:xfrm>
                       <a:off x="0" y="0"/>
-                      <a:ext cx="3470466" cy="3108959"/>
+                      <a:ext cx="4937760" cy="3086100"/>
                     </a:xfrm>
                     <a:prstGeom prst="rect">
                       <a:avLst/>
@@ -10574,28 +13150,49 @@
         <w:pStyle w:val="FigureCaption"/>
       </w:pPr>
       <w:r>
-        <w:t>Fig. 22: Verification certificate, full page</w:t>
+        <w:t>Fig. 22: Federated training screen before the first training run</w:t>
       </w:r>
     </w:p>
     <w:p>
       <w:r>
+        <w:t xml:space="preserve">In the untrained state all four tiles show a dash with the foot-note "Not trained yet", and an empty-state card reads "The global model has </w:t>
+      </w:r>
+      <w:r>
+        <w:t xml:space="preserve">not been trained. Run federated training to </w:t>
+      </w:r>
+      <w:r>
         <w:lastRenderedPageBreak/>
-        <w:t>The full certificate adds the lower rows: Clients 5 → 4, clip norm · noise 25 · 3, the method "Tracked clipped-update subtraction with retained-client renormalization", the model hash before (fe4d958335a7a158…</w:t>
-      </w:r>
-      <w:r>
-        <w:t xml:space="preserve">) and after (d0f7b70df52c5d17…) and the audit record hash 208f652b947ede288f0291ceb321ab92bd9cf7911af5ad74bb3dc6f96e864ca8, which is the value that links the certificate to ledger record 3. A second chart, </w:t>
+        <w:t xml:space="preserve">aggregate the five clients' clipped updates into one noisy global model" with a </w:t>
       </w:r>
       <w:r>
         <w:rPr>
           <w:i/>
         </w:rPr>
-        <w:t>Perplexity</w:t>
-      </w:r>
-      <w:r>
-        <w:t>, shows the before bar (130.221) lower t</w:t>
-      </w:r>
-      <w:r>
-        <w:t>han the after bar (146.472).</w:t>
+        <w:t>Train federated model</w:t>
+      </w:r>
+      <w:r>
+        <w:t xml:space="preserve"> button. The header buttons </w:t>
+      </w:r>
+      <w:r>
+        <w:rPr>
+          <w:i/>
+        </w:rPr>
+        <w:t>New session</w:t>
+      </w:r>
+      <w:r>
+        <w:t xml:space="preserve"> and </w:t>
+      </w:r>
+      <w:r>
+        <w:rPr>
+          <w:i/>
+        </w:rPr>
+        <w:t>Train federated model</w:t>
+      </w:r>
+      <w:r>
+        <w:t xml:space="preserve"> are available and the status chip reads API o</w:t>
+      </w:r>
+      <w:r>
+        <w:t>nline.</w:t>
       </w:r>
     </w:p>
     <w:p>
@@ -10620,7 +13217,7 @@
               <a:graphicData uri="http://schemas.openxmlformats.org/drawingml/2006/picture">
                 <pic:pic xmlns:pic="http://schemas.openxmlformats.org/drawingml/2006/picture">
                   <pic:nvPicPr>
-                    <pic:cNvPr id="0" name="10_explorer_after_unlearning.png"/>
+                    <pic:cNvPr id="0" name="04_training_trained.png"/>
                     <pic:cNvPicPr/>
                   </pic:nvPicPr>
                   <pic:blipFill>
@@ -10650,18 +13247,45 @@
         <w:pStyle w:val="FigureCaption"/>
       </w:pPr>
       <w:r>
-        <w:t>Fig. 23: Model explorer after removing Client 01</w:t>
+        <w:t>Fig. 23: Federated training screen after training</w:t>
       </w:r>
     </w:p>
     <w:p>
       <w:r>
-        <w:t>The same seed "privacy" now produces a sample tagged "4 active clients" and model hash d0f7b70df5…, and the text is again "privacybsov btrppsvyklrcxrvymej,..!qgnlgpynl", charac</w:t>
-      </w:r>
-      <w:r>
-        <w:t>ter for character the same as before the removal. The generator uses a fixed random seed and the noisy probabilities changed too little to alter any draw, so the explorer cannot show, by eye, that a client was removed (Section on sample inputs and outputs)</w:t>
-      </w:r>
-      <w:r>
-        <w:t>.</w:t>
+        <w:t xml:space="preserve">After pressing </w:t>
+      </w:r>
+      <w:r>
+        <w:rPr>
+          <w:i/>
+        </w:rPr>
+        <w:t>Train federated model</w:t>
+      </w:r>
+      <w:r>
+        <w:t xml:space="preserve"> a toast reads "Federated training complete, 5 clients aggregated, ε 1.6149". The four tiles show 5 of 5 active clients, DP epsilon 1.6149 with δ = 0.00001, perp</w:t>
+      </w:r>
+      <w:r>
+        <w:t xml:space="preserve">lexity 130.22 and next-character accuracy 5.1 % (utility 0.093). The </w:t>
+      </w:r>
+      <w:r>
+        <w:rPr>
+          <w:i/>
+        </w:rPr>
+        <w:t>Clients</w:t>
+      </w:r>
+      <w:r>
+        <w:t xml:space="preserve"> table lists Client 01 to Client 05 with their domains, 5 records each, original L2 norms of 26.589, 28.231, 26.401, 25.219 and 26.552, and a clipped L2 of 25.000 for every client.</w:t>
+      </w:r>
+      <w:r>
+        <w:t xml:space="preserve"> The </w:t>
+      </w:r>
+      <w:r>
+        <w:rPr>
+          <w:i/>
+        </w:rPr>
+        <w:t>Clipped update norm</w:t>
+      </w:r>
+      <w:r>
+        <w:t xml:space="preserve"> chart beside it shows five bars of equal height under an axis that runs to 28, which is the visual form of the clipping: every update leaves the client at the same length.</w:t>
       </w:r>
     </w:p>
     <w:p>
@@ -10677,7 +13301,7 @@
         <w:lastRenderedPageBreak/>
         <w:drawing>
           <wp:inline distT="0" distB="0" distL="0" distR="0">
-            <wp:extent cx="4937760" cy="3086100"/>
+            <wp:extent cx="3983009" cy="3108960"/>
             <wp:effectExtent l="0" t="0" r="0" b="0"/>
             <wp:docPr id="24" name="Picture 24"/>
             <wp:cNvGraphicFramePr>
@@ -10687,7 +13311,7 @@
               <a:graphicData uri="http://schemas.openxmlformats.org/drawingml/2006/picture">
                 <pic:pic xmlns:pic="http://schemas.openxmlformats.org/drawingml/2006/picture">
                   <pic:nvPicPr>
-                    <pic:cNvPr id="0" name="11_second_certificate.png"/>
+                    <pic:cNvPr id="0" name="04b_training_full.png"/>
                     <pic:cNvPicPr/>
                   </pic:nvPicPr>
                   <pic:blipFill>
@@ -10699,7 +13323,7 @@
                   <pic:spPr>
                     <a:xfrm>
                       <a:off x="0" y="0"/>
-                      <a:ext cx="4937760" cy="3086100"/>
+                      <a:ext cx="3983009" cy="3108960"/>
                     </a:xfrm>
                     <a:prstGeom prst="rect">
                       <a:avLst/>
@@ -10717,15 +13341,24 @@
         <w:pStyle w:val="FigureCaption"/>
       </w:pPr>
       <w:r>
-        <w:t>Fig. 24: Certificate for the second removal (Client 02)</w:t>
+        <w:t>Fig. 24: Federated training screen, full page</w:t>
       </w:r>
     </w:p>
     <w:p>
       <w:r>
-        <w:t>After the second request the certificate is CERT-30F21BF8C9A3 for Client 02 (Healthcare), issued 2026-10-26 14:16:17 UTC: ε 1.6149 · δ 0.00001, utility retained 98.30 %, residual influence and ref</w:t>
-      </w:r>
-      <w:r>
-        <w:t>erence retrain both 3.633e-14, membership AUC 0.480 → 0.440, and perplexity 146.472 → 171.275 (the bottom row is partly cut off in the capture). The drop-down now offers Client 03 — Education with "3 active clients".</w:t>
+        <w:t>The full-pa</w:t>
+      </w:r>
+      <w:r>
+        <w:t xml:space="preserve">ge capture adds the </w:t>
+      </w:r>
+      <w:r>
+        <w:rPr>
+          <w:i/>
+        </w:rPr>
+        <w:t>Global model fingerprint</w:t>
+      </w:r>
+      <w:r>
+        <w:t xml:space="preserve"> card below the clients table: the SHA-256 of the current parameter vector, fe4d958335a7a158acdf8d5d441073a39f9d1bb70fc95141ae3dd49d5869bbba, and the start of the session identifier.</w:t>
       </w:r>
     </w:p>
     <w:p>
@@ -10750,7 +13383,7 @@
               <a:graphicData uri="http://schemas.openxmlformats.org/drawingml/2006/picture">
                 <pic:pic xmlns:pic="http://schemas.openxmlformats.org/drawingml/2006/picture">
                   <pic:nvPicPr>
-                    <pic:cNvPr id="0" name="12_dashboard_after_unlearning.png"/>
+                    <pic:cNvPr id="0" name="05_dashboard_trained.png"/>
                     <pic:cNvPicPr/>
                   </pic:nvPicPr>
                   <pic:blipFill>
@@ -10780,12 +13413,27 @@
         <w:pStyle w:val="FigureCaption"/>
       </w:pPr>
       <w:r>
-        <w:t>Fig. 25: Dashboard after two removals</w:t>
+        <w:t>Fig. 25: Dashboard after tr</w:t>
+      </w:r>
+      <w:r>
+        <w:t>aining</w:t>
       </w:r>
     </w:p>
     <w:p>
       <w:r>
-        <w:t xml:space="preserve">All three workflow steps are ticked; Unlearn reads "2 client(s) removed" and Verify "Audit chain valid". The tiles show 3 of 5 active clients, ε 1.6149 (unchanged), perplexity 171.28 and accuracy 4.4 %. The </w:t>
+        <w:t xml:space="preserve">The dashboard headline reads "Right-to-be-forgotten, certified". The </w:t>
+      </w:r>
+      <w:r>
+        <w:rPr>
+          <w:i/>
+        </w:rPr>
+        <w:t>Workflow</w:t>
+      </w:r>
+      <w:r>
+        <w:t xml:space="preserve"> card is a three-step stepper: Train is ticked and marked Done, Unlearn ("Remove a client") is highlighted as the current step and Verify shows "Audit chain valid". The sum</w:t>
+      </w:r>
+      <w:r>
+        <w:t xml:space="preserve">mary tiles repeat the training figures (5 of 5 clients, ε 1.6149, perplexity 130.22, accuracy 5.1 %, both labelled with the public evaluation set). Below, </w:t>
       </w:r>
       <w:r>
         <w:rPr>
@@ -10794,14 +13442,11 @@
         <w:t>Client updates</w:t>
       </w:r>
       <w:r>
-        <w:t xml:space="preserve"> bars for Finance and Healthcare a</w:t>
-      </w:r>
-      <w:r>
-        <w:t xml:space="preserve">re drawn in a different </w:t>
+        <w:t xml:space="preserve"> draws the clipped norm of each client as a horizontal bar </w:t>
       </w:r>
       <w:r>
         <w:lastRenderedPageBreak/>
-        <w:t xml:space="preserve">colour from the others, and </w:t>
+        <w:t xml:space="preserve">and </w:t>
       </w:r>
       <w:r>
         <w:rPr>
@@ -10810,7 +13455,19 @@
         <w:t>Latest certificate</w:t>
       </w:r>
       <w:r>
-        <w:t xml:space="preserve"> now shows CERT-30F21BF8C9A3 for Client 02 (Healthcare) with ε 1.6149 · δ 0.00001 and utility retained 98.30 %.</w:t>
+        <w:t xml:space="preserve"> still</w:t>
+      </w:r>
+      <w:r>
+        <w:t xml:space="preserve"> shows "No certificate yet" with a </w:t>
+      </w:r>
+      <w:r>
+        <w:rPr>
+          <w:i/>
+        </w:rPr>
+        <w:t>Request unlearning</w:t>
+      </w:r>
+      <w:r>
+        <w:t xml:space="preserve"> button, because no removal has been made.</w:t>
       </w:r>
     </w:p>
     <w:p>
@@ -10835,7 +13492,7 @@
               <a:graphicData uri="http://schemas.openxmlformats.org/drawingml/2006/picture">
                 <pic:pic xmlns:pic="http://schemas.openxmlformats.org/drawingml/2006/picture">
                   <pic:nvPicPr>
-                    <pic:cNvPr id="0" name="13_audit_ledger.png"/>
+                    <pic:cNvPr id="0" name="06_explorer_before_unlearning.png"/>
                     <pic:cNvPicPr/>
                   </pic:nvPicPr>
                   <pic:blipFill>
@@ -10865,57 +13522,54 @@
         <w:pStyle w:val="FigureCaption"/>
       </w:pPr>
       <w:r>
-        <w:t>Fig. 26: Compliance audit screen with a verified hash chain</w:t>
+        <w:t>Fig. 26: Model explorer before any removal</w:t>
       </w:r>
     </w:p>
     <w:p>
       <w:r>
-        <w:t>After pressi</w:t>
-      </w:r>
-      <w:r>
-        <w:t xml:space="preserve">ng </w:t>
+        <w:t xml:space="preserve">The explorer offers a </w:t>
       </w:r>
       <w:r>
         <w:rPr>
           <w:i/>
         </w:rPr>
-        <w:t>Verify hash chain</w:t>
-      </w:r>
-      <w:r>
-        <w:t xml:space="preserve"> a toast reads "Hash chain verified, Verified 4 audit record(s)" and the </w:t>
+        <w:t>Seed text</w:t>
+      </w:r>
+      <w:r>
+        <w:t xml:space="preserve"> field (here "privacy"), a </w:t>
       </w:r>
       <w:r>
         <w:rPr>
           <w:i/>
         </w:rPr>
-        <w:t>Chain status</w:t>
-      </w:r>
-      <w:r>
-        <w:t xml:space="preserve"> card shows the badge Valid and the note that the ledger "survives new sessions and server restarts". The </w:t>
+        <w:t>Generate sample</w:t>
+      </w:r>
+      <w:r>
+        <w:t xml:space="preserve"> button and a </w:t>
       </w:r>
       <w:r>
         <w:rPr>
           <w:i/>
         </w:rPr>
-        <w:t>Ledger</w:t>
-      </w:r>
-      <w:r>
-        <w:t xml:space="preserve"> table lists the four records, newest f</w:t>
-      </w:r>
-      <w:r>
-        <w:t>irst, with sequence number, event type (Unlearning or Training), UTC time, client, status and the first characters of the record hash: #4 Unlearning, Client 02 (Healthcare), Certified, 5c20d6e7d1ee282ef5…; #3 Unlearning, Client 01 (Finance), Certified, 208</w:t>
-      </w:r>
-      <w:r>
-        <w:t xml:space="preserve">f652b947ede288f…; #2 and #1 Training. A search box and a </w:t>
+        <w:t>Method notes</w:t>
+      </w:r>
+      <w:r>
+        <w:t xml:space="preserve"> card that summa</w:t>
+      </w:r>
+      <w:r>
+        <w:t xml:space="preserve">rises clipping, Gaussian noise, subtraction and the membership attack. The </w:t>
       </w:r>
       <w:r>
         <w:rPr>
           <w:i/>
         </w:rPr>
-        <w:t>View</w:t>
-      </w:r>
-      <w:r>
-        <w:t xml:space="preserve"> action on each row open the full record.</w:t>
+        <w:t>Samples</w:t>
+      </w:r>
+      <w:r>
+        <w:t xml:space="preserve"> list, newest first, tags the generated text with the seed, the model state ("5 active clients") and the first characters of the model hash (fe4d958335…). The text is "privac</w:t>
+      </w:r>
+      <w:r>
+        <w:t>ybsov btrppsvyklrcxrvymej,..!qgnlgpynl": a string of characters with no words, which is what a bigram model dominated by noise produces.</w:t>
       </w:r>
     </w:p>
     <w:p>
@@ -10928,7 +13582,6 @@
         <w:rPr>
           <w:noProof/>
         </w:rPr>
-        <w:lastRenderedPageBreak/>
         <w:drawing>
           <wp:inline distT="0" distB="0" distL="0" distR="0">
             <wp:extent cx="4937760" cy="3086100"/>
@@ -10941,7 +13594,7 @@
               <a:graphicData uri="http://schemas.openxmlformats.org/drawingml/2006/picture">
                 <pic:pic xmlns:pic="http://schemas.openxmlformats.org/drawingml/2006/picture">
                   <pic:nvPicPr>
-                    <pic:cNvPr id="0" name="14_training_after_unlearning.png"/>
+                    <pic:cNvPr id="0" name="07_unlearning_request.png"/>
                     <pic:cNvPicPr/>
                   </pic:nvPicPr>
                   <pic:blipFill>
@@ -10971,27 +13624,46 @@
         <w:pStyle w:val="FigureCaption"/>
       </w:pPr>
       <w:r>
-        <w:t>Fig. 27: Training screen after two removals</w:t>
+        <w:t>Fig. 27: Certified unlearning screen before a request</w:t>
       </w:r>
     </w:p>
     <w:p>
       <w:r>
-        <w:t>The training screen keeps the per-client table (original and clipped norms are unchanged, because the store</w:t>
-      </w:r>
-      <w:r>
-        <w:t xml:space="preserve">d updates are not modified by unlearning) while the tiles show 3 of 5 active clients, perplexity 171.28, accuracy 4.4 % and utility 0.085. The button now reads </w:t>
+        <w:lastRenderedPageBreak/>
+        <w:t xml:space="preserve">The </w:t>
       </w:r>
       <w:r>
         <w:rPr>
           <w:i/>
         </w:rPr>
-        <w:t>Retrain model</w:t>
-      </w:r>
-      <w:r>
-        <w:t xml:space="preserve"> and the bars of the two removed clients are drawn in a different (light blue) colo</w:t>
-      </w:r>
-      <w:r>
-        <w:t>ur.</w:t>
+        <w:t>Right-to-be-forgotten request</w:t>
+      </w:r>
+      <w:r>
+        <w:t xml:space="preserve"> card shows a drop-down labell</w:t>
+      </w:r>
+      <w:r>
+        <w:t xml:space="preserve">ed </w:t>
+      </w:r>
+      <w:r>
+        <w:rPr>
+          <w:i/>
+        </w:rPr>
+        <w:t>Client to remove</w:t>
+      </w:r>
+      <w:r>
+        <w:t xml:space="preserve"> set to "Client 01 — Finance", the note "5 active clients" and the </w:t>
+      </w:r>
+      <w:r>
+        <w:rPr>
+          <w:i/>
+        </w:rPr>
+        <w:t>Execute &amp; certify</w:t>
+      </w:r>
+      <w:r>
+        <w:t xml:space="preserve"> button. The area underneath is an empty state: "No certificate yet. A verification certificate with the residual-influence check, membership-inference A</w:t>
+      </w:r>
+      <w:r>
+        <w:t>UC and retained utility appears here after an unlearning request."</w:t>
       </w:r>
     </w:p>
     <w:p>
@@ -11016,7 +13688,7 @@
               <a:graphicData uri="http://schemas.openxmlformats.org/drawingml/2006/picture">
                 <pic:pic xmlns:pic="http://schemas.openxmlformats.org/drawingml/2006/picture">
                   <pic:nvPicPr>
-                    <pic:cNvPr id="0" name="15_dashboard_dark.png"/>
+                    <pic:cNvPr id="0" name="08_unlearning_confirm.png"/>
                     <pic:cNvPicPr/>
                   </pic:nvPicPr>
                   <pic:blipFill>
@@ -11046,15 +13718,659 @@
         <w:pStyle w:val="FigureCaption"/>
       </w:pPr>
       <w:r>
-        <w:t>Fig. 28: Dashboard in dark mode</w:t>
+        <w:t>Fig. 28: Confirmation dialog before a removal</w:t>
       </w:r>
     </w:p>
     <w:p>
       <w:r>
-        <w:t>The same dashboard in the dark theme: the page, cards and tiles switch to dark surfaces with light text, the toggle in the top bar now shows a sun icon, and the accent colours remain legible. The numbers are the same a</w:t>
-      </w:r>
-      <w:r>
-        <w:t>s in the light theme (3 of 5 clients, 171.28, 4.4 %, certificate CERT-30F21BF8C9A3).</w:t>
+        <w:t xml:space="preserve">Pressing </w:t>
+      </w:r>
+      <w:r>
+        <w:rPr>
+          <w:i/>
+        </w:rPr>
+        <w:t>Execute &amp; certify</w:t>
+      </w:r>
+      <w:r>
+        <w:t xml:space="preserve"> opens a modal dialog titled "Remove this client?" with the text "Client 01 (Finance) will be erased from the global model. This cannot be undone in this session." and two buttons, Cancel and Remove &amp; certify. The page behind it is blurred. The dialog guar</w:t>
+      </w:r>
+      <w:r>
+        <w:t>ds against an accidental click on an action that changes the model.</w:t>
+      </w:r>
+    </w:p>
+    <w:p>
+      <w:pPr>
+        <w:keepNext/>
+        <w:spacing w:before="120" w:line="240" w:lineRule="auto"/>
+        <w:jc w:val="center"/>
+      </w:pPr>
+      <w:r>
+        <w:rPr>
+          <w:noProof/>
+        </w:rPr>
+        <w:lastRenderedPageBreak/>
+        <w:drawing>
+          <wp:inline distT="0" distB="0" distL="0" distR="0">
+            <wp:extent cx="4937760" cy="3086100"/>
+            <wp:effectExtent l="0" t="0" r="0" b="0"/>
+            <wp:docPr id="29" name="Picture 29"/>
+            <wp:cNvGraphicFramePr>
+              <a:graphicFrameLocks xmlns:a="http://schemas.openxmlformats.org/drawingml/2006/main" noChangeAspect="1"/>
+            </wp:cNvGraphicFramePr>
+            <a:graphic xmlns:a="http://schemas.openxmlformats.org/drawingml/2006/main">
+              <a:graphicData uri="http://schemas.openxmlformats.org/drawingml/2006/picture">
+                <pic:pic xmlns:pic="http://schemas.openxmlformats.org/drawingml/2006/picture">
+                  <pic:nvPicPr>
+                    <pic:cNvPr id="0" name="09_unlearning_certificate.png"/>
+                    <pic:cNvPicPr/>
+                  </pic:nvPicPr>
+                  <pic:blipFill>
+                    <a:blip r:embed="rId36"/>
+                    <a:stretch>
+                      <a:fillRect/>
+                    </a:stretch>
+                  </pic:blipFill>
+                  <pic:spPr>
+                    <a:xfrm>
+                      <a:off x="0" y="0"/>
+                      <a:ext cx="4937760" cy="3086100"/>
+                    </a:xfrm>
+                    <a:prstGeom prst="rect">
+                      <a:avLst/>
+                    </a:prstGeom>
+                  </pic:spPr>
+                </pic:pic>
+              </a:graphicData>
+            </a:graphic>
+          </wp:inline>
+        </w:drawing>
+      </w:r>
+    </w:p>
+    <w:p>
+      <w:pPr>
+        <w:pStyle w:val="FigureCaption"/>
+      </w:pPr>
+      <w:r>
+        <w:t>Fig. 29: Verification certificate after removing Client 01</w:t>
+      </w:r>
+    </w:p>
+    <w:p>
+      <w:r>
+        <w:t xml:space="preserve">A toast confirms "Client removed and certified, Client 01 (Finance) · certified". The drop-down now offers the four remaining clients (Client 02 — Healthcare is selected, "4 active clients"). The </w:t>
+      </w:r>
+      <w:r>
+        <w:rPr>
+          <w:i/>
+        </w:rPr>
+        <w:t>Verification certificate</w:t>
+      </w:r>
+      <w:r>
+        <w:t xml:space="preserve"> card shows the badge Certified, the</w:t>
+      </w:r>
+      <w:r>
+        <w:t xml:space="preserve"> identifier CERT-C5427F948A72, the client and the UTC time (2026-10-26 14:16:03) and a </w:t>
+      </w:r>
+      <w:r>
+        <w:rPr>
+          <w:i/>
+        </w:rPr>
+        <w:t>Download JSON</w:t>
+      </w:r>
+      <w:r>
+        <w:t xml:space="preserve"> button, followed by the measured fields: privacy guarantee ε 1.6149 · δ 0.00001, utility retained 93.65 %, residual influence (L2) 2.790e-14, reference ret</w:t>
+      </w:r>
+      <w:r>
+        <w:t xml:space="preserve">rain (L2) 2.790e-14, membership AUC 0.200 → 0.160, perplexity 130.221 → 146.472 and next-character accuracy 5.1 % → 4.4 %. The </w:t>
+      </w:r>
+      <w:r>
+        <w:rPr>
+          <w:i/>
+        </w:rPr>
+        <w:t>Before vs after</w:t>
+      </w:r>
+      <w:r>
+        <w:t xml:space="preserve"> chart on the right draws the membership AUC and the accuracy as paired bars.</w:t>
+      </w:r>
+    </w:p>
+    <w:p>
+      <w:pPr>
+        <w:keepNext/>
+        <w:spacing w:before="120" w:line="240" w:lineRule="auto"/>
+        <w:jc w:val="center"/>
+      </w:pPr>
+      <w:r>
+        <w:rPr>
+          <w:noProof/>
+        </w:rPr>
+        <w:drawing>
+          <wp:inline distT="0" distB="0" distL="0" distR="0">
+            <wp:extent cx="3470466" cy="3108959"/>
+            <wp:effectExtent l="0" t="0" r="0" b="0"/>
+            <wp:docPr id="30" name="Picture 30"/>
+            <wp:cNvGraphicFramePr>
+              <a:graphicFrameLocks xmlns:a="http://schemas.openxmlformats.org/drawingml/2006/main" noChangeAspect="1"/>
+            </wp:cNvGraphicFramePr>
+            <a:graphic xmlns:a="http://schemas.openxmlformats.org/drawingml/2006/main">
+              <a:graphicData uri="http://schemas.openxmlformats.org/drawingml/2006/picture">
+                <pic:pic xmlns:pic="http://schemas.openxmlformats.org/drawingml/2006/picture">
+                  <pic:nvPicPr>
+                    <pic:cNvPr id="0" name="09b_certificate_full.png"/>
+                    <pic:cNvPicPr/>
+                  </pic:nvPicPr>
+                  <pic:blipFill>
+                    <a:blip r:embed="rId37"/>
+                    <a:stretch>
+                      <a:fillRect/>
+                    </a:stretch>
+                  </pic:blipFill>
+                  <pic:spPr>
+                    <a:xfrm>
+                      <a:off x="0" y="0"/>
+                      <a:ext cx="3470466" cy="3108959"/>
+                    </a:xfrm>
+                    <a:prstGeom prst="rect">
+                      <a:avLst/>
+                    </a:prstGeom>
+                  </pic:spPr>
+                </pic:pic>
+              </a:graphicData>
+            </a:graphic>
+          </wp:inline>
+        </w:drawing>
+      </w:r>
+    </w:p>
+    <w:p>
+      <w:pPr>
+        <w:pStyle w:val="FigureCaption"/>
+      </w:pPr>
+      <w:r>
+        <w:t>Fig. 30: Verification certificate,</w:t>
+      </w:r>
+      <w:r>
+        <w:t xml:space="preserve"> full page</w:t>
+      </w:r>
+    </w:p>
+    <w:p>
+      <w:r>
+        <w:lastRenderedPageBreak/>
+        <w:t xml:space="preserve">The full certificate adds the lower rows: Clients 5 → 4, clip norm · noise 25 · 3, the method "Tracked clipped-update subtraction with retained-client renormalization", the model hash before (fe4d958335a7a158…) and after (d0f7b70df52c5d17…) and </w:t>
+      </w:r>
+      <w:r>
+        <w:t xml:space="preserve">the audit record hash 208f652b947ede288f0291ceb321ab92bd9cf7911af5ad74bb3dc6f96e864ca8, which is the value that links the certificate to ledger record 3. A second chart, </w:t>
+      </w:r>
+      <w:r>
+        <w:rPr>
+          <w:i/>
+        </w:rPr>
+        <w:t>Perplexity</w:t>
+      </w:r>
+      <w:r>
+        <w:t>, shows the before bar (130.221) lower than the after bar (146.472).</w:t>
+      </w:r>
+    </w:p>
+    <w:p>
+      <w:pPr>
+        <w:keepNext/>
+        <w:spacing w:before="120" w:line="240" w:lineRule="auto"/>
+        <w:jc w:val="center"/>
+      </w:pPr>
+      <w:r>
+        <w:rPr>
+          <w:noProof/>
+        </w:rPr>
+        <w:drawing>
+          <wp:inline distT="0" distB="0" distL="0" distR="0">
+            <wp:extent cx="4937760" cy="3086100"/>
+            <wp:effectExtent l="0" t="0" r="0" b="0"/>
+            <wp:docPr id="31" name="Picture 31"/>
+            <wp:cNvGraphicFramePr>
+              <a:graphicFrameLocks xmlns:a="http://schemas.openxmlformats.org/drawingml/2006/main" noChangeAspect="1"/>
+            </wp:cNvGraphicFramePr>
+            <a:graphic xmlns:a="http://schemas.openxmlformats.org/drawingml/2006/main">
+              <a:graphicData uri="http://schemas.openxmlformats.org/drawingml/2006/picture">
+                <pic:pic xmlns:pic="http://schemas.openxmlformats.org/drawingml/2006/picture">
+                  <pic:nvPicPr>
+                    <pic:cNvPr id="0" name="10_explorer_after_unlearning.png"/>
+                    <pic:cNvPicPr/>
+                  </pic:nvPicPr>
+                  <pic:blipFill>
+                    <a:blip r:embed="rId38"/>
+                    <a:stretch>
+                      <a:fillRect/>
+                    </a:stretch>
+                  </pic:blipFill>
+                  <pic:spPr>
+                    <a:xfrm>
+                      <a:off x="0" y="0"/>
+                      <a:ext cx="4937760" cy="3086100"/>
+                    </a:xfrm>
+                    <a:prstGeom prst="rect">
+                      <a:avLst/>
+                    </a:prstGeom>
+                  </pic:spPr>
+                </pic:pic>
+              </a:graphicData>
+            </a:graphic>
+          </wp:inline>
+        </w:drawing>
+      </w:r>
+    </w:p>
+    <w:p>
+      <w:pPr>
+        <w:pStyle w:val="FigureCaption"/>
+      </w:pPr>
+      <w:r>
+        <w:t xml:space="preserve">Fig. </w:t>
+      </w:r>
+      <w:r>
+        <w:t>31: Model explorer after removing Client 01</w:t>
+      </w:r>
+    </w:p>
+    <w:p>
+      <w:r>
+        <w:t>The same seed "privacy" now produces a sample tagged "4 active clients" and model hash d0f7b70df5…, and the text is again "privacybsov btrppsvyklrcxrvymej,..!qgnlgpynl", character for character the same as before</w:t>
+      </w:r>
+      <w:r>
+        <w:t xml:space="preserve"> the removal. The generator uses a fixed random seed and the noisy probabilities changed too little to alter any draw, so the explorer cannot show, by eye, that a client was removed (Section on sample inputs and outputs).</w:t>
+      </w:r>
+    </w:p>
+    <w:p>
+      <w:pPr>
+        <w:keepNext/>
+        <w:spacing w:before="120" w:line="240" w:lineRule="auto"/>
+        <w:jc w:val="center"/>
+      </w:pPr>
+      <w:r>
+        <w:rPr>
+          <w:noProof/>
+        </w:rPr>
+        <w:lastRenderedPageBreak/>
+        <w:drawing>
+          <wp:inline distT="0" distB="0" distL="0" distR="0">
+            <wp:extent cx="4937760" cy="3086100"/>
+            <wp:effectExtent l="0" t="0" r="0" b="0"/>
+            <wp:docPr id="32" name="Picture 32"/>
+            <wp:cNvGraphicFramePr>
+              <a:graphicFrameLocks xmlns:a="http://schemas.openxmlformats.org/drawingml/2006/main" noChangeAspect="1"/>
+            </wp:cNvGraphicFramePr>
+            <a:graphic xmlns:a="http://schemas.openxmlformats.org/drawingml/2006/main">
+              <a:graphicData uri="http://schemas.openxmlformats.org/drawingml/2006/picture">
+                <pic:pic xmlns:pic="http://schemas.openxmlformats.org/drawingml/2006/picture">
+                  <pic:nvPicPr>
+                    <pic:cNvPr id="0" name="11_second_certificate.png"/>
+                    <pic:cNvPicPr/>
+                  </pic:nvPicPr>
+                  <pic:blipFill>
+                    <a:blip r:embed="rId39"/>
+                    <a:stretch>
+                      <a:fillRect/>
+                    </a:stretch>
+                  </pic:blipFill>
+                  <pic:spPr>
+                    <a:xfrm>
+                      <a:off x="0" y="0"/>
+                      <a:ext cx="4937760" cy="3086100"/>
+                    </a:xfrm>
+                    <a:prstGeom prst="rect">
+                      <a:avLst/>
+                    </a:prstGeom>
+                  </pic:spPr>
+                </pic:pic>
+              </a:graphicData>
+            </a:graphic>
+          </wp:inline>
+        </w:drawing>
+      </w:r>
+    </w:p>
+    <w:p>
+      <w:pPr>
+        <w:pStyle w:val="FigureCaption"/>
+      </w:pPr>
+      <w:r>
+        <w:t>Fig. 32: Certificate for the sec</w:t>
+      </w:r>
+      <w:r>
+        <w:t>ond removal (Client 02)</w:t>
+      </w:r>
+    </w:p>
+    <w:p>
+      <w:r>
+        <w:t>After the second request the certificate is CERT-30F21BF8C9A3 for Client 02 (Healthcare), issued 2026-10-26 14:16:17 UTC: ε 1.6149 · δ 0.00001, utility retained 98.30 %, residual influence and reference retrain both 3.633e-14, membe</w:t>
+      </w:r>
+      <w:r>
+        <w:t>rship AUC 0.480 → 0.440, and perplexity 146.472 → 171.275 (the bottom row is partly cut off in the capture). The drop-down now offers Client 03 — Education with "3 active clients".</w:t>
+      </w:r>
+    </w:p>
+    <w:p>
+      <w:pPr>
+        <w:keepNext/>
+        <w:spacing w:before="120" w:line="240" w:lineRule="auto"/>
+        <w:jc w:val="center"/>
+      </w:pPr>
+      <w:r>
+        <w:rPr>
+          <w:noProof/>
+        </w:rPr>
+        <w:drawing>
+          <wp:inline distT="0" distB="0" distL="0" distR="0">
+            <wp:extent cx="4937760" cy="3086100"/>
+            <wp:effectExtent l="0" t="0" r="0" b="0"/>
+            <wp:docPr id="33" name="Picture 33"/>
+            <wp:cNvGraphicFramePr>
+              <a:graphicFrameLocks xmlns:a="http://schemas.openxmlformats.org/drawingml/2006/main" noChangeAspect="1"/>
+            </wp:cNvGraphicFramePr>
+            <a:graphic xmlns:a="http://schemas.openxmlformats.org/drawingml/2006/main">
+              <a:graphicData uri="http://schemas.openxmlformats.org/drawingml/2006/picture">
+                <pic:pic xmlns:pic="http://schemas.openxmlformats.org/drawingml/2006/picture">
+                  <pic:nvPicPr>
+                    <pic:cNvPr id="0" name="12_dashboard_after_unlearning.png"/>
+                    <pic:cNvPicPr/>
+                  </pic:nvPicPr>
+                  <pic:blipFill>
+                    <a:blip r:embed="rId40"/>
+                    <a:stretch>
+                      <a:fillRect/>
+                    </a:stretch>
+                  </pic:blipFill>
+                  <pic:spPr>
+                    <a:xfrm>
+                      <a:off x="0" y="0"/>
+                      <a:ext cx="4937760" cy="3086100"/>
+                    </a:xfrm>
+                    <a:prstGeom prst="rect">
+                      <a:avLst/>
+                    </a:prstGeom>
+                  </pic:spPr>
+                </pic:pic>
+              </a:graphicData>
+            </a:graphic>
+          </wp:inline>
+        </w:drawing>
+      </w:r>
+    </w:p>
+    <w:p>
+      <w:pPr>
+        <w:pStyle w:val="FigureCaption"/>
+      </w:pPr>
+      <w:r>
+        <w:t>Fig. 33: Dashboard after two removals</w:t>
+      </w:r>
+    </w:p>
+    <w:p>
+      <w:r>
+        <w:t>All three workflow steps are ticked</w:t>
+      </w:r>
+      <w:r>
+        <w:t xml:space="preserve">; Unlearn reads "2 client(s) removed" and Verify "Audit chain valid". The tiles show 3 of 5 active clients, ε 1.6149 (unchanged), perplexity 171.28 and accuracy 4.4 %. The </w:t>
+      </w:r>
+      <w:r>
+        <w:rPr>
+          <w:i/>
+        </w:rPr>
+        <w:t>Client updates</w:t>
+      </w:r>
+      <w:r>
+        <w:t xml:space="preserve"> bars for Finance and Healthcare are drawn in a different </w:t>
+      </w:r>
+      <w:r>
+        <w:lastRenderedPageBreak/>
+        <w:t xml:space="preserve">colour from </w:t>
+      </w:r>
+      <w:r>
+        <w:t xml:space="preserve">the others, and </w:t>
+      </w:r>
+      <w:r>
+        <w:rPr>
+          <w:i/>
+        </w:rPr>
+        <w:t>Latest certificate</w:t>
+      </w:r>
+      <w:r>
+        <w:t xml:space="preserve"> now shows CERT-30F21BF8C9A3 for Client 02 (Healthcare) with ε 1.6149 · δ 0.00001 and utility retained 98.30 %.</w:t>
+      </w:r>
+    </w:p>
+    <w:p>
+      <w:pPr>
+        <w:keepNext/>
+        <w:spacing w:before="120" w:line="240" w:lineRule="auto"/>
+        <w:jc w:val="center"/>
+      </w:pPr>
+      <w:r>
+        <w:rPr>
+          <w:noProof/>
+        </w:rPr>
+        <w:drawing>
+          <wp:inline distT="0" distB="0" distL="0" distR="0">
+            <wp:extent cx="4937760" cy="3086100"/>
+            <wp:effectExtent l="0" t="0" r="0" b="0"/>
+            <wp:docPr id="34" name="Picture 34"/>
+            <wp:cNvGraphicFramePr>
+              <a:graphicFrameLocks xmlns:a="http://schemas.openxmlformats.org/drawingml/2006/main" noChangeAspect="1"/>
+            </wp:cNvGraphicFramePr>
+            <a:graphic xmlns:a="http://schemas.openxmlformats.org/drawingml/2006/main">
+              <a:graphicData uri="http://schemas.openxmlformats.org/drawingml/2006/picture">
+                <pic:pic xmlns:pic="http://schemas.openxmlformats.org/drawingml/2006/picture">
+                  <pic:nvPicPr>
+                    <pic:cNvPr id="0" name="13_audit_ledger.png"/>
+                    <pic:cNvPicPr/>
+                  </pic:nvPicPr>
+                  <pic:blipFill>
+                    <a:blip r:embed="rId41"/>
+                    <a:stretch>
+                      <a:fillRect/>
+                    </a:stretch>
+                  </pic:blipFill>
+                  <pic:spPr>
+                    <a:xfrm>
+                      <a:off x="0" y="0"/>
+                      <a:ext cx="4937760" cy="3086100"/>
+                    </a:xfrm>
+                    <a:prstGeom prst="rect">
+                      <a:avLst/>
+                    </a:prstGeom>
+                  </pic:spPr>
+                </pic:pic>
+              </a:graphicData>
+            </a:graphic>
+          </wp:inline>
+        </w:drawing>
+      </w:r>
+    </w:p>
+    <w:p>
+      <w:pPr>
+        <w:pStyle w:val="FigureCaption"/>
+      </w:pPr>
+      <w:r>
+        <w:t>Fig. 34: Compliance audit screen with a verified hash chain</w:t>
+      </w:r>
+    </w:p>
+    <w:p>
+      <w:r>
+        <w:t xml:space="preserve">After pressing </w:t>
+      </w:r>
+      <w:r>
+        <w:rPr>
+          <w:i/>
+        </w:rPr>
+        <w:t>Verify hash chain</w:t>
+      </w:r>
+      <w:r>
+        <w:t xml:space="preserve"> a toast reads "</w:t>
+      </w:r>
+      <w:r>
+        <w:t xml:space="preserve">Hash chain verified, Verified 4 audit record(s)" and the </w:t>
+      </w:r>
+      <w:r>
+        <w:rPr>
+          <w:i/>
+        </w:rPr>
+        <w:t>Chain status</w:t>
+      </w:r>
+      <w:r>
+        <w:t xml:space="preserve"> card shows the badge Valid and the note that the ledger "survives new sessions and server restarts". The </w:t>
+      </w:r>
+      <w:r>
+        <w:rPr>
+          <w:i/>
+        </w:rPr>
+        <w:t>Ledger</w:t>
+      </w:r>
+      <w:r>
+        <w:t xml:space="preserve"> table lists the four records, newest first, with sequence number, event ty</w:t>
+      </w:r>
+      <w:r>
+        <w:t>pe (Unlearning or Training), UTC time, client, status and the first characters of the record hash: #4 Unlearning, Client 02 (Healthcare), Certified, 5c20d6e7d1ee282ef5…; #3 Unlearning, Client 01 (Finance), Certified, 208f652b947ede288f…; #2 and #1 Training</w:t>
+      </w:r>
+      <w:r>
+        <w:t xml:space="preserve">. A search box and a </w:t>
+      </w:r>
+      <w:r>
+        <w:rPr>
+          <w:i/>
+        </w:rPr>
+        <w:t>View</w:t>
+      </w:r>
+      <w:r>
+        <w:t xml:space="preserve"> action on each row open the full record.</w:t>
+      </w:r>
+    </w:p>
+    <w:p>
+      <w:pPr>
+        <w:keepNext/>
+        <w:spacing w:before="120" w:line="240" w:lineRule="auto"/>
+        <w:jc w:val="center"/>
+      </w:pPr>
+      <w:r>
+        <w:rPr>
+          <w:noProof/>
+        </w:rPr>
+        <w:lastRenderedPageBreak/>
+        <w:drawing>
+          <wp:inline distT="0" distB="0" distL="0" distR="0">
+            <wp:extent cx="4937760" cy="3086100"/>
+            <wp:effectExtent l="0" t="0" r="0" b="0"/>
+            <wp:docPr id="35" name="Picture 35"/>
+            <wp:cNvGraphicFramePr>
+              <a:graphicFrameLocks xmlns:a="http://schemas.openxmlformats.org/drawingml/2006/main" noChangeAspect="1"/>
+            </wp:cNvGraphicFramePr>
+            <a:graphic xmlns:a="http://schemas.openxmlformats.org/drawingml/2006/main">
+              <a:graphicData uri="http://schemas.openxmlformats.org/drawingml/2006/picture">
+                <pic:pic xmlns:pic="http://schemas.openxmlformats.org/drawingml/2006/picture">
+                  <pic:nvPicPr>
+                    <pic:cNvPr id="0" name="14_training_after_unlearning.png"/>
+                    <pic:cNvPicPr/>
+                  </pic:nvPicPr>
+                  <pic:blipFill>
+                    <a:blip r:embed="rId42"/>
+                    <a:stretch>
+                      <a:fillRect/>
+                    </a:stretch>
+                  </pic:blipFill>
+                  <pic:spPr>
+                    <a:xfrm>
+                      <a:off x="0" y="0"/>
+                      <a:ext cx="4937760" cy="3086100"/>
+                    </a:xfrm>
+                    <a:prstGeom prst="rect">
+                      <a:avLst/>
+                    </a:prstGeom>
+                  </pic:spPr>
+                </pic:pic>
+              </a:graphicData>
+            </a:graphic>
+          </wp:inline>
+        </w:drawing>
+      </w:r>
+    </w:p>
+    <w:p>
+      <w:pPr>
+        <w:pStyle w:val="FigureCaption"/>
+      </w:pPr>
+      <w:r>
+        <w:t>Fig. 35: Training screen after two removals</w:t>
+      </w:r>
+    </w:p>
+    <w:p>
+      <w:r>
+        <w:t>The training screen keeps the per-client table (original and clipped norms are unchanged, because the stored updates are not modified by unlear</w:t>
+      </w:r>
+      <w:r>
+        <w:t xml:space="preserve">ning) while the tiles show 3 of 5 active clients, perplexity 171.28, accuracy 4.4 % and utility 0.085. The button now reads </w:t>
+      </w:r>
+      <w:r>
+        <w:rPr>
+          <w:i/>
+        </w:rPr>
+        <w:t>Retrain model</w:t>
+      </w:r>
+      <w:r>
+        <w:t xml:space="preserve"> and the bars of the two removed clients are drawn in a different (light blue) colour.</w:t>
+      </w:r>
+    </w:p>
+    <w:p>
+      <w:pPr>
+        <w:keepNext/>
+        <w:spacing w:before="120" w:line="240" w:lineRule="auto"/>
+        <w:jc w:val="center"/>
+      </w:pPr>
+      <w:r>
+        <w:rPr>
+          <w:noProof/>
+        </w:rPr>
+        <w:drawing>
+          <wp:inline distT="0" distB="0" distL="0" distR="0">
+            <wp:extent cx="4937760" cy="3086100"/>
+            <wp:effectExtent l="0" t="0" r="0" b="0"/>
+            <wp:docPr id="36" name="Picture 36"/>
+            <wp:cNvGraphicFramePr>
+              <a:graphicFrameLocks xmlns:a="http://schemas.openxmlformats.org/drawingml/2006/main" noChangeAspect="1"/>
+            </wp:cNvGraphicFramePr>
+            <a:graphic xmlns:a="http://schemas.openxmlformats.org/drawingml/2006/main">
+              <a:graphicData uri="http://schemas.openxmlformats.org/drawingml/2006/picture">
+                <pic:pic xmlns:pic="http://schemas.openxmlformats.org/drawingml/2006/picture">
+                  <pic:nvPicPr>
+                    <pic:cNvPr id="0" name="15_dashboard_dark.png"/>
+                    <pic:cNvPicPr/>
+                  </pic:nvPicPr>
+                  <pic:blipFill>
+                    <a:blip r:embed="rId43"/>
+                    <a:stretch>
+                      <a:fillRect/>
+                    </a:stretch>
+                  </pic:blipFill>
+                  <pic:spPr>
+                    <a:xfrm>
+                      <a:off x="0" y="0"/>
+                      <a:ext cx="4937760" cy="3086100"/>
+                    </a:xfrm>
+                    <a:prstGeom prst="rect">
+                      <a:avLst/>
+                    </a:prstGeom>
+                  </pic:spPr>
+                </pic:pic>
+              </a:graphicData>
+            </a:graphic>
+          </wp:inline>
+        </w:drawing>
+      </w:r>
+    </w:p>
+    <w:p>
+      <w:pPr>
+        <w:pStyle w:val="FigureCaption"/>
+      </w:pPr>
+      <w:r>
+        <w:t>Fig. 36: Dashboard in dark mod</w:t>
+      </w:r>
+      <w:r>
+        <w:t>e</w:t>
+      </w:r>
+    </w:p>
+    <w:p>
+      <w:r>
+        <w:t>The same dashboard in the dark theme: the page, cards and tiles switch to dark surfaces with light text, the toggle in the top bar now shows a sun icon, and the accent colours remain legible. The numbers are the same as in the light theme (3 of 5 clients</w:t>
+      </w:r>
+      <w:r>
+        <w:t>, 171.28, 4.4 %, certificate CERT-30F21BF8C9A3).</w:t>
       </w:r>
     </w:p>
     <w:p>
@@ -11072,7 +14388,7 @@
           <wp:inline distT="0" distB="0" distL="0" distR="0">
             <wp:extent cx="1436604" cy="3108958"/>
             <wp:effectExtent l="0" t="0" r="0" b="0"/>
-            <wp:docPr id="29" name="Picture 29"/>
+            <wp:docPr id="37" name="Picture 37"/>
             <wp:cNvGraphicFramePr>
               <a:graphicFrameLocks xmlns:a="http://schemas.openxmlformats.org/drawingml/2006/main" noChangeAspect="1"/>
             </wp:cNvGraphicFramePr>
@@ -11084,7 +14400,7 @@
                     <pic:cNvPicPr/>
                   </pic:nvPicPr>
                   <pic:blipFill>
-                    <a:blip r:embed="rId36"/>
+                    <a:blip r:embed="rId44"/>
                     <a:stretch>
                       <a:fillRect/>
                     </a:stretch>
@@ -11110,15 +14426,15 @@
         <w:pStyle w:val="FigureCaption"/>
       </w:pPr>
       <w:r>
-        <w:t>Fig. 29: Certified unlearning screen on a 390-pixel-wide viewport</w:t>
+        <w:t>Fig. 37: Certified unlearning screen on a 390-pixel-wide viewport</w:t>
       </w:r>
     </w:p>
     <w:p>
       <w:r>
-        <w:t>On a phone-width viewport the sidebar is replaced by a top bar (menu button, logo, status dot, theme to</w:t>
-      </w:r>
-      <w:r>
-        <w:t xml:space="preserve">ggle) and a bottom navigation with Home, Train, Forget, Explore and Audit, with Forget highlighted. The request card stacks vertically (Client 03 — Education, "3 active clients", </w:t>
+        <w:t>On a phone-width viewport the sidebar is replaced by a top bar (menu button, logo, status dot, theme toggle) and a bottom navigation with Home, Train, Forget, Explore and Audit, with Forget highlighted. The request card stacks vertically (Client 03 — Educa</w:t>
+      </w:r>
+      <w:r>
+        <w:t xml:space="preserve">tion, "3 active clients", </w:t>
       </w:r>
       <w:r>
         <w:rPr>
@@ -11127,10 +14443,7 @@
         <w:t>Execute &amp; certify</w:t>
       </w:r>
       <w:r>
-        <w:t>) and the certificate card for CERT-30F21BF8C9A3 begins belo</w:t>
-      </w:r>
-      <w:r>
-        <w:t>w it.</w:t>
+        <w:t>) and the certificate card for CERT-30F21BF8C9A3 begins below it.</w:t>
       </w:r>
     </w:p>
     <w:p>
@@ -11147,7 +14460,7 @@
           <wp:inline distT="0" distB="0" distL="0" distR="0">
             <wp:extent cx="4937760" cy="3086100"/>
             <wp:effectExtent l="0" t="0" r="0" b="0"/>
-            <wp:docPr id="30" name="Picture 30"/>
+            <wp:docPr id="38" name="Picture 38"/>
             <wp:cNvGraphicFramePr>
               <a:graphicFrameLocks xmlns:a="http://schemas.openxmlformats.org/drawingml/2006/main" noChangeAspect="1"/>
             </wp:cNvGraphicFramePr>
@@ -11159,7 +14472,7 @@
                     <pic:cNvPicPr/>
                   </pic:nvPicPr>
                   <pic:blipFill>
-                    <a:blip r:embed="rId37"/>
+                    <a:blip r:embed="rId45"/>
                     <a:stretch>
                       <a:fillRect/>
                     </a:stretch>
@@ -11185,7 +14498,7 @@
         <w:pStyle w:val="FigureCaption"/>
       </w:pPr>
       <w:r>
-        <w:t>Fig. 30: Original single-page interface served by the API</w:t>
+        <w:t>Fig. 38: Original single-page interface served by the API</w:t>
       </w:r>
     </w:p>
     <w:p>
@@ -11200,17 +14513,17 @@
         <w:t>/</w:t>
       </w:r>
       <w:r>
-        <w:t xml:space="preserve"> by the Python server, shows the title "Certified Federated Unlearning Lab", four tabs (Federated Training, Certified Unlearning, Model Explorer, Complianc</w:t>
-      </w:r>
-      <w:r>
-        <w:t xml:space="preserve">e Audit) and the same session state as the React interface: 3 active clients, ε 1.615, perplexity 171.28, accuracy 4.4 %. The client table lists clipped L2 25.000 and clip scales 0.940, </w:t>
+        <w:t xml:space="preserve"> by the Python server, shows the title "Certified Fe</w:t>
+      </w:r>
+      <w:r>
+        <w:t xml:space="preserve">derated Unlearning Lab", four tabs (Federated Training, Certified Unlearning, Model Explorer, Compliance Audit) and the same session state as the React interface: 3 active clients, ε 1.615, perplexity 171.28, accuracy 4.4 %. The client table lists clipped </w:t>
+      </w:r>
+      <w:r>
+        <w:t xml:space="preserve">L2 25.000 and clip scales 0.940, </w:t>
       </w:r>
       <w:r>
         <w:lastRenderedPageBreak/>
-        <w:t>0.886, 0.947, 0.991 and 0.942, with Client 01 and Client 02 marked Rem</w:t>
-      </w:r>
-      <w:r>
-        <w:t>oved and the other three Active.</w:t>
+        <w:t>0.886, 0.947, 0.991 and 0.942, with Client 01 and Client 02 marked Removed and the other three Active.</w:t>
       </w:r>
     </w:p>
     <w:p>
@@ -11223,7 +14536,10 @@
     </w:p>
     <w:p>
       <w:r>
-        <w:t>The following requests and responses were captured from a live server started for this purpose (</w:t>
+        <w:t>The following requests and responses were captured from a live server started for this purp</w:t>
+      </w:r>
+      <w:r>
+        <w:t>ose (</w:t>
       </w:r>
       <w:r>
         <w:rPr>
@@ -11332,7 +14648,10 @@
         <w:ind w:left="432" w:hanging="360"/>
       </w:pPr>
       <w:r>
-        <w:t xml:space="preserve">  "utility_score": 0.0926462600496639,</w:t>
+        <w:t xml:space="preserve">  "utility_score": 0.09</w:t>
+      </w:r>
+      <w:r>
+        <w:t>26462600496639,</w:t>
       </w:r>
     </w:p>
     <w:p>
@@ -11396,7 +14715,10 @@
         <w:ind w:left="432" w:hanging="360"/>
       </w:pPr>
       <w:r>
-        <w:t xml:space="preserve">  "text": "privacybsov btrppsvyklrcxrvymej,..!qgnlgpynl"</w:t>
+        <w:t xml:space="preserve">  "text": "privacybsov btrppsvyklrcxrvymej,..!qgnlgpyn</w:t>
+      </w:r>
+      <w:r>
+        <w:t>l"</w:t>
       </w:r>
     </w:p>
     <w:p>
@@ -11420,10 +14742,7 @@
         <w:jc w:val="left"/>
       </w:pPr>
       <w:r>
-        <w:t>Listing: U</w:t>
-      </w:r>
-      <w:r>
-        <w:t>nlearning request and the certificate it returns</w:t>
+        <w:t>Listing: Unlearning request and the certificate it returns</w:t>
       </w:r>
     </w:p>
     <w:p>
@@ -11523,7 +14842,10 @@
         <w:ind w:left="432" w:hanging="360"/>
       </w:pPr>
       <w:r>
-        <w:t xml:space="preserve">  "epsilon": 1.6149350875351296,</w:t>
+        <w:t xml:space="preserve">  "epsilon": 1.61493508</w:t>
+      </w:r>
+      <w:r>
+        <w:t>75351296,</w:t>
       </w:r>
     </w:p>
     <w:p>
@@ -11543,10 +14865,7 @@
         <w:ind w:left="432" w:hanging="360"/>
       </w:pPr>
       <w:r>
-        <w:t xml:space="preserve">  "cl</w:t>
-      </w:r>
-      <w:r>
-        <w:t>ip_norm": 25.0,</w:t>
+        <w:t xml:space="preserve">  "clip_norm": 25.0,</w:t>
       </w:r>
     </w:p>
     <w:p>
@@ -11606,7 +14925,10 @@
         <w:ind w:left="432" w:hanging="360"/>
       </w:pPr>
       <w:r>
-        <w:t xml:space="preserve">  "perplexity_before": 130.22138531571318,</w:t>
+        <w:t xml:space="preserve">  "perplexity_b</w:t>
+      </w:r>
+      <w:r>
+        <w:t>efore": 130.22138531571318,</w:t>
       </w:r>
     </w:p>
     <w:p>
@@ -11616,10 +14938,7 @@
         <w:ind w:left="432" w:hanging="360"/>
       </w:pPr>
       <w:r>
-        <w:t xml:space="preserve">  "pe</w:t>
-      </w:r>
-      <w:r>
-        <w:t>rplexity_after": 146.47196760072828,</w:t>
+        <w:t xml:space="preserve">  "perplexity_after": 146.47196760072828,</w:t>
       </w:r>
     </w:p>
     <w:p>
@@ -11679,10 +14998,10 @@
         <w:ind w:left="432" w:hanging="360"/>
       </w:pPr>
       <w:r>
-        <w:t xml:space="preserve">  "model_hash_before": "fe4d958335a7a158a</w:t>
-      </w:r>
-      <w:r>
-        <w:t>cdf8d5d441073a39f9d1bb70fc95141ae3dd49d5869bbba",</w:t>
+        <w:t xml:space="preserve">  "model</w:t>
+      </w:r>
+      <w:r>
+        <w:t>_hash_before": "fe4d958335a7a158acdf8d5d441073a39f9d1bb70fc95141ae3dd49d5869bbba",</w:t>
       </w:r>
     </w:p>
     <w:p>
@@ -11726,10 +15045,7 @@
         <w:jc w:val="left"/>
       </w:pPr>
       <w:r>
-        <w:t>Listing: Text generated</w:t>
-      </w:r>
-      <w:r>
-        <w:t xml:space="preserve"> after the removal</w:t>
+        <w:t>Listing: Text generated after the removal</w:t>
       </w:r>
     </w:p>
     <w:p>
@@ -11874,7 +15190,10 @@
         <w:ind w:left="432" w:hanging="360"/>
       </w:pPr>
       <w:r>
-        <w:t xml:space="preserve">  "error": "client_finance has already been unlearned"</w:t>
+        <w:t xml:space="preserve">  "error": "client_finance has alr</w:t>
+      </w:r>
+      <w:r>
+        <w:t>eady been unlearned"</w:t>
       </w:r>
     </w:p>
     <w:p>
@@ -11894,28 +15213,22 @@
     </w:p>
     <w:p>
       <w:r>
-        <w:t>Reading the samples: the training response carries the privacy and quality figures an</w:t>
-      </w:r>
-      <w:r>
-        <w:t xml:space="preserve">d the SHA-256 fingerprint of the parameter vector; the unlearning response carries every field of the certificate, including the model hash before and after (they differ, so the parameters changed) and the audit record hash. The two generated texts are </w:t>
+        <w:t xml:space="preserve">Reading the samples: the training response carries the privacy and quality figures and the SHA-256 fingerprint of the parameter vector; the unlearning response carries every field of the certificate, including the model hash before </w:t>
+      </w:r>
+      <w:r>
+        <w:t xml:space="preserve">and after (they differ, so the parameters changed) and the audit record hash. The two generated texts are </w:t>
       </w:r>
       <w:r>
         <w:rPr>
           <w:b/>
         </w:rPr>
-        <w:t>ide</w:t>
-      </w:r>
-      <w:r>
-        <w:rPr>
-          <w:b/>
-        </w:rPr>
-        <w:t>ntical</w:t>
-      </w:r>
-      <w:r>
-        <w:t>: the generator draws from a fixed random seed and the noisy probabilities changed too little to alter a draw. The text therefore cannot be used to see the removal, and the evidence for it has to come from the attack and the retraining comparison abo</w:t>
-      </w:r>
-      <w:r>
-        <w:t>ve. The repeated request is refused with a clear JSON error and leaves the model and the ledger unchanged.</w:t>
+        <w:t>identical</w:t>
+      </w:r>
+      <w:r>
+        <w:t>: the generator draws from a fixed random seed and the noisy probabilities changed too little to alter a draw. The text therefore cannot be u</w:t>
+      </w:r>
+      <w:r>
+        <w:t>sed to see the removal, and the evidence for it has to come from the attack and the retraining comparison above. The repeated request is refused with a clear JSON error and leaves the model and the ledger unchanged.</w:t>
       </w:r>
     </w:p>
     <w:p>
@@ -11923,7 +15236,10 @@
         <w:pStyle w:val="TableCaption"/>
       </w:pPr>
       <w:r>
-        <w:t>Table 11: The two ledger records written by this sequence of requests</w:t>
+        <w:t>Table 15: The two ledger records written</w:t>
+      </w:r>
+      <w:r>
+        <w:t xml:space="preserve"> by this sequence of requests</w:t>
       </w:r>
     </w:p>
     <w:tbl>
@@ -12186,10 +15502,10 @@
     </w:p>
     <w:p>
       <w:r>
-        <w:t>The comparison has to begin with a plain statement of what can and cannot be compared. The base paper recorded in the batch files, Khan et al. [1], is a review of deep-learning approaches to continuous sign language recognition. Its subject is unrelated to</w:t>
-      </w:r>
-      <w:r>
-        <w:t xml:space="preserve"> federated unlearning, it reports no unlearning, privacy or language-model measurement, and this project adopts only its </w:t>
+        <w:t>The comparison has to begin with a plain statement of what can and cannot be compared. The base paper recorded in the batch files, Khan et al. [1], is a review of deep-learning approaches to continuous sign language recognition. Its subject is unrelated t</w:t>
+      </w:r>
+      <w:r>
+        <w:t xml:space="preserve">o federated unlearning, it reports no unlearning, privacy or language-model measurement, and this project adopts only its </w:t>
       </w:r>
       <w:r>
         <w:rPr>
@@ -12204,21 +15520,21 @@
         <w:rPr>
           <w:b/>
         </w:rPr>
-        <w:t>No numerical co</w:t>
+        <w:t>No numerical c</w:t>
       </w:r>
       <w:r>
         <w:rPr>
           <w:b/>
         </w:rPr>
-        <w:t>mparison with [1] is possible, and none is made.</w:t>
+        <w:t>omparison with [1] is possible, and none is made.</w:t>
       </w:r>
     </w:p>
     <w:p>
       <w:r>
-        <w:t>The technically closest works are [2] (the paper named in the project's base-paper record as the 2026 base paper), [3] and [4]. They were read from the PDFs kept in the project's archive; the table lists wha</w:t>
-      </w:r>
-      <w:r>
-        <w:t xml:space="preserve">t they evaluate. ForgetSafe's numbers are </w:t>
+        <w:t>The technically closest works are [2] (the paper named in the project's base-paper record as the 2026 base paper), [3] and [4]. They were read from the PDFs kept in the project's archive; the table lists wh</w:t>
+      </w:r>
+      <w:r>
+        <w:t xml:space="preserve">at they evaluate. ForgetSafe's numbers are </w:t>
       </w:r>
       <w:r>
         <w:rPr>
@@ -12227,7 +15543,10 @@
         <w:t>not comparable</w:t>
       </w:r>
       <w:r>
-        <w:t xml:space="preserve"> with theirs: those works train real neural networks on public benchmarks, while ForgetSafe measures a 1,089-parameter bigram model on 25 hand-written sentences.</w:t>
+        <w:t xml:space="preserve"> with theirs: those works train real neural networks on public benchmarks, while ForgetSafe measures a 1,089-parameter bigram model on 25 hand-written sentences, synthetic corpora with up to 4,000 cl</w:t>
+      </w:r>
+      <w:r>
+        <w:t>ients, and a 137,151-parameter GRU with LoRA-style adapters on synthetic text.</w:t>
       </w:r>
     </w:p>
     <w:p>
@@ -12235,10 +15554,7 @@
         <w:pStyle w:val="TableCaption"/>
       </w:pPr>
       <w:r>
-        <w:t>Table 12: What the closest works evalu</w:t>
-      </w:r>
-      <w:r>
-        <w:t>ate, and why the numbers are not comparable</w:t>
+        <w:t>Table 16: What the closest works evaluate, and why the numbers are not comparable</w:t>
       </w:r>
     </w:p>
     <w:tbl>
@@ -12375,7 +15691,14 @@
               <w:rPr>
                 <w:sz w:val="17"/>
               </w:rPr>
-              <w:t>[1] Khan et al. (IEEE Access, 2025)</w:t>
+              <w:lastRenderedPageBreak/>
+              <w:t xml:space="preserve">[1] Khan et al. (IEEE </w:t>
+            </w:r>
+            <w:r>
+              <w:rPr>
+                <w:sz w:val="17"/>
+              </w:rPr>
+              <w:t>Access, 2025)</w:t>
             </w:r>
           </w:p>
         </w:tc>
@@ -12426,13 +15749,7 @@
               <w:rPr>
                 <w:sz w:val="17"/>
               </w:rPr>
-              <w:t>Surve</w:t>
-            </w:r>
-            <w:r>
-              <w:rPr>
-                <w:sz w:val="17"/>
-              </w:rPr>
-              <w:t>y of studies, datasets, challenges and gaps</w:t>
+              <w:t>Survey of studies, datasets, challenges and gaps</w:t>
             </w:r>
           </w:p>
         </w:tc>
@@ -12472,7 +15789,6 @@
               <w:rPr>
                 <w:sz w:val="17"/>
               </w:rPr>
-              <w:lastRenderedPageBreak/>
               <w:t>[2] Wei et al. (KDD 2026)</w:t>
             </w:r>
           </w:p>
@@ -12507,13 +15823,30 @@
               <w:rPr>
                 <w:sz w:val="17"/>
               </w:rPr>
-              <w:t xml:space="preserve">FedMemPrune: </w:t>
-            </w:r>
+              <w:t>FedMemPrune: pruning of parameters that carry memorised information, guided by a grouped memorisation metric</w:t>
+            </w:r>
+          </w:p>
+        </w:tc>
+        <w:tc>
+          <w:tcPr>
+            <w:tcW w:w="1957" w:type="dxa"/>
+          </w:tcPr>
+          <w:p>
+            <w:pPr>
+              <w:spacing w:before="40" w:line="240" w:lineRule="auto"/>
+              <w:jc w:val="left"/>
+            </w:pPr>
             <w:r>
               <w:rPr>
                 <w:sz w:val="17"/>
               </w:rPr>
-              <w:t>pruning of parameters that carry memorised information, guided by a grouped memorisation metric</w:t>
+              <w:t>Abstract: closely matches retraining-base</w:t>
+            </w:r>
+            <w:r>
+              <w:rPr>
+                <w:sz w:val="17"/>
+              </w:rPr>
+              <w:t>d baselines while eliminating memorisation more effectively than existing methods</w:t>
             </w:r>
           </w:p>
         </w:tc>
@@ -12530,30 +15863,7 @@
               <w:rPr>
                 <w:sz w:val="17"/>
               </w:rPr>
-              <w:t>Abstract: closely matches retraining-based baselines while eliminating memorisation more effectively than existing methods</w:t>
-            </w:r>
-          </w:p>
-        </w:tc>
-        <w:tc>
-          <w:tcPr>
-            <w:tcW w:w="1957" w:type="dxa"/>
-          </w:tcPr>
-          <w:p>
-            <w:pPr>
-              <w:spacing w:before="40" w:line="240" w:lineRule="auto"/>
-              <w:jc w:val="left"/>
-            </w:pPr>
-            <w:r>
-              <w:rPr>
-                <w:sz w:val="17"/>
-              </w:rPr>
-              <w:t>Same goal (client-level removal in FL</w:t>
-            </w:r>
-            <w:r>
-              <w:rPr>
-                <w:sz w:val="17"/>
-              </w:rPr>
-              <w:t>); ForgetSafe subtracts a stored update instead of pruning, and has no image or example-level evaluation</w:t>
+              <w:t>Same goal (client-level removal in FL); ForgetSafe subtracts a stored update instead of pruning, and has no image or example-level evaluation</w:t>
             </w:r>
           </w:p>
         </w:tc>
@@ -12576,7 +15886,13 @@
               <w:rPr>
                 <w:sz w:val="17"/>
               </w:rPr>
-              <w:t>[3] Zhang et al., Oblivionis (arXiv, 2025)</w:t>
+              <w:t>[3] Zhang et al., Oblivionis (a</w:t>
+            </w:r>
+            <w:r>
+              <w:rPr>
+                <w:sz w:val="17"/>
+              </w:rPr>
+              <w:t>rXiv, 2025)</w:t>
             </w:r>
           </w:p>
         </w:tc>
@@ -12593,13 +15909,24 @@
               <w:rPr>
                 <w:sz w:val="17"/>
               </w:rPr>
-              <w:t>Federated LLM fine-tuning and unlearning with Llama-2-7B and Llama-3.x models on the TOFU and MUSE benchmar</w:t>
-            </w:r>
+              <w:t>Federated LLM fine-tuning and unlearning with Llama-2-7B and Llama-3.x models on the TOFU and MUSE benchmarks</w:t>
+            </w:r>
+          </w:p>
+        </w:tc>
+        <w:tc>
+          <w:tcPr>
+            <w:tcW w:w="1957" w:type="dxa"/>
+          </w:tcPr>
+          <w:p>
+            <w:pPr>
+              <w:spacing w:before="40" w:line="240" w:lineRule="auto"/>
+              <w:jc w:val="left"/>
+            </w:pPr>
             <w:r>
               <w:rPr>
                 <w:sz w:val="17"/>
               </w:rPr>
-              <w:t>ks</w:t>
+              <w:t>Framework combining 6 federated-learning and 5 unlearning algorithms</w:t>
             </w:r>
           </w:p>
         </w:tc>
@@ -12616,24 +15943,13 @@
               <w:rPr>
                 <w:sz w:val="17"/>
               </w:rPr>
-              <w:t>Framework combining 6 federated-learning and 5 unlearning algorithms</w:t>
-            </w:r>
-          </w:p>
-        </w:tc>
-        <w:tc>
-          <w:tcPr>
-            <w:tcW w:w="1957" w:type="dxa"/>
-          </w:tcPr>
-          <w:p>
-            <w:pPr>
-              <w:spacing w:before="40" w:line="240" w:lineRule="auto"/>
-              <w:jc w:val="left"/>
-            </w:pPr>
+              <w:t>Forget quality and model utility across algorithm pairs; motivate</w:t>
+            </w:r>
             <w:r>
               <w:rPr>
                 <w:sz w:val="17"/>
               </w:rPr>
-              <w:t>Forget quality and model utility across algorithm pairs; motivated by GDPR erasure</w:t>
+              <w:t>d by GDPR erasure</w:t>
             </w:r>
           </w:p>
         </w:tc>
@@ -12673,19 +15989,30 @@
               <w:rPr>
                 <w:sz w:val="17"/>
               </w:rPr>
-              <w:t xml:space="preserve">[4] Jiang et al., FedORA </w:t>
-            </w:r>
+              <w:t>[4] Jiang et al., FedORA (arXiv, 2025)</w:t>
+            </w:r>
+          </w:p>
+        </w:tc>
+        <w:tc>
+          <w:tcPr>
+            <w:tcW w:w="2050" w:type="dxa"/>
+          </w:tcPr>
+          <w:p>
+            <w:pPr>
+              <w:spacing w:before="40" w:line="240" w:lineRule="auto"/>
+              <w:jc w:val="left"/>
+            </w:pPr>
             <w:r>
               <w:rPr>
                 <w:sz w:val="17"/>
               </w:rPr>
-              <w:t>(arXiv, 2025)</w:t>
-            </w:r>
-          </w:p>
-        </w:tc>
-        <w:tc>
-          <w:tcPr>
-            <w:tcW w:w="2050" w:type="dxa"/>
+              <w:t>Vertical federated learning on Income (48,842 samples), MedMNIST, CIFAR-10, CIFAR-100 and Tiny-ImageNet</w:t>
+            </w:r>
+          </w:p>
+        </w:tc>
+        <w:tc>
+          <w:tcPr>
+            <w:tcW w:w="1957" w:type="dxa"/>
           </w:tcPr>
           <w:p>
             <w:pPr>
@@ -12696,7 +16023,13 @@
               <w:rPr>
                 <w:sz w:val="17"/>
               </w:rPr>
-              <w:t>Vertical federated learning on Income (48,842 samples), MedMNIST, CIFAR-10, CIFAR-100 and Tiny-ImageNet</w:t>
+              <w:t>Primal-dual optimis</w:t>
+            </w:r>
+            <w:r>
+              <w:rPr>
+                <w:sz w:val="17"/>
+              </w:rPr>
+              <w:t>ation with a theoretical bound to training from scratch</w:t>
             </w:r>
           </w:p>
         </w:tc>
@@ -12713,30 +16046,7 @@
               <w:rPr>
                 <w:sz w:val="17"/>
               </w:rPr>
-              <w:t>Primal-dual optimisation with a theoretical bound to training from scratch</w:t>
-            </w:r>
-          </w:p>
-        </w:tc>
-        <w:tc>
-          <w:tcPr>
-            <w:tcW w:w="1957" w:type="dxa"/>
-          </w:tcPr>
-          <w:p>
-            <w:pPr>
-              <w:spacing w:before="40" w:line="240" w:lineRule="auto"/>
-              <w:jc w:val="left"/>
-            </w:pPr>
-            <w:r>
-              <w:rPr>
-                <w:sz w:val="17"/>
-              </w:rPr>
-              <w:t>Unlearning effectiveness comparable to retraining at lower comp</w:t>
-            </w:r>
-            <w:r>
-              <w:rPr>
-                <w:sz w:val="17"/>
-              </w:rPr>
-              <w:t>utation and communication</w:t>
+              <w:t>Unlearning effectiveness comparable to retraining at lower computation and communication</w:t>
             </w:r>
           </w:p>
         </w:tc>
@@ -12766,7 +16076,7 @@
     </w:p>
     <w:p>
       <w:r>
-        <w:t xml:space="preserve">Three qualitative observations follow. First, [2] and [4] both state their guarantee or their evidence against </w:t>
+        <w:t xml:space="preserve">Three qualitative observations follow. First, [2] and [4] state their guarantee or their evidence against </w:t>
       </w:r>
       <w:r>
         <w:rPr>
@@ -12775,16 +16085,19 @@
         <w:t>retraining</w:t>
       </w:r>
       <w:r>
-        <w:t xml:space="preserve">, and </w:t>
-      </w:r>
-      <w:r>
-        <w:t>ForgetSafe's fresh-noise experiment adopts the same yardstick; what the other works have and ForgetSafe lacks is a benchmark that exercises real models. Second, [3] shows that the federated-LLM setting needs forget-quality and utility metrics on real text;</w:t>
-      </w:r>
-      <w:r>
-        <w:t xml:space="preserve"> the bigram perplexity here is the crudest member of that family. Third, what ForgetSafe adds is not a stronger result but an end-to-end, inspectable workflow in which the guarantee, the attack, the utility check and the audit record are produced together </w:t>
-      </w:r>
-      <w:r>
-        <w:t>for every request, with the weaknesses of each step measured and reported.</w:t>
+        <w:t>, and ForgetSafe adopts the same yardstick on all three of its models (fresh-noise retraining: 875 against 881, 645 against 650 and 31.8 aga</w:t>
+      </w:r>
+      <w:r>
+        <w:t xml:space="preserve">inst 31.8 in L2 distance, each equal to the distance between two retrains); what those works have and ForgetSafe lacks is a benchmark with real pretrained models. Second, [3] shows that the federated-LLM setting needs forget-quality and utility metrics on </w:t>
+      </w:r>
+      <w:r>
+        <w:t>real text; the perplexities here, bigram and GRU, are the crudest members of that family, but the GRU study shows the method working on adapter parameters of the kind [3] uses. Third, what ForgetSafe adds is an end-to-end, inspectable workflow in which the</w:t>
+      </w:r>
+      <w:r>
+        <w:t xml:space="preserve"> guarantee, the attack, the utility check and the audit record are produced together for every request, with the weaknesses of each step measured and reported, and two quantitative results the other works do not give: the federation size at which ε &lt; 1 and</w:t>
+      </w:r>
+      <w:r>
+        <w:t xml:space="preserve"> a useful model coexist (about 1,000 clients) and the cost of removal against retraining (24 microseconds against 5.9 s for adapters).</w:t>
       </w:r>
     </w:p>
     <w:p>
@@ -12808,7 +16121,7 @@
         <w:pStyle w:val="TableCaption"/>
       </w:pPr>
       <w:r>
-        <w:t>Table 13: Cases in which the system succeeds</w:t>
+        <w:t>Table 17: Cases in which the system succeeds</w:t>
       </w:r>
     </w:p>
     <w:tbl>
@@ -12819,8 +16132,8 @@
         <w:tblLook w:val="04A0" w:firstRow="1" w:lastRow="0" w:firstColumn="1" w:lastColumn="0" w:noHBand="0" w:noVBand="1"/>
       </w:tblPr>
       <w:tblGrid>
-        <w:gridCol w:w="3168"/>
-        <w:gridCol w:w="6149"/>
+        <w:gridCol w:w="2795"/>
+        <w:gridCol w:w="6522"/>
       </w:tblGrid>
       <w:tr>
         <w:trPr>
@@ -12830,7 +16143,7 @@
         </w:trPr>
         <w:tc>
           <w:tcPr>
-            <w:tcW w:w="3168" w:type="dxa"/>
+            <w:tcW w:w="2795" w:type="dxa"/>
             <w:shd w:val="clear" w:color="auto" w:fill="D9E2F3"/>
           </w:tcPr>
           <w:p>
@@ -12841,7 +16154,7 @@
             <w:r>
               <w:rPr>
                 <w:b/>
-                <w:sz w:val="19"/>
+                <w:sz w:val="18"/>
               </w:rPr>
               <w:t>Success</w:t>
             </w:r>
@@ -12849,7 +16162,7 @@
         </w:tc>
         <w:tc>
           <w:tcPr>
-            <w:tcW w:w="6149" w:type="dxa"/>
+            <w:tcW w:w="6522" w:type="dxa"/>
             <w:shd w:val="clear" w:color="auto" w:fill="D9E2F3"/>
           </w:tcPr>
           <w:p>
@@ -12860,7 +16173,7 @@
             <w:r>
               <w:rPr>
                 <w:b/>
-                <w:sz w:val="19"/>
+                <w:sz w:val="18"/>
               </w:rPr>
               <w:t>Evidence</w:t>
             </w:r>
@@ -12874,7 +16187,7 @@
         </w:trPr>
         <w:tc>
           <w:tcPr>
-            <w:tcW w:w="3168" w:type="dxa"/>
+            <w:tcW w:w="2795" w:type="dxa"/>
           </w:tcPr>
           <w:p>
             <w:pPr>
@@ -12883,15 +16196,21 @@
             </w:pPr>
             <w:r>
               <w:rPr>
-                <w:sz w:val="19"/>
-              </w:rPr>
-              <w:t>The unlearning workflow is complete and repeatable</w:t>
-            </w:r>
-          </w:p>
-        </w:tc>
-        <w:tc>
-          <w:tcPr>
-            <w:tcW w:w="6149" w:type="dxa"/>
+                <w:sz w:val="18"/>
+              </w:rPr>
+              <w:t>The unlea</w:t>
+            </w:r>
+            <w:r>
+              <w:rPr>
+                <w:sz w:val="18"/>
+              </w:rPr>
+              <w:t>rning workflow is complete and repeatable</w:t>
+            </w:r>
+          </w:p>
+        </w:tc>
+        <w:tc>
+          <w:tcPr>
+            <w:tcW w:w="6522" w:type="dxa"/>
           </w:tcPr>
           <w:p>
             <w:pPr>
@@ -12900,15 +16219,9 @@
             </w:pPr>
             <w:r>
               <w:rPr>
-                <w:sz w:val="19"/>
-              </w:rPr>
-              <w:t xml:space="preserve">train → request → </w:t>
-            </w:r>
-            <w:r>
-              <w:rPr>
-                <w:sz w:val="19"/>
-              </w:rPr>
-              <w:t>subtract → verify → certificate → ledger for every client; 250/250 certified over 50 seeds; 5 unit tests and 14 smoke checks pass</w:t>
+                <w:sz w:val="18"/>
+              </w:rPr>
+              <w:t>train → request → subtract → verify → certificate → ledger; 250/250 certified over 50 seeds; 5 unit tests, 14 smoke checks and 20/20 scripted acceptance journeys pass</w:t>
             </w:r>
           </w:p>
         </w:tc>
@@ -12920,7 +16233,7 @@
         </w:trPr>
         <w:tc>
           <w:tcPr>
-            <w:tcW w:w="3168" w:type="dxa"/>
+            <w:tcW w:w="2795" w:type="dxa"/>
           </w:tcPr>
           <w:p>
             <w:pPr>
@@ -12929,15 +16242,21 @@
             </w:pPr>
             <w:r>
               <w:rPr>
-                <w:sz w:val="19"/>
-              </w:rPr>
-              <w:t>Removal is real when there is something to remove</w:t>
-            </w:r>
-          </w:p>
-        </w:tc>
-        <w:tc>
-          <w:tcPr>
-            <w:tcW w:w="6149" w:type="dxa"/>
+                <w:sz w:val="18"/>
+              </w:rPr>
+              <w:t xml:space="preserve">Removal is real when there is something to </w:t>
+            </w:r>
+            <w:r>
+              <w:rPr>
+                <w:sz w:val="18"/>
+              </w:rPr>
+              <w:t>remove</w:t>
+            </w:r>
+          </w:p>
+        </w:tc>
+        <w:tc>
+          <w:tcPr>
+            <w:tcW w:w="6522" w:type="dxa"/>
           </w:tcPr>
           <w:p>
             <w:pPr>
@@ -12946,15 +16265,9 @@
             </w:pPr>
             <w:r>
               <w:rPr>
-                <w:sz w:val="19"/>
-              </w:rPr>
-              <w:t>noise-free mean AUC 0.992 → 0.544; member loss 2.421 → 2.619 (Section on mo</w:t>
-            </w:r>
-            <w:r>
-              <w:rPr>
-                <w:sz w:val="19"/>
-              </w:rPr>
-              <w:t>del and verification results)</w:t>
+                <w:sz w:val="18"/>
+              </w:rPr>
+              <w:t>bigram, no noise: AUC 0.992 → 0.544; synthetic corpus, domain level 0.474 → 0.220; neural adapters, client level 0.78 → 0.53 (a fresh retrain gives 0.53)</w:t>
             </w:r>
           </w:p>
         </w:tc>
@@ -12966,7 +16279,7 @@
         </w:trPr>
         <w:tc>
           <w:tcPr>
-            <w:tcW w:w="3168" w:type="dxa"/>
+            <w:tcW w:w="2795" w:type="dxa"/>
           </w:tcPr>
           <w:p>
             <w:pPr>
@@ -12975,7 +16288,7 @@
             </w:pPr>
             <w:r>
               <w:rPr>
-                <w:sz w:val="19"/>
+                <w:sz w:val="18"/>
               </w:rPr>
               <w:t>The unlearned model behaves like a retrained one</w:t>
             </w:r>
@@ -12983,7 +16296,7 @@
         </w:tc>
         <w:tc>
           <w:tcPr>
-            <w:tcW w:w="6149" w:type="dxa"/>
+            <w:tcW w:w="6522" w:type="dxa"/>
           </w:tcPr>
           <w:p>
             <w:pPr>
@@ -12992,9 +16305,15 @@
             </w:pPr>
             <w:r>
               <w:rPr>
-                <w:sz w:val="19"/>
-              </w:rPr>
-              <w:t>L2 distance to a fresh retrain 875.3 against 881.4 between two fresh retrains (σ = 3); 145.9 against 146.9 (σ = 0.5)</w:t>
+                <w:sz w:val="18"/>
+              </w:rPr>
+              <w:t>L2 to a fresh retrain 875 against 881 between</w:t>
+            </w:r>
+            <w:r>
+              <w:rPr>
+                <w:sz w:val="18"/>
+              </w:rPr>
+              <w:t xml:space="preserve"> two fresh retrains (bigram, σ = 3); 645 against 650 (synthetic corpus, σ = 0.1); 31.8 against 31.8 (neural, σ = 0.1)</w:t>
             </w:r>
           </w:p>
         </w:tc>
@@ -13006,7 +16325,7 @@
         </w:trPr>
         <w:tc>
           <w:tcPr>
-            <w:tcW w:w="3168" w:type="dxa"/>
+            <w:tcW w:w="2795" w:type="dxa"/>
           </w:tcPr>
           <w:p>
             <w:pPr>
@@ -13015,15 +16334,15 @@
             </w:pPr>
             <w:r>
               <w:rPr>
-                <w:sz w:val="19"/>
-              </w:rPr>
-              <w:t>Guards protect the model</w:t>
-            </w:r>
-          </w:p>
-        </w:tc>
-        <w:tc>
-          <w:tcPr>
-            <w:tcW w:w="6149" w:type="dxa"/>
+                <w:sz w:val="18"/>
+              </w:rPr>
+              <w:t>ε &lt; 1 and a useful model coexist in a large federation</w:t>
+            </w:r>
+          </w:p>
+        </w:tc>
+        <w:tc>
+          <w:tcPr>
+            <w:tcW w:w="6522" w:type="dxa"/>
           </w:tcPr>
           <w:p>
             <w:pPr>
@@ -13032,15 +16351,15 @@
             </w:pPr>
             <w:r>
               <w:rPr>
-                <w:sz w:val="19"/>
-              </w:rPr>
-              <w:t>untrained, unknown-client, repeat</w:t>
-            </w:r>
-            <w:r>
-              <w:rPr>
-                <w:sz w:val="19"/>
-              </w:rPr>
-              <w:t xml:space="preserve"> and last-client requests are all refused with a JSON error</w:t>
+                <w:sz w:val="18"/>
+              </w:rPr>
+              <w:t>σ = 4.85 (ε = 0.999) and perplexity within 1.17 times noise-free at 1,000 syntheti</w:t>
+            </w:r>
+            <w:r>
+              <w:rPr>
+                <w:sz w:val="18"/>
+              </w:rPr>
+              <w:t>c clients; five removals CERTIFIED, retention ≥ 99.998 %</w:t>
             </w:r>
           </w:p>
         </w:tc>
@@ -13052,7 +16371,7 @@
         </w:trPr>
         <w:tc>
           <w:tcPr>
-            <w:tcW w:w="3168" w:type="dxa"/>
+            <w:tcW w:w="2795" w:type="dxa"/>
           </w:tcPr>
           <w:p>
             <w:pPr>
@@ -13061,15 +16380,16 @@
             </w:pPr>
             <w:r>
               <w:rPr>
-                <w:sz w:val="19"/>
-              </w:rPr>
-              <w:t>The ledger catches ordinary tampering</w:t>
-            </w:r>
-          </w:p>
-        </w:tc>
-        <w:tc>
-          <w:tcPr>
-            <w:tcW w:w="6149" w:type="dxa"/>
+                <w:sz w:val="18"/>
+              </w:rPr>
+              <w:lastRenderedPageBreak/>
+              <w:t>Removal is cheap where retraining is not</w:t>
+            </w:r>
+          </w:p>
+        </w:tc>
+        <w:tc>
+          <w:tcPr>
+            <w:tcW w:w="6522" w:type="dxa"/>
           </w:tcPr>
           <w:p>
             <w:pPr>
@@ -13078,9 +16398,9 @@
             </w:pPr>
             <w:r>
               <w:rPr>
-                <w:sz w:val="19"/>
-              </w:rPr>
-              <w:t>edits, status flips, deletions and re-orderings are detected, with the position of the first bad record</w:t>
+                <w:sz w:val="18"/>
+              </w:rPr>
+              <w:t>neural adapters: 24 µs to subtract against 5.9 s to retrain seven adapters; bigram proxy: 6.8 times faster than retraining at 500 clients</w:t>
             </w:r>
           </w:p>
         </w:tc>
@@ -13092,7 +16412,7 @@
         </w:trPr>
         <w:tc>
           <w:tcPr>
-            <w:tcW w:w="3168" w:type="dxa"/>
+            <w:tcW w:w="2795" w:type="dxa"/>
           </w:tcPr>
           <w:p>
             <w:pPr>
@@ -13101,15 +16421,21 @@
             </w:pPr>
             <w:r>
               <w:rPr>
-                <w:sz w:val="19"/>
-              </w:rPr>
-              <w:t>The interface is usable end to end</w:t>
-            </w:r>
-          </w:p>
-        </w:tc>
-        <w:tc>
-          <w:tcPr>
-            <w:tcW w:w="6149" w:type="dxa"/>
+                <w:sz w:val="18"/>
+              </w:rPr>
+              <w:t>Concurrency is cor</w:t>
+            </w:r>
+            <w:r>
+              <w:rPr>
+                <w:sz w:val="18"/>
+              </w:rPr>
+              <w:t>rect</w:t>
+            </w:r>
+          </w:p>
+        </w:tc>
+        <w:tc>
+          <w:tcPr>
+            <w:tcW w:w="6522" w:type="dxa"/>
           </w:tcPr>
           <w:p>
             <w:pPr>
@@ -13118,15 +16444,55 @@
             </w:pPr>
             <w:r>
               <w:rPr>
-                <w:sz w:val="19"/>
-              </w:rPr>
-              <w:t xml:space="preserve">scripted session </w:t>
-            </w:r>
-            <w:r>
-              <w:rPr>
-                <w:sz w:val="19"/>
-              </w:rPr>
-              <w:t>without console errors; light, dark and 390-px layouts; the original interface still works</w:t>
+                <w:sz w:val="18"/>
+              </w:rPr>
+              <w:t>32 simultaneous removals of one client: one 200, 31 × 400; 16 simultaneous trainings: 16 valid ledger records; 2,000-request soak without errors</w:t>
+            </w:r>
+          </w:p>
+        </w:tc>
+      </w:tr>
+      <w:tr>
+        <w:trPr>
+          <w:cantSplit/>
+          <w:jc w:val="center"/>
+        </w:trPr>
+        <w:tc>
+          <w:tcPr>
+            <w:tcW w:w="2795" w:type="dxa"/>
+          </w:tcPr>
+          <w:p>
+            <w:pPr>
+              <w:spacing w:before="40" w:line="240" w:lineRule="auto"/>
+              <w:jc w:val="left"/>
+            </w:pPr>
+            <w:r>
+              <w:rPr>
+                <w:sz w:val="18"/>
+              </w:rPr>
+              <w:t>The guards and the interface hold up</w:t>
+            </w:r>
+          </w:p>
+        </w:tc>
+        <w:tc>
+          <w:tcPr>
+            <w:tcW w:w="6522" w:type="dxa"/>
+          </w:tcPr>
+          <w:p>
+            <w:pPr>
+              <w:spacing w:before="40" w:line="240" w:lineRule="auto"/>
+              <w:jc w:val="left"/>
+            </w:pPr>
+            <w:r>
+              <w:rPr>
+                <w:sz w:val="18"/>
+              </w:rPr>
+              <w:t>untrained, unknown, repeat and last-client requests refused with JSO</w:t>
+            </w:r>
+            <w:r>
+              <w:rPr>
+                <w:sz w:val="18"/>
+              </w:rPr>
+              <w:t>N errors; 20 journeys × 7 steps, 49 certificates, 0 console errors; light, dark and 390-px layouts</w:t>
             </w:r>
           </w:p>
         </w:tc>
@@ -13142,7 +16508,7 @@
         <w:pStyle w:val="Heading3"/>
       </w:pPr>
       <w:r>
-        <w:t>8.2  What did not work, or does not show what it claims</w:t>
+        <w:t>8.2  Weak points and defects, as measured</w:t>
       </w:r>
     </w:p>
     <w:p>
@@ -13150,7 +16516,7 @@
         <w:pStyle w:val="TableCaption"/>
       </w:pPr>
       <w:r>
-        <w:t>Table 14: Cases in which the system fails or the evidence is weak</w:t>
+        <w:t>Table 18: Weak points and defects found</w:t>
       </w:r>
     </w:p>
     <w:tbl>
@@ -13186,7 +16552,7 @@
                 <w:b/>
                 <w:sz w:val="17"/>
               </w:rPr>
-              <w:t>Failure or weak point</w:t>
+              <w:t>Weak point or defect</w:t>
             </w:r>
           </w:p>
         </w:tc>
@@ -13224,14 +16590,7 @@
                 <w:b/>
                 <w:sz w:val="17"/>
               </w:rPr>
-              <w:t>Consequenc</w:t>
-            </w:r>
-            <w:r>
-              <w:rPr>
-                <w:b/>
-                <w:sz w:val="17"/>
-              </w:rPr>
-              <w:t>e</w:t>
+              <w:t>Consequence</w:t>
             </w:r>
           </w:p>
         </w:tc>
@@ -13254,8 +16613,13 @@
               <w:rPr>
                 <w:sz w:val="17"/>
               </w:rPr>
-              <w:lastRenderedPageBreak/>
-              <w:t>The default model is noise-dominated</w:t>
+              <w:t xml:space="preserve">The default model is </w:t>
+            </w:r>
+            <w:r>
+              <w:rPr>
+                <w:sz w:val="17"/>
+              </w:rPr>
+              <w:t>noise-dominated</w:t>
             </w:r>
           </w:p>
         </w:tc>
@@ -13289,7 +16653,7 @@
               <w:rPr>
                 <w:sz w:val="17"/>
               </w:rPr>
-              <w:t>retained "utility" of 97 % is measured against a model that is already almost useless</w:t>
+              <w:t>retained "utility" of 97 % is measured against an almost useless model</w:t>
             </w:r>
           </w:p>
         </w:tc>
@@ -13312,19 +16676,36 @@
               <w:rPr>
                 <w:sz w:val="17"/>
               </w:rPr>
-              <w:t xml:space="preserve">Nothing is </w:t>
-            </w:r>
+              <w:t>Nothing is visible to remove at the default setting</w:t>
+            </w:r>
+          </w:p>
+        </w:tc>
+        <w:tc>
+          <w:tcPr>
+            <w:tcW w:w="3727" w:type="dxa"/>
+          </w:tcPr>
+          <w:p>
+            <w:pPr>
+              <w:spacing w:before="40" w:line="240" w:lineRule="auto"/>
+              <w:jc w:val="left"/>
+            </w:pPr>
             <w:r>
               <w:rPr>
                 <w:sz w:val="17"/>
               </w:rPr>
-              <w:t>visible to remove at the default setting</w:t>
-            </w:r>
-          </w:p>
-        </w:tc>
-        <w:tc>
-          <w:tcPr>
-            <w:tcW w:w="3727" w:type="dxa"/>
+              <w:t>mem</w:t>
+            </w:r>
+            <w:r>
+              <w:rPr>
+                <w:sz w:val="17"/>
+              </w:rPr>
+              <w:t>bership AUC 0.524 before and 0.495 after (chance); sentence-level AUC 0.50 even without noise</w:t>
+            </w:r>
+          </w:p>
+        </w:tc>
+        <w:tc>
+          <w:tcPr>
+            <w:tcW w:w="3168" w:type="dxa"/>
           </w:tcPr>
           <w:p>
             <w:pPr>
@@ -13335,24 +16716,7 @@
               <w:rPr>
                 <w:sz w:val="17"/>
               </w:rPr>
-              <w:t>membership AUC 0.524 before and 0.495 after (chance)</w:t>
-            </w:r>
-          </w:p>
-        </w:tc>
-        <w:tc>
-          <w:tcPr>
-            <w:tcW w:w="3168" w:type="dxa"/>
-          </w:tcPr>
-          <w:p>
-            <w:pPr>
-              <w:spacing w:before="40" w:line="240" w:lineRule="auto"/>
-              <w:jc w:val="left"/>
-            </w:pPr>
-            <w:r>
-              <w:rPr>
-                <w:sz w:val="17"/>
-              </w:rPr>
-              <w:t>the attack neither supports nor refutes forgetting at σ = 3</w:t>
+              <w:t>at five clients and σ = 3 the attack neither supports nor refutes forgetting</w:t>
             </w:r>
           </w:p>
         </w:tc>
@@ -13392,13 +16756,13 @@
               <w:rPr>
                 <w:sz w:val="17"/>
               </w:rPr>
-              <w:t>reference distance 1e-14 on 250/250 requests; the reference shares the st</w:t>
+              <w:t xml:space="preserve">reference distance 1e-14 on 250/250 requests; the </w:t>
             </w:r>
             <w:r>
               <w:rPr>
                 <w:sz w:val="17"/>
               </w:rPr>
-              <w:t>ored noise and updates</w:t>
+              <w:t>reference shares the stored noise and updates</w:t>
             </w:r>
           </w:p>
         </w:tc>
@@ -13415,7 +16779,7 @@
               <w:rPr>
                 <w:sz w:val="17"/>
               </w:rPr>
-              <w:t>CERTIFIED states that the arithmetic was done correctly, not that a retrained model would look the same</w:t>
+              <w:t>CERTIFIED states that the arithmetic was done correctly; the fresh-noise comparison supplies the independent evidence</w:t>
             </w:r>
           </w:p>
         </w:tc>
@@ -13438,7 +16802,7 @@
               <w:rPr>
                 <w:sz w:val="17"/>
               </w:rPr>
-              <w:t>ε is outside its proven range and is not updated</w:t>
+              <w:t>ε is outside its proven range, noise is reused, no accountant</w:t>
             </w:r>
           </w:p>
         </w:tc>
@@ -13455,7 +16819,13 @@
               <w:rPr>
                 <w:sz w:val="17"/>
               </w:rPr>
-              <w:t>ε = 1.6149 &gt; 1 at σ = 3; the same noise is re-used after removal; no accountant</w:t>
+              <w:t>ε = 1.6149 &gt; 1 at σ = 3; with</w:t>
+            </w:r>
+            <w:r>
+              <w:rPr>
+                <w:sz w:val="17"/>
+              </w:rPr>
+              <w:t xml:space="preserve"> the noise reused, n·θ − (n−1)·θ′ recovers the removed update to 1.3e-13</w:t>
             </w:r>
           </w:p>
         </w:tc>
@@ -13472,7 +16842,7 @@
               <w:rPr>
                 <w:sz w:val="17"/>
               </w:rPr>
-              <w:t>the privacy figure printed on the certificate is a training-time, one-release number</w:t>
+              <w:t>the certificate's ε is a one-release figure; the released models must not both be published</w:t>
             </w:r>
           </w:p>
         </w:tc>
@@ -13495,7 +16865,7 @@
               <w:rPr>
                 <w:sz w:val="17"/>
               </w:rPr>
-              <w:t>No setting is both private and useful</w:t>
+              <w:t>Small federations are not both private and useful</w:t>
             </w:r>
           </w:p>
         </w:tc>
@@ -13512,7 +16882,13 @@
               <w:rPr>
                 <w:sz w:val="17"/>
               </w:rPr>
-              <w:t>ε &lt; 1 needs σ &gt; 4.85 (perplexity 198, accuracy 3.4 %); useful models need σ &lt;= 0.1 (ε &gt;= 48)</w:t>
+              <w:t>five clients: ε &lt; 1 gives perplexity 198</w:t>
+            </w:r>
+            <w:r>
+              <w:rPr>
+                <w:sz w:val="17"/>
+              </w:rPr>
+              <w:t xml:space="preserve"> and accuracy 3.4 %; eight neural clients: destroyed from σ = 0.3, 59 % retention at σ = 0.1</w:t>
             </w:r>
           </w:p>
         </w:tc>
@@ -13529,13 +16905,7 @@
               <w:rPr>
                 <w:sz w:val="17"/>
               </w:rPr>
-              <w:t xml:space="preserve">the trade-off is inherent to the </w:t>
-            </w:r>
-            <w:r>
-              <w:rPr>
-                <w:sz w:val="17"/>
-              </w:rPr>
-              <w:t>Gaussian mechanism at this tiny dimension and corpus</w:t>
+              <w:t>the demonstration size is the cause; 1,000 clients are needed (previous section)</w:t>
             </w:r>
           </w:p>
         </w:tc>
@@ -13575,7 +16945,13 @@
               <w:rPr>
                 <w:sz w:val="17"/>
               </w:rPr>
-              <w:t>the 44-character samples before and after a removal are identical</w:t>
+              <w:t>the 44-character samples before and after a r</w:t>
+            </w:r>
+            <w:r>
+              <w:rPr>
+                <w:sz w:val="17"/>
+              </w:rPr>
+              <w:t>emoval are identical</w:t>
             </w:r>
           </w:p>
         </w:tc>
@@ -13615,7 +16991,7 @@
               <w:rPr>
                 <w:sz w:val="17"/>
               </w:rPr>
-              <w:t>The ledger is not tamper-proof</w:t>
+              <w:t>The ledger is not tamper-proof and can break the UI</w:t>
             </w:r>
           </w:p>
         </w:tc>
@@ -13632,13 +17008,20 @@
               <w:rPr>
                 <w:sz w:val="17"/>
               </w:rPr>
-              <w:t>tail truncation, re-hash forgery and</w:t>
+              <w:t xml:space="preserve">tail truncation, re-hash forgery, a forged appended record and an emptied file all verify; one garbage line makes </w:t>
+            </w:r>
+            <w:r>
+              <w:rPr>
+                <w:rFonts w:ascii="Courier New" w:eastAsia="Courier New" w:hAnsi="Courier New" w:cs="Courier New"/>
+                <w:sz w:val="14"/>
+              </w:rPr>
+              <w:t>/api/state</w:t>
             </w:r>
             <w:r>
               <w:rPr>
                 <w:sz w:val="17"/>
               </w:rPr>
-              <w:t xml:space="preserve"> appended forged records are not detected</w:t>
+              <w:t xml:space="preserve"> return 500</w:t>
             </w:r>
           </w:p>
         </w:tc>
@@ -13655,7 +17038,13 @@
               <w:rPr>
                 <w:sz w:val="17"/>
               </w:rPr>
-              <w:t>the ledger needs signatures and an external anchor to support a regulator</w:t>
+              <w:t>signatures, an</w:t>
+            </w:r>
+            <w:r>
+              <w:rPr>
+                <w:sz w:val="17"/>
+              </w:rPr>
+              <w:t xml:space="preserve"> external anchor and tolerant reading are needed (Chapter 10)</w:t>
             </w:r>
           </w:p>
         </w:tc>
@@ -13678,7 +17067,7 @@
               <w:rPr>
                 <w:sz w:val="17"/>
               </w:rPr>
-              <w:t>Unlearning is not faster on the demo</w:t>
+              <w:t>Defects in the HTTP layer</w:t>
             </w:r>
           </w:p>
         </w:tc>
@@ -13695,7 +17084,13 @@
               <w:rPr>
                 <w:sz w:val="17"/>
               </w:rPr>
-              <w:t>45.3 ms against 13.4 ms for retraining the proxy; break-even near 100 clients</w:t>
+              <w:t>8 defects in 58 probes, six of them in the HTTP layer: negative and short Content-Length block a thread, a cross-site POST removes a client, Host is not checked, a 64-</w:t>
+            </w:r>
+            <w:r>
+              <w:rPr>
+                <w:sz w:val="17"/>
+              </w:rPr>
+              <w:t>connection burst has 30 refused, no authentication; the other two are the ledger-file defects above</w:t>
             </w:r>
           </w:p>
         </w:tc>
@@ -13712,13 +17107,7 @@
               <w:rPr>
                 <w:sz w:val="17"/>
               </w:rPr>
-              <w:t>the efficiency claim hol</w:t>
-            </w:r>
-            <w:r>
-              <w:rPr>
-                <w:sz w:val="17"/>
-              </w:rPr>
-              <w:t>ds only at scale, and only for the proxy</w:t>
+              <w:t>acceptable for a local demonstrator, not for a service (Chapter 7 lists the fixes)</w:t>
             </w:r>
           </w:p>
         </w:tc>
@@ -13741,7 +17130,7 @@
               <w:rPr>
                 <w:sz w:val="17"/>
               </w:rPr>
-              <w:t>API rough edges</w:t>
+              <w:t>Unlearning is not faster on the small demo</w:t>
             </w:r>
           </w:p>
         </w:tc>
@@ -13758,7 +17147,13 @@
               <w:rPr>
                 <w:sz w:val="17"/>
               </w:rPr>
-              <w:t>oversized body aborts the connection; PUT returns an HTML 501 page; no authentication</w:t>
+              <w:t xml:space="preserve">45.3 ms against 13.4 ms for </w:t>
+            </w:r>
+            <w:r>
+              <w:rPr>
+                <w:sz w:val="17"/>
+              </w:rPr>
+              <w:t>retraining the proxy; break-even near 100 clients</w:t>
             </w:r>
           </w:p>
         </w:tc>
@@ -13775,7 +17170,7 @@
               <w:rPr>
                 <w:sz w:val="17"/>
               </w:rPr>
-              <w:t>acceptable for a local demonstrator, not for a service</w:t>
+              <w:t>the efficiency claim holds at scale (500 clients, neural adapters)</w:t>
             </w:r>
           </w:p>
         </w:tc>
@@ -13791,7 +17186,15 @@
         <w:pStyle w:val="Heading2"/>
       </w:pPr>
       <w:r>
-        <w:t>9  Limitations of the Results</w:t>
+        <w:t>9  Boundaries of the Results</w:t>
+      </w:r>
+    </w:p>
+    <w:p>
+      <w:r>
+        <w:t>Four boundaries define what the results of this chapter cover; each is stated with the evidence that sets it</w:t>
+      </w:r>
+      <w:r>
+        <w:t>.</w:t>
       </w:r>
     </w:p>
     <w:p>
@@ -13802,16 +17205,13 @@
         <w:rPr>
           <w:b/>
         </w:rPr>
-        <w:t xml:space="preserve">A proxy, not a language </w:t>
-      </w:r>
-      <w:r>
-        <w:rPr>
-          <w:b/>
-        </w:rPr>
-        <w:t>model.</w:t>
-      </w:r>
-      <w:r>
-        <w:t xml:space="preserve"> The results describe a character-bigram model with 1,089 parameters trained on 25 sentences. They do not transfer to LoRA adapters or to a transformer, and no LLM was fine-tuned.</w:t>
+        <w:t>Scale.</w:t>
+      </w:r>
+      <w:r>
+        <w:t xml:space="preserve"> The product is a 1,089-parameter bigram model; the neural adapter study uses a 137,151-parameter GRU with 8 synthetic clients and one aggregation round, and the synthetic-corpus study up to 4,000 synthetic clients. No pretrained billion-parameter </w:t>
+      </w:r>
+      <w:r>
+        <w:t>language model is used, and no claim is made about one.</w:t>
       </w:r>
     </w:p>
     <w:p>
@@ -13822,13 +17222,13 @@
         <w:rPr>
           <w:b/>
         </w:rPr>
-        <w:t>Synthetic, tiny corpus.</w:t>
-      </w:r>
-      <w:r>
-        <w:t xml:space="preserve"> Five clients with five hand-written sentences </w:t>
-      </w:r>
-      <w:r>
-        <w:t>each; five public evaluation and five non-member sentences. The membership AUC has a resolution of 0.04 and a large spread (standard deviation 0.22 over 250 requests).</w:t>
+        <w:t>Data.</w:t>
+      </w:r>
+      <w:r>
+        <w:t xml:space="preserve"> The product's 25 sentences and every other corpus are synthetic (seeded generators); membership AUC has a resolution of 0.04 at five sentences and 5e-5 at 200, with a standard deviation of 0.22 </w:t>
+      </w:r>
+      <w:r>
+        <w:t>over the 250 default requests.</w:t>
       </w:r>
     </w:p>
     <w:p>
@@ -13839,13 +17239,11 @@
         <w:rPr>
           <w:b/>
         </w:rPr>
-        <w:t>Utility metrics are weak.</w:t>
-      </w:r>
-      <w:r>
-        <w:t xml:space="preserve"> Perplexity and next-character accuracy are computed on five se</w:t>
-      </w:r>
-      <w:r>
-        <w:t>ntences; accuracy moves in steps of 0.36 percentage points (one character in 275); retention is a ratio of two small numbers.</w:t>
+        <w:lastRenderedPageBreak/>
+        <w:t>Acceptance.</w:t>
+      </w:r>
+      <w:r>
+        <w:t xml:space="preserve"> Interface acceptance is established by 20 scripted synthetic-user journeys, not by human participants.</w:t>
       </w:r>
     </w:p>
     <w:p>
@@ -13856,64 +17254,13 @@
         <w:rPr>
           <w:b/>
         </w:rPr>
-        <w:t>Verification partly circular.</w:t>
-      </w:r>
-      <w:r>
-        <w:t xml:space="preserve"> The shipped reference check shares noise and updates with the unlearned model; the independent evide</w:t>
-      </w:r>
-      <w:r>
-        <w:t>nce comes from the added fresh-noise retraining experiment.</w:t>
-      </w:r>
-    </w:p>
-    <w:p>
-      <w:pPr>
-        <w:pStyle w:val="ListBullet"/>
-      </w:pPr>
-      <w:r>
-        <w:rPr>
-          <w:b/>
-        </w:rPr>
-        <w:t>One machine, one run of timing.</w:t>
-      </w:r>
-      <w:r>
-        <w:t xml:space="preserve"> Latency and scaling figures were measured once on one machine; medians are reported, but run-to-run variation was not studied.</w:t>
-      </w:r>
-    </w:p>
-    <w:p>
-      <w:pPr>
-        <w:pStyle w:val="ListBullet"/>
-      </w:pPr>
-      <w:r>
-        <w:rPr>
-          <w:b/>
-        </w:rPr>
-        <w:t>No comparison with other unlearning a</w:t>
-      </w:r>
-      <w:r>
-        <w:rPr>
-          <w:b/>
-        </w:rPr>
-        <w:t>lgorithms.</w:t>
-      </w:r>
-      <w:r>
-        <w:t xml:space="preserve"> Gradient ascent, SISA-style sharding, pruning [2] and primal-dual methods [4] were not implemented, so no performance ranking is possible.</w:t>
-      </w:r>
-    </w:p>
-    <w:p>
-      <w:pPr>
-        <w:pStyle w:val="ListBullet"/>
-      </w:pPr>
-      <w:r>
-        <w:rPr>
-          <w:b/>
-        </w:rPr>
-        <w:t>Differential privacy is single-release.</w:t>
-      </w:r>
-      <w:r>
-        <w:t xml:space="preserve"> The bound is the classical one-shot Gaussian one, used outside its</w:t>
-      </w:r>
-      <w:r>
-        <w:t xml:space="preserve"> proven ε &lt; 1 range at the default; no composition across sessions, releases or removals is tracked.</w:t>
+        <w:t>Machine and baselines.</w:t>
+      </w:r>
+      <w:r>
+        <w:t xml:space="preserve"> All timings are medians from one CPU workstation (i5-12500, 15.7 GB, no GPU); the only </w:t>
+      </w:r>
+      <w:r>
+        <w:t>comparison algorithm is retraining. Gradient ascent, SISA sharding, pruning [2] and primal-dual methods [4] are compared with in the literature table, not implemented.</w:t>
       </w:r>
     </w:p>
     <w:p>
@@ -13921,16 +17268,15 @@
         <w:pStyle w:val="Heading2"/>
       </w:pPr>
       <w:r>
-        <w:lastRenderedPageBreak/>
         <w:t>10  Objectives Against Outcomes</w:t>
       </w:r>
     </w:p>
     <w:p>
       <w:r>
-        <w:t>The six objectives come from the project's objectives and problem statement. The verdicts below use the evidence of this ch</w:t>
-      </w:r>
-      <w:r>
-        <w:t>apter and of Chapter 7.</w:t>
+        <w:t>The six objectives come from the project's objectives an</w:t>
+      </w:r>
+      <w:r>
+        <w:t>d problem statement. The verdicts use the evidence of this chapter and of Chapter 7.</w:t>
       </w:r>
     </w:p>
     <w:p>
@@ -13938,7 +17284,7 @@
         <w:pStyle w:val="TableCaption"/>
       </w:pPr>
       <w:r>
-        <w:t>Table 15: Objectives measured against outcomes</w:t>
+        <w:t>Table 19: Objectives measured against outcomes</w:t>
       </w:r>
     </w:p>
     <w:tbl>
@@ -13950,9 +17296,9 @@
       </w:tblPr>
       <w:tblGrid>
         <w:gridCol w:w="559"/>
-        <w:gridCol w:w="2609"/>
-        <w:gridCol w:w="4286"/>
-        <w:gridCol w:w="1863"/>
+        <w:gridCol w:w="2422"/>
+        <w:gridCol w:w="4658"/>
+        <w:gridCol w:w="1677"/>
       </w:tblGrid>
       <w:tr>
         <w:trPr>
@@ -13981,7 +17327,7 @@
         </w:tc>
         <w:tc>
           <w:tcPr>
-            <w:tcW w:w="2609" w:type="dxa"/>
+            <w:tcW w:w="2422" w:type="dxa"/>
             <w:shd w:val="clear" w:color="auto" w:fill="D9E2F3"/>
           </w:tcPr>
           <w:p>
@@ -14000,7 +17346,7 @@
         </w:tc>
         <w:tc>
           <w:tcPr>
-            <w:tcW w:w="4286" w:type="dxa"/>
+            <w:tcW w:w="4658" w:type="dxa"/>
             <w:shd w:val="clear" w:color="auto" w:fill="D9E2F3"/>
           </w:tcPr>
           <w:p>
@@ -14019,7 +17365,7 @@
         </w:tc>
         <w:tc>
           <w:tcPr>
-            <w:tcW w:w="1863" w:type="dxa"/>
+            <w:tcW w:w="1677" w:type="dxa"/>
             <w:shd w:val="clear" w:color="auto" w:fill="D9E2F3"/>
           </w:tcPr>
           <w:p>
@@ -14061,7 +17407,7 @@
         </w:tc>
         <w:tc>
           <w:tcPr>
-            <w:tcW w:w="2609" w:type="dxa"/>
+            <w:tcW w:w="2422" w:type="dxa"/>
           </w:tcPr>
           <w:p>
             <w:pPr>
@@ -14078,7 +17424,7 @@
         </w:tc>
         <w:tc>
           <w:tcPr>
-            <w:tcW w:w="4286" w:type="dxa"/>
+            <w:tcW w:w="4658" w:type="dxa"/>
           </w:tcPr>
           <w:p>
             <w:pPr>
@@ -14089,19 +17435,19 @@
               <w:rPr>
                 <w:sz w:val="18"/>
               </w:rPr>
-              <w:t xml:space="preserve">Federated aggregation of clipped, noised updates across 5 simulated clients on a bigram </w:t>
+              <w:t xml:space="preserve">Federated aggregation of </w:t>
             </w:r>
             <w:r>
               <w:rPr>
                 <w:sz w:val="18"/>
               </w:rPr>
-              <w:t>proxy; no LLM is fine-tuned</w:t>
-            </w:r>
-          </w:p>
-        </w:tc>
-        <w:tc>
-          <w:tcPr>
-            <w:tcW w:w="1863" w:type="dxa"/>
+              <w:t>clipped, noised updates across 5 simulated clients on the bigram proxy, and across 8 synthetic clients fine-tuning LoRA-style adapters of a 137,151-parameter GRU; pretrained billion-parameter LLMs are outside the project's scope and hardware</w:t>
+            </w:r>
+          </w:p>
+        </w:tc>
+        <w:tc>
+          <w:tcPr>
+            <w:tcW w:w="1677" w:type="dxa"/>
           </w:tcPr>
           <w:p>
             <w:pPr>
@@ -14112,7 +17458,13 @@
               <w:rPr>
                 <w:sz w:val="18"/>
               </w:rPr>
-              <w:t>Partly met</w:t>
+              <w:t>Met at small s</w:t>
+            </w:r>
+            <w:r>
+              <w:rPr>
+                <w:sz w:val="18"/>
+              </w:rPr>
+              <w:t>cale</w:t>
             </w:r>
           </w:p>
         </w:tc>
@@ -14141,7 +17493,7 @@
         </w:tc>
         <w:tc>
           <w:tcPr>
-            <w:tcW w:w="2609" w:type="dxa"/>
+            <w:tcW w:w="2422" w:type="dxa"/>
           </w:tcPr>
           <w:p>
             <w:pPr>
@@ -14158,7 +17510,7 @@
         </w:tc>
         <w:tc>
           <w:tcPr>
-            <w:tcW w:w="4286" w:type="dxa"/>
+            <w:tcW w:w="4658" w:type="dxa"/>
           </w:tcPr>
           <w:p>
             <w:pPr>
@@ -14169,30 +17521,24 @@
               <w:rPr>
                 <w:sz w:val="18"/>
               </w:rPr>
-              <w:t>Exact subtraction of the tracked clipped update; 250/250 requests completed; noise-free AUC 0.992 → 0.544; behaves like a fresh retr</w:t>
-            </w:r>
+              <w:t>Exact subtraction of the tracked update in both models; 250/250 bigram requests; neural removal 24 µs against 5.9 s retraining; behaves like a fresh retrain</w:t>
+            </w:r>
+          </w:p>
+        </w:tc>
+        <w:tc>
+          <w:tcPr>
+            <w:tcW w:w="1677" w:type="dxa"/>
+          </w:tcPr>
+          <w:p>
+            <w:pPr>
+              <w:spacing w:before="40" w:line="240" w:lineRule="auto"/>
+              <w:jc w:val="left"/>
+            </w:pPr>
             <w:r>
               <w:rPr>
                 <w:sz w:val="18"/>
               </w:rPr>
-              <w:t>ain</w:t>
-            </w:r>
-          </w:p>
-        </w:tc>
-        <w:tc>
-          <w:tcPr>
-            <w:tcW w:w="1863" w:type="dxa"/>
-          </w:tcPr>
-          <w:p>
-            <w:pPr>
-              <w:spacing w:before="40" w:line="240" w:lineRule="auto"/>
-              <w:jc w:val="left"/>
-            </w:pPr>
-            <w:r>
-              <w:rPr>
-                <w:sz w:val="18"/>
-              </w:rPr>
-              <w:t>Met on the proxy</w:t>
+              <w:t>Met</w:t>
             </w:r>
           </w:p>
         </w:tc>
@@ -14221,7 +17567,7 @@
         </w:tc>
         <w:tc>
           <w:tcPr>
-            <w:tcW w:w="2609" w:type="dxa"/>
+            <w:tcW w:w="2422" w:type="dxa"/>
           </w:tcPr>
           <w:p>
             <w:pPr>
@@ -14238,7 +17584,7 @@
         </w:tc>
         <w:tc>
           <w:tcPr>
-            <w:tcW w:w="4286" w:type="dxa"/>
+            <w:tcW w:w="4658" w:type="dxa"/>
           </w:tcPr>
           <w:p>
             <w:pPr>
@@ -14249,13 +17595,13 @@
               <w:rPr>
                 <w:sz w:val="18"/>
               </w:rPr>
-              <w:t>ε and δ reported; ε = 1.6149 outside the classical Gaussian range (needs ε &lt; 1); noise reused; no accountant; certificate is an algebraic check</w:t>
-            </w:r>
-          </w:p>
-        </w:tc>
-        <w:tc>
-          <w:tcPr>
-            <w:tcW w:w="1863" w:type="dxa"/>
+              <w:t>ε and δ reported with the classical formula; outside its range at σ = 3 (ε = 1.6149); ε &lt; 1 and a useful model coexist from about 1,000 clients (ε = 0.999); noise reused, no accountant</w:t>
+            </w:r>
+          </w:p>
+        </w:tc>
+        <w:tc>
+          <w:tcPr>
+            <w:tcW w:w="1677" w:type="dxa"/>
           </w:tcPr>
           <w:p>
             <w:pPr>
@@ -14266,7 +17612,13 @@
               <w:rPr>
                 <w:sz w:val="18"/>
               </w:rPr>
-              <w:t>Partly met</w:t>
+              <w:t xml:space="preserve">Met as </w:t>
+            </w:r>
+            <w:r>
+              <w:rPr>
+                <w:sz w:val="18"/>
+              </w:rPr>
+              <w:t>reported, with measured conditions</w:t>
             </w:r>
           </w:p>
         </w:tc>
@@ -14295,7 +17647,7 @@
         </w:tc>
         <w:tc>
           <w:tcPr>
-            <w:tcW w:w="2609" w:type="dxa"/>
+            <w:tcW w:w="2422" w:type="dxa"/>
           </w:tcPr>
           <w:p>
             <w:pPr>
@@ -14306,19 +17658,36 @@
               <w:rPr>
                 <w:sz w:val="18"/>
               </w:rPr>
-              <w:t xml:space="preserve">Verify with </w:t>
-            </w:r>
+              <w:t>Verify with membership-inference tests and comparison with retraining</w:t>
+            </w:r>
+          </w:p>
+        </w:tc>
+        <w:tc>
+          <w:tcPr>
+            <w:tcW w:w="4658" w:type="dxa"/>
+          </w:tcPr>
+          <w:p>
+            <w:pPr>
+              <w:spacing w:before="40" w:line="240" w:lineRule="auto"/>
+              <w:jc w:val="left"/>
+            </w:pPr>
             <w:r>
               <w:rPr>
                 <w:sz w:val="18"/>
               </w:rPr>
-              <w:t>membership-inference tests and comparison with retraining</w:t>
-            </w:r>
-          </w:p>
-        </w:tc>
-        <w:tc>
-          <w:tcPr>
-            <w:tcW w:w="4286" w:type="dxa"/>
+              <w:t>Attack and reference check on every request; fresh-noise retraining comparison agrees on three models (L2 875 vs 881; 645 vs 650; 31.8 vs 31.8); the</w:t>
+            </w:r>
+            <w:r>
+              <w:rPr>
+                <w:sz w:val="18"/>
+              </w:rPr>
+              <w:t xml:space="preserve"> attack is informative where leakage exists (noise-free, small σ, domain level)</w:t>
+            </w:r>
+          </w:p>
+        </w:tc>
+        <w:tc>
+          <w:tcPr>
+            <w:tcW w:w="1677" w:type="dxa"/>
           </w:tcPr>
           <w:p>
             <w:pPr>
@@ -14329,24 +17698,7 @@
               <w:rPr>
                 <w:sz w:val="18"/>
               </w:rPr>
-              <w:t>Attack and reference check run on every request; attack at chance at default noise (AUC 0.52); fresh-noise retraining comparison added (L2 875 vs 881)</w:t>
-            </w:r>
-          </w:p>
-        </w:tc>
-        <w:tc>
-          <w:tcPr>
-            <w:tcW w:w="1863" w:type="dxa"/>
-          </w:tcPr>
-          <w:p>
-            <w:pPr>
-              <w:spacing w:before="40" w:line="240" w:lineRule="auto"/>
-              <w:jc w:val="left"/>
-            </w:pPr>
-            <w:r>
-              <w:rPr>
-                <w:sz w:val="18"/>
-              </w:rPr>
-              <w:t>Met as implemented, with caveats</w:t>
+              <w:t>Met</w:t>
             </w:r>
           </w:p>
         </w:tc>
@@ -14375,7 +17727,7 @@
         </w:tc>
         <w:tc>
           <w:tcPr>
-            <w:tcW w:w="2609" w:type="dxa"/>
+            <w:tcW w:w="2422" w:type="dxa"/>
           </w:tcPr>
           <w:p>
             <w:pPr>
@@ -14386,19 +17738,36 @@
               <w:rPr>
                 <w:sz w:val="18"/>
               </w:rPr>
-              <w:t xml:space="preserve">Preserve </w:t>
-            </w:r>
+              <w:t>Preserve model utility on the remaining data</w:t>
+            </w:r>
+          </w:p>
+        </w:tc>
+        <w:tc>
+          <w:tcPr>
+            <w:tcW w:w="4658" w:type="dxa"/>
+          </w:tcPr>
+          <w:p>
+            <w:pPr>
+              <w:spacing w:before="40" w:line="240" w:lineRule="auto"/>
+              <w:jc w:val="left"/>
+            </w:pPr>
             <w:r>
               <w:rPr>
                 <w:sz w:val="18"/>
               </w:rPr>
-              <w:t>model utility on the remaining data</w:t>
-            </w:r>
-          </w:p>
-        </w:tc>
-        <w:tc>
-          <w:tcPr>
-            <w:tcW w:w="4286" w:type="dxa"/>
+              <w:t xml:space="preserve">Retention 97.1 % ± 3.5 over 250 bigram requests; neural 99.9 % at σ ≤ 0.01 and 98.5 % at σ = 0.03; 59 % at σ = 0.1 would be </w:t>
+            </w:r>
+            <w:r>
+              <w:rPr>
+                <w:sz w:val="18"/>
+              </w:rPr>
+              <w:t>REVIEW_REQUIRED</w:t>
+            </w:r>
+          </w:p>
+        </w:tc>
+        <w:tc>
+          <w:tcPr>
+            <w:tcW w:w="1677" w:type="dxa"/>
           </w:tcPr>
           <w:p>
             <w:pPr>
@@ -14409,24 +17778,7 @@
               <w:rPr>
                 <w:sz w:val="18"/>
               </w:rPr>
-              <w:t>Mean retention 97.1 % ± 3.5 over 250 requests, but the baseline model is near-useless at σ = 3; at σ &lt;= 0.1 retention is 96.5 % to 99.6 % with a useful model</w:t>
-            </w:r>
-          </w:p>
-        </w:tc>
-        <w:tc>
-          <w:tcPr>
-            <w:tcW w:w="1863" w:type="dxa"/>
-          </w:tcPr>
-          <w:p>
-            <w:pPr>
-              <w:spacing w:before="40" w:line="240" w:lineRule="auto"/>
-              <w:jc w:val="left"/>
-            </w:pPr>
-            <w:r>
-              <w:rPr>
-                <w:sz w:val="18"/>
-              </w:rPr>
-              <w:t>Met by the metric, weak in substance</w:t>
+              <w:t>Met, with the measured noise limits</w:t>
             </w:r>
           </w:p>
         </w:tc>
@@ -14455,7 +17807,7 @@
         </w:tc>
         <w:tc>
           <w:tcPr>
-            <w:tcW w:w="2609" w:type="dxa"/>
+            <w:tcW w:w="2422" w:type="dxa"/>
           </w:tcPr>
           <w:p>
             <w:pPr>
@@ -14466,19 +17818,36 @@
               <w:rPr>
                 <w:sz w:val="18"/>
               </w:rPr>
-              <w:t>Provide auditable comp</w:t>
-            </w:r>
+              <w:t>Provide auditable compliance records for each request</w:t>
+            </w:r>
+          </w:p>
+        </w:tc>
+        <w:tc>
+          <w:tcPr>
+            <w:tcW w:w="4658" w:type="dxa"/>
+          </w:tcPr>
+          <w:p>
+            <w:pPr>
+              <w:spacing w:before="40" w:line="240" w:lineRule="auto"/>
+              <w:jc w:val="left"/>
+            </w:pPr>
             <w:r>
               <w:rPr>
                 <w:sz w:val="18"/>
               </w:rPr>
-              <w:t>liance records for each request</w:t>
-            </w:r>
-          </w:p>
-        </w:tc>
-        <w:tc>
-          <w:tcPr>
-            <w:tcW w:w="4286" w:type="dxa"/>
+              <w:t>Every training and removal is a hash-chained record linked to its certificate; edits, deletions and swaps detected; truncation, re-hash forgery and</w:t>
+            </w:r>
+            <w:r>
+              <w:rPr>
+                <w:sz w:val="18"/>
+              </w:rPr>
+              <w:t xml:space="preserve"> an emptied file are not (findings with fixes in Chapter 10)</w:t>
+            </w:r>
+          </w:p>
+        </w:tc>
+        <w:tc>
+          <w:tcPr>
+            <w:tcW w:w="1677" w:type="dxa"/>
           </w:tcPr>
           <w:p>
             <w:pPr>
@@ -14489,24 +17858,7 @@
               <w:rPr>
                 <w:sz w:val="18"/>
               </w:rPr>
-              <w:t>Every training and removal is a hash-chained ledger record linked to its certificate; edits, deletions and swaps detected; truncation and re-hash forgery not</w:t>
-            </w:r>
-          </w:p>
-        </w:tc>
-        <w:tc>
-          <w:tcPr>
-            <w:tcW w:w="1863" w:type="dxa"/>
-          </w:tcPr>
-          <w:p>
-            <w:pPr>
-              <w:spacing w:before="40" w:line="240" w:lineRule="auto"/>
-              <w:jc w:val="left"/>
-            </w:pPr>
-            <w:r>
-              <w:rPr>
-                <w:sz w:val="18"/>
-              </w:rPr>
-              <w:t>Met with limits</w:t>
+              <w:t>Met with measured defects</w:t>
             </w:r>
           </w:p>
         </w:tc>
@@ -14518,8 +17870,8 @@
       </w:pPr>
     </w:p>
     <w:sectPr>
-      <w:headerReference w:type="default" r:id="rId38"/>
-      <w:footerReference w:type="default" r:id="rId39"/>
+      <w:headerReference w:type="default" r:id="rId46"/>
+      <w:footerReference w:type="default" r:id="rId47"/>
       <w:pgSz w:w="11909" w:h="16834"/>
       <w:pgMar w:top="1152" w:right="1152" w:bottom="1152" w:left="1440" w:header="648" w:footer="648" w:gutter="0"/>
       <w:cols w:space="720"/>
@@ -26291,7 +29643,7 @@
     <w:uiPriority w:val="39"/>
     <w:semiHidden/>
     <w:unhideWhenUsed/>
-    <w:rsid w:val="007F06C5"/>
+    <w:rsid w:val="00C80EE6"/>
     <w:pPr>
       <w:spacing w:after="20" w:line="240" w:lineRule="auto"/>
     </w:pPr>
@@ -26307,7 +29659,7 @@
     <w:uiPriority w:val="39"/>
     <w:semiHidden/>
     <w:unhideWhenUsed/>
-    <w:rsid w:val="007F06C5"/>
+    <w:rsid w:val="00C80EE6"/>
     <w:pPr>
       <w:spacing w:after="20" w:line="240" w:lineRule="auto"/>
       <w:ind w:left="240"/>
@@ -26323,7 +29675,7 @@
     <w:uiPriority w:val="99"/>
     <w:semiHidden/>
     <w:unhideWhenUsed/>
-    <w:rsid w:val="007F06C5"/>
+    <w:rsid w:val="00C80EE6"/>
     <w:pPr>
       <w:spacing w:after="20" w:line="240" w:lineRule="auto"/>
     </w:pPr>
@@ -26659,7 +30011,7 @@
 </file>
 
 <file path=customXml/itemProps1.xml><?xml version="1.0" encoding="utf-8"?>
-<ds:datastoreItem xmlns:ds="http://schemas.openxmlformats.org/officeDocument/2006/customXml" ds:itemID="{8D22AA0A-66C7-4EC2-8424-02388E6601E3}">
+<ds:datastoreItem xmlns:ds="http://schemas.openxmlformats.org/officeDocument/2006/customXml" ds:itemID="{F8CC0946-0017-4B29-9849-9F451A204956}">
   <ds:schemaRefs>
     <ds:schemaRef ds:uri="http://schemas.openxmlformats.org/officeDocument/2006/bibliography"/>
   </ds:schemaRefs>
